--- a/LR06/Яковенко_Максим_Михайлович_Вариант_2_ЛР_6.docx
+++ b/LR06/Яковенко_Максим_Михайлович_Вариант_2_ЛР_6.docx
@@ -626,6 +626,26 @@
       <w:pPr>
         <w:jc w:val="center"/>
         <w:rPr>
+          <w:sz w:val="24"/>
+          <w:szCs w:val="24"/>
+          <w:lang w:val="ru-RU"/>
+        </w:rPr>
+      </w:pPr>
+    </w:p>
+    <w:p>
+      <w:pPr>
+        <w:jc w:val="center"/>
+        <w:rPr>
+          <w:sz w:val="24"/>
+          <w:szCs w:val="24"/>
+          <w:lang w:val="ru-RU"/>
+        </w:rPr>
+      </w:pPr>
+    </w:p>
+    <w:p>
+      <w:pPr>
+        <w:jc w:val="center"/>
+        <w:rPr>
           <w:lang w:val="ru-RU"/>
         </w:rPr>
       </w:pPr>
@@ -650,7 +670,7 @@
         <w:pStyle w:val="1"/>
         <w:keepNext/>
         <w:pageBreakBefore/>
-        <w:spacing w:before="0" w:after="160"/>
+        <w:spacing w:after="160"/>
       </w:pPr>
       <w:r>
         <w:rPr>
@@ -660,7 +680,8 @@
           <w:sz w:val="28"/>
           <w:szCs w:val="28"/>
         </w:rPr>
-        <w:t xml:space="preserve">1. Цель, бриф, фактор, гипотеза и допуск</w:t>
+        <w:lastRenderedPageBreak/>
+        <w:t>1. Цель, бриф, фактор, гипотеза и допуск</w:t>
       </w:r>
     </w:p>
     <w:p>
@@ -677,7 +698,7 @@
           <w:sz w:val="25"/>
           <w:szCs w:val="25"/>
         </w:rPr>
-        <w:t xml:space="preserve">1.1. Цель</w:t>
+        <w:t>1.1. Цель</w:t>
       </w:r>
     </w:p>
     <w:p>
@@ -690,7 +711,7 @@
           <w:sz w:val="24"/>
           <w:szCs w:val="24"/>
         </w:rPr>
-        <w:t xml:space="preserve">Превратить подбор параметров генерации в контролируемый эксперимент: изменить один фактор, сохранить остальные условия, измерить отклик по четырём метрикам (сходство с запросом по CLIP, энергия границ, контраст, время генерации) на серии из пяти seed и сформулировать вывод в пределах проверенных условий, отделив статистическую значимость от практической пользы.</w:t>
+        <w:t>Превратить подбор параметров генерации в контролируемый эксперимент: изменить один фактор, сохранить остальные условия, измерить отклик по четырём метрикам (сходство с запросом по CLIP, энергия границ, контраст, время генерации) на серии из пяти seed и сформулировать вывод в пределах проверенных условий, отделив статистическую значимость от практической пользы.</w:t>
       </w:r>
     </w:p>
     <w:p>
@@ -712,7 +733,7 @@
           <w:sz w:val="24"/>
           <w:szCs w:val="24"/>
         </w:rPr>
-        <w:t xml:space="preserve">пригоден ли уменьшенный кадр 384×384 для черновиков</w:t>
+        <w:t>пригоден ли уменьшенный кадр 384×384 для черновиков</w:t>
       </w:r>
       <w:r>
         <w:rPr>
@@ -736,7 +757,7 @@
           <w:sz w:val="25"/>
           <w:szCs w:val="25"/>
         </w:rPr>
-        <w:t xml:space="preserve">1.2. Вариант 2</w:t>
+        <w:t>1.2. Вариант 2</w:t>
       </w:r>
     </w:p>
     <w:p>
@@ -757,7 +778,7 @@
           <w:sz w:val="22"/>
           <w:szCs w:val="22"/>
         </w:rPr>
-        <w:t xml:space="preserve">c, k = (N - 1) // 6, (N - 1) % 6</w:t>
+        <w:t>c, k = (N - 1) // 6, (N - 1) % 6</w:t>
       </w:r>
       <w:r>
         <w:rPr>
@@ -772,14 +793,14 @@
           <w:sz w:val="22"/>
           <w:szCs w:val="22"/>
         </w:rPr>
-        <w:t xml:space="preserve">size_512_to_384</w:t>
-      </w:r>
-      <w:r>
-        <w:rPr>
-          <w:sz w:val="24"/>
-          <w:szCs w:val="24"/>
-        </w:rPr>
-        <w:t xml:space="preserve">).</w:t>
+        <w:t>size_512_to_384</w:t>
+      </w:r>
+      <w:r>
+        <w:rPr>
+          <w:sz w:val="24"/>
+          <w:szCs w:val="24"/>
+        </w:rPr>
+        <w:t>).</w:t>
       </w:r>
     </w:p>
     <w:p>
@@ -792,7 +813,7 @@
           <w:sz w:val="22"/>
           <w:szCs w:val="22"/>
         </w:rPr>
-        <w:t xml:space="preserve">Таблица 1 — Параметры варианта</w:t>
+        <w:t>Таблица 1 — Параметры варианта</w:t>
       </w:r>
     </w:p>
     <w:tbl>
@@ -813,8 +834,8 @@
         <w:tblLook w:val="04A0" w:firstRow="1" w:lastRow="0" w:firstColumn="1" w:lastColumn="0" w:noHBand="0" w:noVBand="1"/>
       </w:tblPr>
       <w:tblGrid>
-        <w:gridCol w:w="2602"/>
-        <w:gridCol w:w="6754"/>
+        <w:gridCol w:w="2600"/>
+        <w:gridCol w:w="6746"/>
       </w:tblGrid>
       <w:tr>
         <w:trPr>
@@ -839,10 +860,8 @@
               <w:rPr>
                 <w:b/>
                 <w:bCs/>
-                <w:sz w:val="20"/>
-                <w:szCs w:val="20"/>
-              </w:rPr>
-              <w:t xml:space="preserve">Параметр</w:t>
+              </w:rPr>
+              <w:t>Параметр</w:t>
             </w:r>
           </w:p>
         </w:tc>
@@ -865,10 +884,8 @@
               <w:rPr>
                 <w:b/>
                 <w:bCs/>
-                <w:sz w:val="20"/>
-                <w:szCs w:val="20"/>
-              </w:rPr>
-              <w:t xml:space="preserve">Значение</w:t>
+              </w:rPr>
+              <w:t>Значение</w:t>
             </w:r>
           </w:p>
         </w:tc>
@@ -889,11 +906,7 @@
           </w:tcPr>
           <w:p>
             <w:r>
-              <w:rPr>
-                <w:sz w:val="20"/>
-                <w:szCs w:val="20"/>
-              </w:rPr>
-              <w:t xml:space="preserve">Бриф</w:t>
+              <w:t>Бриф</w:t>
             </w:r>
           </w:p>
         </w:tc>
@@ -909,11 +922,7 @@
           </w:tcPr>
           <w:p>
             <w:r>
-              <w:rPr>
-                <w:sz w:val="20"/>
-                <w:szCs w:val="20"/>
-              </w:rPr>
-              <w:t xml:space="preserve">1 «афиша фестиваля робототехники»: светящийся силуэт механической руки, глубокий синий и янтарный, чистая композиция, без текста, логотипов и людей</w:t>
+              <w:t>1 «афиша фестиваля робототехники»: светящийся силуэт механической руки, глубокий синий и янтарный, чистая композиция, без текста, логотипов и людей</w:t>
             </w:r>
           </w:p>
         </w:tc>
@@ -934,11 +943,7 @@
           </w:tcPr>
           <w:p>
             <w:r>
-              <w:rPr>
-                <w:sz w:val="20"/>
-                <w:szCs w:val="20"/>
-              </w:rPr>
-              <w:t xml:space="preserve">Фактор</w:t>
+              <w:t>Фактор</w:t>
             </w:r>
           </w:p>
         </w:tc>
@@ -954,11 +959,7 @@
           </w:tcPr>
           <w:p>
             <w:r>
-              <w:rPr>
-                <w:sz w:val="20"/>
-                <w:szCs w:val="20"/>
-              </w:rPr>
-              <w:t xml:space="preserve">2 «размер кадра, меньше»: режим A — 512×512, режим B — 384×384</w:t>
+              <w:t>2 «размер кадра, меньше»: режим A — 512×512, режим B — 384×384</w:t>
             </w:r>
           </w:p>
         </w:tc>
@@ -979,11 +980,7 @@
           </w:tcPr>
           <w:p>
             <w:r>
-              <w:rPr>
-                <w:sz w:val="20"/>
-                <w:szCs w:val="20"/>
-              </w:rPr>
-              <w:t xml:space="preserve">Общие условия A и B</w:t>
+              <w:t>Общие условия A и B</w:t>
             </w:r>
           </w:p>
         </w:tc>
@@ -999,10 +996,6 @@
           </w:tcPr>
           <w:p>
             <w:r>
-              <w:rPr>
-                <w:sz w:val="20"/>
-                <w:szCs w:val="20"/>
-              </w:rPr>
               <w:t xml:space="preserve">структурированный английский запрос (бриф), 1 шаг, </w:t>
             </w:r>
             <w:r>
@@ -1011,13 +1004,9 @@
                 <w:sz w:val="18"/>
                 <w:szCs w:val="18"/>
               </w:rPr>
-              <w:t xml:space="preserve">guidance_scale = 0,0</w:t>
-            </w:r>
-            <w:r>
-              <w:rPr>
-                <w:sz w:val="20"/>
-                <w:szCs w:val="20"/>
-              </w:rPr>
+              <w:t>guidance_scale = 0,0</w:t>
+            </w:r>
+            <w:r>
               <w:t xml:space="preserve">, вычисления </w:t>
             </w:r>
             <w:r>
@@ -1026,14 +1015,10 @@
                 <w:sz w:val="18"/>
                 <w:szCs w:val="18"/>
               </w:rPr>
-              <w:t xml:space="preserve">float16</w:t>
-            </w:r>
-            <w:r>
-              <w:rPr>
-                <w:sz w:val="20"/>
-                <w:szCs w:val="20"/>
-              </w:rPr>
-              <w:t xml:space="preserve">, генератор шума на CPU</w:t>
+              <w:t>float16</w:t>
+            </w:r>
+            <w:r>
+              <w:t>, генератор шума на CPU</w:t>
             </w:r>
           </w:p>
         </w:tc>
@@ -1054,11 +1039,7 @@
           </w:tcPr>
           <w:p>
             <w:r>
-              <w:rPr>
-                <w:sz w:val="20"/>
-                <w:szCs w:val="20"/>
-              </w:rPr>
-              <w:t xml:space="preserve">Серия seed</w:t>
+              <w:t>Серия seed</w:t>
             </w:r>
           </w:p>
         </w:tc>
@@ -1074,11 +1055,7 @@
           </w:tcPr>
           <w:p>
             <w:r>
-              <w:rPr>
-                <w:sz w:val="20"/>
-                <w:szCs w:val="20"/>
-              </w:rPr>
-              <w:t xml:space="preserve">101, 102, 103, 104, 105</w:t>
+              <w:t>101, 102, 103, 104, 105</w:t>
             </w:r>
           </w:p>
         </w:tc>
@@ -1099,11 +1076,7 @@
           </w:tcPr>
           <w:p>
             <w:r>
-              <w:rPr>
-                <w:sz w:val="20"/>
-                <w:szCs w:val="20"/>
-              </w:rPr>
-              <w:t xml:space="preserve">Метрики</w:t>
+              <w:t>Метрики</w:t>
             </w:r>
           </w:p>
         </w:tc>
@@ -1119,11 +1092,7 @@
           </w:tcPr>
           <w:p>
             <w:r>
-              <w:rPr>
-                <w:sz w:val="20"/>
-                <w:szCs w:val="20"/>
-              </w:rPr>
-              <w:t xml:space="preserve">сходство CLIP (100·cos, относительно английского брифа), энергия границ, контраст, время одного вызова генерации</w:t>
+              <w:t>сходство CLIP (100·cos, относительно английского брифа), энергия границ, контраст, время одного вызова генерации</w:t>
             </w:r>
           </w:p>
         </w:tc>
@@ -1144,11 +1113,7 @@
           </w:tcPr>
           <w:p>
             <w:r>
-              <w:rPr>
-                <w:sz w:val="20"/>
-                <w:szCs w:val="20"/>
-              </w:rPr>
-              <w:t xml:space="preserve">Требования варианта</w:t>
+              <w:t>Требования варианта</w:t>
             </w:r>
           </w:p>
         </w:tc>
@@ -1164,11 +1129,7 @@
           </w:tcPr>
           <w:p>
             <w:r>
-              <w:rPr>
-                <w:sz w:val="20"/>
-                <w:szCs w:val="20"/>
-              </w:rPr>
-              <w:t xml:space="preserve">сравнивать метрики после приведения к одному масштабу; визуально проверить, что силуэт руки узнаваем и главный; вывод не переносить на другие модели</w:t>
+              <w:t>сравнивать метрики после приведения к одному масштабу; визуально проверить, что силуэт руки узнаваем и главный; вывод не переносить на другие модели</w:t>
             </w:r>
           </w:p>
         </w:tc>
@@ -1194,7 +1155,7 @@
           <w:sz w:val="25"/>
           <w:szCs w:val="25"/>
         </w:rPr>
-        <w:t xml:space="preserve">1.3. Гипотеза, записанная до запуска</w:t>
+        <w:t>1.3. Гипотеза, записанная до запуска</w:t>
       </w:r>
     </w:p>
     <w:p>
@@ -1215,7 +1176,7 @@
           <w:sz w:val="22"/>
           <w:szCs w:val="22"/>
         </w:rPr>
-        <w:t xml:space="preserve">reports/journal.md</w:t>
+        <w:t>reports/journal.md</w:t>
       </w:r>
       <w:r>
         <w:rPr>
@@ -1230,7 +1191,7 @@
           <w:sz w:val="22"/>
           <w:szCs w:val="22"/>
         </w:rPr>
-        <w:t xml:space="preserve">057583a</w:t>
+        <w:t>057583a</w:t>
       </w:r>
       <w:r>
         <w:rPr>
@@ -1252,7 +1213,7 @@
           <w:sz w:val="24"/>
           <w:szCs w:val="24"/>
         </w:rPr>
-        <w:t xml:space="preserve">Механизм, из которого выведены ожидания.</w:t>
+        <w:t>Механизм, из которого выведены ожидания.</w:t>
       </w:r>
       <w:r>
         <w:rPr>
@@ -1272,7 +1233,8 @@
           <w:sz w:val="22"/>
           <w:szCs w:val="22"/>
         </w:rPr>
-        <w:t xml:space="preserve">Таблица 2 — Ожидания по метрикам до запуска</w:t>
+        <w:lastRenderedPageBreak/>
+        <w:t>Таблица 2 — Ожидания по метрикам до запуска</w:t>
       </w:r>
     </w:p>
     <w:tbl>
@@ -1293,9 +1255,9 @@
         <w:tblLook w:val="04A0" w:firstRow="1" w:lastRow="0" w:firstColumn="1" w:lastColumn="0" w:noHBand="0" w:noVBand="1"/>
       </w:tblPr>
       <w:tblGrid>
-        <w:gridCol w:w="2301"/>
-        <w:gridCol w:w="2702"/>
-        <w:gridCol w:w="4353"/>
+        <w:gridCol w:w="2299"/>
+        <w:gridCol w:w="2699"/>
+        <w:gridCol w:w="4348"/>
       </w:tblGrid>
       <w:tr>
         <w:trPr>
@@ -1320,10 +1282,8 @@
               <w:rPr>
                 <w:b/>
                 <w:bCs/>
-                <w:sz w:val="20"/>
-                <w:szCs w:val="20"/>
-              </w:rPr>
-              <w:t xml:space="preserve">Метрика</w:t>
+              </w:rPr>
+              <w:t>Метрика</w:t>
             </w:r>
           </w:p>
         </w:tc>
@@ -1346,10 +1306,8 @@
               <w:rPr>
                 <w:b/>
                 <w:bCs/>
-                <w:sz w:val="20"/>
-                <w:szCs w:val="20"/>
-              </w:rPr>
-              <w:t xml:space="preserve">Ожидание</w:t>
+              </w:rPr>
+              <w:t>Ожидание</w:t>
             </w:r>
           </w:p>
         </w:tc>
@@ -1372,10 +1330,8 @@
               <w:rPr>
                 <w:b/>
                 <w:bCs/>
-                <w:sz w:val="20"/>
-                <w:szCs w:val="20"/>
-              </w:rPr>
-              <w:t xml:space="preserve">Обоснование</w:t>
+              </w:rPr>
+              <w:t>Обоснование</w:t>
             </w:r>
           </w:p>
         </w:tc>
@@ -1396,11 +1352,7 @@
           </w:tcPr>
           <w:p>
             <w:r>
-              <w:rPr>
-                <w:sz w:val="20"/>
-                <w:szCs w:val="20"/>
-              </w:rPr>
-              <w:t xml:space="preserve">Сходство CLIP</w:t>
+              <w:t>Сходство CLIP</w:t>
             </w:r>
           </w:p>
         </w:tc>
@@ -1416,11 +1368,7 @@
           </w:tcPr>
           <w:p>
             <w:r>
-              <w:rPr>
-                <w:sz w:val="20"/>
-                <w:szCs w:val="20"/>
-              </w:rPr>
-              <w:t xml:space="preserve">снижение не больше 1,0; по 2s незначимо</w:t>
+              <w:t>снижение не больше 1,0; по 2s незначимо</w:t>
             </w:r>
           </w:p>
         </w:tc>
@@ -1436,11 +1384,7 @@
           </w:tcPr>
           <w:p>
             <w:r>
-              <w:rPr>
-                <w:sz w:val="20"/>
-                <w:szCs w:val="20"/>
-              </w:rPr>
-              <w:t xml:space="preserve">процессор CLIP приводит любое изображение к 224×224, разрешение само по себе почти не влияет</w:t>
+              <w:t>процессор CLIP приводит любое изображение к 224×224, разрешение само по себе почти не влияет</w:t>
             </w:r>
           </w:p>
         </w:tc>
@@ -1461,11 +1405,7 @@
           </w:tcPr>
           <w:p>
             <w:r>
-              <w:rPr>
-                <w:sz w:val="20"/>
-                <w:szCs w:val="20"/>
-              </w:rPr>
-              <w:t xml:space="preserve">Энергия границ, исходный размер</w:t>
+              <w:t>Энергия границ, исходный размер</w:t>
             </w:r>
           </w:p>
         </w:tc>
@@ -1481,11 +1421,7 @@
           </w:tcPr>
           <w:p>
             <w:r>
-              <w:rPr>
-                <w:sz w:val="20"/>
-                <w:szCs w:val="20"/>
-              </w:rPr>
-              <w:t xml:space="preserve">рост больше 10 %</w:t>
+              <w:t>рост больше 10 %</w:t>
             </w:r>
           </w:p>
         </w:tc>
@@ -1501,11 +1437,7 @@
           </w:tcPr>
           <w:p>
             <w:r>
-              <w:rPr>
-                <w:sz w:val="20"/>
-                <w:szCs w:val="20"/>
-              </w:rPr>
-              <w:t xml:space="preserve">метрика — средний градиент на пиксель; та же сцена на сетке 384 имеет более крутые перепады (до 512/384 ≈ 1,33 раза)</w:t>
+              <w:t>метрика — средний градиент на пиксель; та же сцена на сетке 384 имеет более крутые перепады (до 512/384 ≈ 1,33 раза)</w:t>
             </w:r>
           </w:p>
         </w:tc>
@@ -1526,11 +1458,7 @@
           </w:tcPr>
           <w:p>
             <w:r>
-              <w:rPr>
-                <w:sz w:val="20"/>
-                <w:szCs w:val="20"/>
-              </w:rPr>
-              <w:t xml:space="preserve">Энергия границ, один масштаб</w:t>
+              <w:t>Энергия границ, один масштаб</w:t>
             </w:r>
           </w:p>
         </w:tc>
@@ -1546,11 +1474,7 @@
           </w:tcPr>
           <w:p>
             <w:r>
-              <w:rPr>
-                <w:sz w:val="20"/>
-                <w:szCs w:val="20"/>
-              </w:rPr>
-              <w:t xml:space="preserve">в допуске или снижение</w:t>
+              <w:t>в допуске или снижение</w:t>
             </w:r>
           </w:p>
         </w:tc>
@@ -1566,11 +1490,7 @@
           </w:tcPr>
           <w:p>
             <w:r>
-              <w:rPr>
-                <w:sz w:val="20"/>
-                <w:szCs w:val="20"/>
-              </w:rPr>
-              <w:t xml:space="preserve">после приведения к одному размеру остаётся только эффект «меньше деталей»</w:t>
+              <w:t>после приведения к одному размеру остаётся только эффект «меньше деталей»</w:t>
             </w:r>
           </w:p>
         </w:tc>
@@ -1591,11 +1511,7 @@
           </w:tcPr>
           <w:p>
             <w:r>
-              <w:rPr>
-                <w:sz w:val="20"/>
-                <w:szCs w:val="20"/>
-              </w:rPr>
-              <w:t xml:space="preserve">Контраст</w:t>
+              <w:t>Контраст</w:t>
             </w:r>
           </w:p>
         </w:tc>
@@ -1611,11 +1527,7 @@
           </w:tcPr>
           <w:p>
             <w:r>
-              <w:rPr>
-                <w:sz w:val="20"/>
-                <w:szCs w:val="20"/>
-              </w:rPr>
-              <w:t xml:space="preserve">в пределах ±10 %; по 2s незначимо</w:t>
+              <w:t>в пределах ±10 %; по 2s незначимо</w:t>
             </w:r>
           </w:p>
         </w:tc>
@@ -1631,11 +1543,7 @@
           </w:tcPr>
           <w:p>
             <w:r>
-              <w:rPr>
-                <w:sz w:val="20"/>
-                <w:szCs w:val="20"/>
-              </w:rPr>
-              <w:t xml:space="preserve">σ яркости от масштаба не зависит, меняется лишь вместе с композицией</w:t>
+              <w:t>σ яркости от масштаба не зависит, меняется лишь вместе с композицией</w:t>
             </w:r>
           </w:p>
         </w:tc>
@@ -1656,11 +1564,7 @@
           </w:tcPr>
           <w:p>
             <w:r>
-              <w:rPr>
-                <w:sz w:val="20"/>
-                <w:szCs w:val="20"/>
-              </w:rPr>
-              <w:t xml:space="preserve">Время</w:t>
+              <w:t>Время</w:t>
             </w:r>
           </w:p>
         </w:tc>
@@ -1676,11 +1580,7 @@
           </w:tcPr>
           <w:p>
             <w:r>
-              <w:rPr>
-                <w:sz w:val="20"/>
-                <w:szCs w:val="20"/>
-              </w:rPr>
-              <w:t xml:space="preserve">снижение на 35–50 %; значимо по 2s</w:t>
+              <w:t>снижение на 35–50 %; значимо по 2s</w:t>
             </w:r>
           </w:p>
         </w:tc>
@@ -1696,11 +1596,7 @@
           </w:tcPr>
           <w:p>
             <w:r>
-              <w:rPr>
-                <w:sz w:val="20"/>
-                <w:szCs w:val="20"/>
-              </w:rPr>
-              <w:t xml:space="preserve">U-Net и декодер VAE обрабатывают 0,56 исходного числа пикселей; часть времени — постоянные накладные расходы</w:t>
+              <w:t>U-Net и декодер VAE обрабатывают 0,56 исходного числа пикселей; часть времени — постоянные накладные расходы</w:t>
             </w:r>
           </w:p>
         </w:tc>
@@ -1726,7 +1622,7 @@
           <w:sz w:val="25"/>
           <w:szCs w:val="25"/>
         </w:rPr>
-        <w:t xml:space="preserve">1.4. Практический допуск и его обоснование</w:t>
+        <w:t>1.4. Практический допуск и его обоснование</w:t>
       </w:r>
     </w:p>
     <w:p>
@@ -1739,7 +1635,7 @@
           <w:sz w:val="22"/>
           <w:szCs w:val="22"/>
         </w:rPr>
-        <w:t xml:space="preserve">Таблица 3 — Практический допуск (записан до запуска)</w:t>
+        <w:t>Таблица 3 — Практический допуск (записан до запуска)</w:t>
       </w:r>
     </w:p>
     <w:tbl>
@@ -1760,9 +1656,9 @@
         <w:tblLook w:val="04A0" w:firstRow="1" w:lastRow="0" w:firstColumn="1" w:lastColumn="0" w:noHBand="0" w:noVBand="1"/>
       </w:tblPr>
       <w:tblGrid>
-        <w:gridCol w:w="2001"/>
-        <w:gridCol w:w="1901"/>
-        <w:gridCol w:w="5453"/>
+        <w:gridCol w:w="1999"/>
+        <w:gridCol w:w="1900"/>
+        <w:gridCol w:w="5447"/>
       </w:tblGrid>
       <w:tr>
         <w:trPr>
@@ -1787,10 +1683,8 @@
               <w:rPr>
                 <w:b/>
                 <w:bCs/>
-                <w:sz w:val="20"/>
-                <w:szCs w:val="20"/>
-              </w:rPr>
-              <w:t xml:space="preserve">Метрика</w:t>
+              </w:rPr>
+              <w:t>Метрика</w:t>
             </w:r>
           </w:p>
         </w:tc>
@@ -1813,10 +1707,8 @@
               <w:rPr>
                 <w:b/>
                 <w:bCs/>
-                <w:sz w:val="20"/>
-                <w:szCs w:val="20"/>
-              </w:rPr>
-              <w:t xml:space="preserve">Допуск</w:t>
+              </w:rPr>
+              <w:t>Допуск</w:t>
             </w:r>
           </w:p>
         </w:tc>
@@ -1839,10 +1731,8 @@
               <w:rPr>
                 <w:b/>
                 <w:bCs/>
-                <w:sz w:val="20"/>
-                <w:szCs w:val="20"/>
-              </w:rPr>
-              <w:t xml:space="preserve">Обоснование</w:t>
+              </w:rPr>
+              <w:t>Обоснование</w:t>
             </w:r>
           </w:p>
         </w:tc>
@@ -1863,11 +1753,7 @@
           </w:tcPr>
           <w:p>
             <w:r>
-              <w:rPr>
-                <w:sz w:val="20"/>
-                <w:szCs w:val="20"/>
-              </w:rPr>
-              <w:t xml:space="preserve">Сходство CLIP</w:t>
+              <w:t>Сходство CLIP</w:t>
             </w:r>
           </w:p>
         </w:tc>
@@ -1883,11 +1769,7 @@
           </w:tcPr>
           <w:p>
             <w:r>
-              <w:rPr>
-                <w:sz w:val="20"/>
-                <w:szCs w:val="20"/>
-              </w:rPr>
-              <w:t xml:space="preserve">±1,0 (абсолютно)</w:t>
+              <w:t>±1,0 (абсолютно)</w:t>
             </w:r>
           </w:p>
         </w:tc>
@@ -1903,11 +1785,7 @@
           </w:tcPr>
           <w:p>
             <w:r>
-              <w:rPr>
-                <w:sz w:val="20"/>
-                <w:szCs w:val="20"/>
-              </w:rPr>
-              <w:t xml:space="preserve">меньше разброса между seed (1,39 в демонстрационном варианте): сдвиг, неотличимый от смены seed, неважен</w:t>
+              <w:t>меньше разброса между seed (1,39 в демонстрационном варианте): сдвиг, неотличимый от смены seed, неважен</w:t>
             </w:r>
           </w:p>
         </w:tc>
@@ -1928,11 +1806,7 @@
           </w:tcPr>
           <w:p>
             <w:r>
-              <w:rPr>
-                <w:sz w:val="20"/>
-                <w:szCs w:val="20"/>
-              </w:rPr>
-              <w:t xml:space="preserve">Энергия границ</w:t>
+              <w:t>Энергия границ</w:t>
             </w:r>
           </w:p>
         </w:tc>
@@ -1948,11 +1822,7 @@
           </w:tcPr>
           <w:p>
             <w:r>
-              <w:rPr>
-                <w:sz w:val="20"/>
-                <w:szCs w:val="20"/>
-              </w:rPr>
-              <w:t xml:space="preserve">±10 % от A</w:t>
+              <w:t>±10 % от A</w:t>
             </w:r>
           </w:p>
         </w:tc>
@@ -1968,11 +1838,7 @@
           </w:tcPr>
           <w:p>
             <w:r>
-              <w:rPr>
-                <w:sz w:val="20"/>
-                <w:szCs w:val="20"/>
-              </w:rPr>
-              <w:t xml:space="preserve">разница резкости 10 % между эскизами на глаз почти не различима</w:t>
+              <w:t>разница резкости 10 % между эскизами на глаз почти не различима</w:t>
             </w:r>
           </w:p>
         </w:tc>
@@ -1993,11 +1859,7 @@
           </w:tcPr>
           <w:p>
             <w:r>
-              <w:rPr>
-                <w:sz w:val="20"/>
-                <w:szCs w:val="20"/>
-              </w:rPr>
-              <w:t xml:space="preserve">Контраст</w:t>
+              <w:t>Контраст</w:t>
             </w:r>
           </w:p>
         </w:tc>
@@ -2013,11 +1875,7 @@
           </w:tcPr>
           <w:p>
             <w:r>
-              <w:rPr>
-                <w:sz w:val="20"/>
-                <w:szCs w:val="20"/>
-              </w:rPr>
-              <w:t xml:space="preserve">±10 % от A</w:t>
+              <w:t>±10 % от A</w:t>
             </w:r>
           </w:p>
         </w:tc>
@@ -2033,11 +1891,7 @@
           </w:tcPr>
           <w:p>
             <w:r>
-              <w:rPr>
-                <w:sz w:val="20"/>
-                <w:szCs w:val="20"/>
-              </w:rPr>
-              <w:t xml:space="preserve">с 10 % начинает меняться «читаемость» силуэта на тёмном фоне</w:t>
+              <w:t>с 10 % начинает меняться «читаемость» силуэта на тёмном фоне</w:t>
             </w:r>
           </w:p>
         </w:tc>
@@ -2058,11 +1912,7 @@
           </w:tcPr>
           <w:p>
             <w:r>
-              <w:rPr>
-                <w:sz w:val="20"/>
-                <w:szCs w:val="20"/>
-              </w:rPr>
-              <w:t xml:space="preserve">Время</w:t>
+              <w:t>Время</w:t>
             </w:r>
           </w:p>
         </w:tc>
@@ -2078,11 +1928,7 @@
           </w:tcPr>
           <w:p>
             <w:r>
-              <w:rPr>
-                <w:sz w:val="20"/>
-                <w:szCs w:val="20"/>
-              </w:rPr>
-              <w:t xml:space="preserve">±20 % от A</w:t>
+              <w:t>±20 % от A</w:t>
             </w:r>
           </w:p>
         </w:tc>
@@ -2098,11 +1944,7 @@
           </w:tcPr>
           <w:p>
             <w:r>
-              <w:rPr>
-                <w:sz w:val="20"/>
-                <w:szCs w:val="20"/>
-              </w:rPr>
-              <w:t xml:space="preserve">20 % — минимальная экономия на серии, ради которой стоит менять размер кадра</w:t>
+              <w:t>20 % — минимальная экономия на серии, ради которой стоит менять размер кадра</w:t>
             </w:r>
           </w:p>
         </w:tc>
@@ -2126,7 +1968,7 @@
           <w:sz w:val="24"/>
           <w:szCs w:val="24"/>
         </w:rPr>
-        <w:t xml:space="preserve">Правило классификации.</w:t>
+        <w:t>Правило классификации.</w:t>
       </w:r>
       <w:r>
         <w:rPr>
@@ -2142,7 +1984,7 @@
           <w:sz w:val="24"/>
           <w:szCs w:val="24"/>
         </w:rPr>
-        <w:t xml:space="preserve">в любую сторону</w:t>
+        <w:t>в любую сторону</w:t>
       </w:r>
       <w:r>
         <w:rPr>
@@ -2164,7 +2006,7 @@
           <w:sz w:val="24"/>
           <w:szCs w:val="24"/>
         </w:rPr>
-        <w:t xml:space="preserve">Ожидаемый ответ</w:t>
+        <w:t>Ожидаемый ответ</w:t>
       </w:r>
       <w:r>
         <w:rPr>
@@ -2188,7 +2030,7 @@
           <w:sz w:val="28"/>
           <w:szCs w:val="28"/>
         </w:rPr>
-        <w:t xml:space="preserve">2. Данные, лицензии моделей и ограничения</w:t>
+        <w:t>2. Данные, лицензии моделей и ограничения</w:t>
       </w:r>
     </w:p>
     <w:p>
@@ -2205,7 +2047,7 @@
           <w:sz w:val="25"/>
           <w:szCs w:val="25"/>
         </w:rPr>
-        <w:t xml:space="preserve">2.1. Данные — тексты запросов</w:t>
+        <w:t>2.1. Данные — тексты запросов</w:t>
       </w:r>
     </w:p>
     <w:p>
@@ -2226,7 +2068,7 @@
           <w:sz w:val="22"/>
           <w:szCs w:val="22"/>
         </w:rPr>
-        <w:t xml:space="preserve">L.BRIEFS</w:t>
+        <w:t>L.BRIEFS</w:t>
       </w:r>
       <w:r>
         <w:rPr>
@@ -2241,14 +2083,14 @@
           <w:sz w:val="22"/>
           <w:szCs w:val="22"/>
         </w:rPr>
-        <w:t xml:space="preserve">lab05_lib.py</w:t>
-      </w:r>
-      <w:r>
-        <w:rPr>
-          <w:sz w:val="24"/>
-          <w:szCs w:val="24"/>
-        </w:rPr>
-        <w:t xml:space="preserve">:</w:t>
+        <w:t>lab05_lib.py</w:t>
+      </w:r>
+      <w:r>
+        <w:rPr>
+          <w:sz w:val="24"/>
+          <w:szCs w:val="24"/>
+        </w:rPr>
+        <w:t>:</w:t>
       </w:r>
     </w:p>
     <w:tbl>
@@ -2269,7 +2111,7 @@
         <w:tblLook w:val="04A0" w:firstRow="1" w:lastRow="0" w:firstColumn="1" w:lastColumn="0" w:noHBand="0" w:noVBand="1"/>
       </w:tblPr>
       <w:tblGrid>
-        <w:gridCol w:w="9356"/>
+        <w:gridCol w:w="9346"/>
       </w:tblGrid>
       <w:tr>
         <w:tc>
@@ -2290,7 +2132,8 @@
                 <w:sz w:val="18"/>
                 <w:szCs w:val="18"/>
               </w:rPr>
-              <w:t xml:space="preserve">editorial poster concept for a robotics festival, glowing mechanical arm silhouette,</w:t>
+              <w:lastRenderedPageBreak/>
+              <w:t>editorial poster concept for a robotics festival, glowing mechanical arm silhouette,</w:t>
             </w:r>
           </w:p>
           <w:p>
@@ -2300,7 +2143,7 @@
                 <w:sz w:val="18"/>
                 <w:szCs w:val="18"/>
               </w:rPr>
-              <w:t xml:space="preserve">deep blue and amber palette, clean composition, no text, no logo, no people</w:t>
+              <w:t>deep blue and amber palette, clean composition, no text, no logo, no people</w:t>
             </w:r>
           </w:p>
         </w:tc>
@@ -2322,7 +2165,7 @@
           <w:sz w:val="24"/>
           <w:szCs w:val="24"/>
         </w:rPr>
-        <w:t xml:space="preserve">Русский перевод из библиотеки (</w:t>
+        <w:t>Русский перевод из библиотеки (</w:t>
       </w:r>
       <w:r>
         <w:rPr>
@@ -2330,7 +2173,7 @@
           <w:sz w:val="22"/>
           <w:szCs w:val="22"/>
         </w:rPr>
-        <w:t xml:space="preserve">M.RU[0]</w:t>
+        <w:t>M.RU[0]</w:t>
       </w:r>
       <w:r>
         <w:rPr>
@@ -2345,7 +2188,7 @@
           <w:sz w:val="22"/>
           <w:szCs w:val="22"/>
         </w:rPr>
-        <w:t xml:space="preserve">L.BRIEFS[c] == a_cfg["prompt"]</w:t>
+        <w:t>L.BRIEFS[c] == a_cfg["prompt"]</w:t>
       </w:r>
       <w:r>
         <w:rPr>
@@ -2360,14 +2203,14 @@
           <w:sz w:val="22"/>
           <w:szCs w:val="22"/>
         </w:rPr>
-        <w:t xml:space="preserve">True</w:t>
-      </w:r>
-      <w:r>
-        <w:rPr>
-          <w:sz w:val="24"/>
-          <w:szCs w:val="24"/>
-        </w:rPr>
-        <w:t xml:space="preserve">.</w:t>
+        <w:t>True</w:t>
+      </w:r>
+      <w:r>
+        <w:rPr>
+          <w:sz w:val="24"/>
+          <w:szCs w:val="24"/>
+        </w:rPr>
+        <w:t>.</w:t>
       </w:r>
     </w:p>
     <w:p>
@@ -2384,7 +2227,7 @@
           <w:sz w:val="25"/>
           <w:szCs w:val="25"/>
         </w:rPr>
-        <w:t xml:space="preserve">2.2. Лицензии моделей</w:t>
+        <w:t>2.2. Лицензии моделей</w:t>
       </w:r>
     </w:p>
     <w:p>
@@ -2404,7 +2247,7 @@
           <w:sz w:val="24"/>
           <w:szCs w:val="24"/>
         </w:rPr>
-        <w:t xml:space="preserve">stabilityai/sd-turbo</w:t>
+        <w:t>stabilityai/sd-turbo</w:t>
       </w:r>
       <w:r>
         <w:rPr>
@@ -2419,14 +2262,14 @@
           <w:sz w:val="22"/>
           <w:szCs w:val="22"/>
         </w:rPr>
-        <w:t xml:space="preserve">b261bac6…</w:t>
-      </w:r>
-      <w:r>
-        <w:rPr>
-          <w:sz w:val="24"/>
-          <w:szCs w:val="24"/>
-        </w:rPr>
-        <w:t xml:space="preserve">) — файл LICENSE.md на закреплённой ревизии содержит Stability AI Community License Agreement: коммерческое использование разрешено организациям с годовым доходом менее 1 млн долларов США после регистрации у правообладателя, при распространении сохраняются уведомление о лицензии и указание «Powered by Stability AI»; действует политика допустимого использования (Acceptable Use Policy). «Открытая» здесь означает доступность весов, а не соответствие критериям открытого ПО.</w:t>
+        <w:t>b261bac6…</w:t>
+      </w:r>
+      <w:r>
+        <w:rPr>
+          <w:sz w:val="24"/>
+          <w:szCs w:val="24"/>
+        </w:rPr>
+        <w:t>) — файл LICENSE.md на закреплённой ревизии содержит Stability AI Community License Agreement: коммерческое использование разрешено организациям с годовым доходом менее 1 млн долларов США после регистрации у правообладателя, при распространении сохраняются уведомление о лицензии и указание «Powered by Stability AI»; действует политика допустимого использования (Acceptable Use Policy). «Открытая» здесь означает доступность весов, а не соответствие критериям открытого ПО.</w:t>
       </w:r>
     </w:p>
     <w:p>
@@ -2446,7 +2289,7 @@
           <w:sz w:val="24"/>
           <w:szCs w:val="24"/>
         </w:rPr>
-        <w:t xml:space="preserve">openai/clip-vit-base-patch32</w:t>
+        <w:t>openai/clip-vit-base-patch32</w:t>
       </w:r>
       <w:r>
         <w:rPr>
@@ -2461,14 +2304,14 @@
           <w:sz w:val="22"/>
           <w:szCs w:val="22"/>
         </w:rPr>
-        <w:t xml:space="preserve">3d74acf9…</w:t>
-      </w:r>
-      <w:r>
-        <w:rPr>
-          <w:sz w:val="24"/>
-          <w:szCs w:val="24"/>
-        </w:rPr>
-        <w:t xml:space="preserve">) — модель OpenAI; исходный код CLIP опубликован под лицензией MIT, а карточка модели относит её к исследовательским результатам и выводит любое развёрнутое (deployed) применение за рамки назначения. В работе CLIP используется только как измерительный инструмент в учебном эксперименте.</w:t>
+        <w:t>3d74acf9…</w:t>
+      </w:r>
+      <w:r>
+        <w:rPr>
+          <w:sz w:val="24"/>
+          <w:szCs w:val="24"/>
+        </w:rPr>
+        <w:t>) — модель OpenAI; исходный код CLIP опубликован под лицензией MIT, а карточка модели относит её к исследовательским результатам и выводит любое развёрнутое (deployed) применение за рамки назначения. В работе CLIP используется только как измерительный инструмент в учебном эксперименте.</w:t>
       </w:r>
     </w:p>
     <w:p>
@@ -2486,7 +2329,7 @@
           <w:sz w:val="24"/>
           <w:szCs w:val="24"/>
         </w:rPr>
-        <w:t xml:space="preserve">Работа учебная и некоммерческая; сгенерированные изображения — концепты афиши, а не иллюстрации реальных устройств, и не публикуются как самостоятельные произведения.</w:t>
+        <w:t>Работа учебная и некоммерческая; сгенерированные изображения — концепты афиши, а не иллюстрации реальных устройств, и не публикуются как самостоятельные произведения.</w:t>
       </w:r>
     </w:p>
     <w:p>
@@ -2501,7 +2344,7 @@
           <w:sz w:val="24"/>
           <w:szCs w:val="24"/>
         </w:rPr>
-        <w:t xml:space="preserve">Ограничения.</w:t>
+        <w:t>Ограничения.</w:t>
       </w:r>
       <w:r>
         <w:rPr>
@@ -2525,7 +2368,7 @@
           <w:sz w:val="28"/>
           <w:szCs w:val="28"/>
         </w:rPr>
-        <w:t xml:space="preserve">3. Среда выполнения</w:t>
+        <w:t>3. Среда выполнения</w:t>
       </w:r>
     </w:p>
     <w:p>
@@ -2538,7 +2381,7 @@
           <w:sz w:val="22"/>
           <w:szCs w:val="22"/>
         </w:rPr>
-        <w:t xml:space="preserve">Таблица 4 — Среда, версии и модели</w:t>
+        <w:t>Таблица 4 — Среда, версии и модели</w:t>
       </w:r>
     </w:p>
     <w:tbl>
@@ -2559,8 +2402,8 @@
         <w:tblLook w:val="04A0" w:firstRow="1" w:lastRow="0" w:firstColumn="1" w:lastColumn="0" w:noHBand="0" w:noVBand="1"/>
       </w:tblPr>
       <w:tblGrid>
-        <w:gridCol w:w="2602"/>
-        <w:gridCol w:w="6754"/>
+        <w:gridCol w:w="2598"/>
+        <w:gridCol w:w="6748"/>
       </w:tblGrid>
       <w:tr>
         <w:trPr>
@@ -2585,10 +2428,8 @@
               <w:rPr>
                 <w:b/>
                 <w:bCs/>
-                <w:sz w:val="20"/>
-                <w:szCs w:val="20"/>
-              </w:rPr>
-              <w:t xml:space="preserve">Параметр</w:t>
+              </w:rPr>
+              <w:t>Параметр</w:t>
             </w:r>
           </w:p>
         </w:tc>
@@ -2611,10 +2452,8 @@
               <w:rPr>
                 <w:b/>
                 <w:bCs/>
-                <w:sz w:val="20"/>
-                <w:szCs w:val="20"/>
-              </w:rPr>
-              <w:t xml:space="preserve">Значение</w:t>
+              </w:rPr>
+              <w:t>Значение</w:t>
             </w:r>
           </w:p>
         </w:tc>
@@ -2635,11 +2474,7 @@
           </w:tcPr>
           <w:p>
             <w:r>
-              <w:rPr>
-                <w:sz w:val="20"/>
-                <w:szCs w:val="20"/>
-              </w:rPr>
-              <w:t xml:space="preserve">Платформа</w:t>
+              <w:t>Платформа</w:t>
             </w:r>
           </w:p>
         </w:tc>
@@ -2655,11 +2490,7 @@
           </w:tcPr>
           <w:p>
             <w:r>
-              <w:rPr>
-                <w:sz w:val="20"/>
-                <w:szCs w:val="20"/>
-              </w:rPr>
-              <w:t xml:space="preserve">Google Colab, ускоритель «Графический процессор T4»; Linux 6.6, 2 vCPU, 13 ГБ ОЗУ</w:t>
+              <w:t>Google Colab, ускоритель «Графический процессор T4»; Linux 6.6, 2 vCPU, 13 ГБ ОЗУ</w:t>
             </w:r>
           </w:p>
         </w:tc>
@@ -2680,11 +2511,7 @@
           </w:tcPr>
           <w:p>
             <w:r>
-              <w:rPr>
-                <w:sz w:val="20"/>
-                <w:szCs w:val="20"/>
-              </w:rPr>
-              <w:t xml:space="preserve">GPU</w:t>
+              <w:t>GPU</w:t>
             </w:r>
           </w:p>
         </w:tc>
@@ -2700,11 +2527,7 @@
           </w:tcPr>
           <w:p>
             <w:r>
-              <w:rPr>
-                <w:sz w:val="20"/>
-                <w:szCs w:val="20"/>
-              </w:rPr>
-              <w:t xml:space="preserve">Tesla T4; CUDA доступна, запасной путь на CPU не применялся</w:t>
+              <w:t>Tesla T4; CUDA доступна, запасной путь на CPU не применялся</w:t>
             </w:r>
           </w:p>
         </w:tc>
@@ -2725,11 +2548,7 @@
           </w:tcPr>
           <w:p>
             <w:r>
-              <w:rPr>
-                <w:sz w:val="20"/>
-                <w:szCs w:val="20"/>
-              </w:rPr>
-              <w:t xml:space="preserve">Python и пакеты</w:t>
+              <w:t>Python и пакеты</w:t>
             </w:r>
           </w:p>
         </w:tc>
@@ -2745,11 +2564,7 @@
           </w:tcPr>
           <w:p>
             <w:r>
-              <w:rPr>
-                <w:sz w:val="20"/>
-                <w:szCs w:val="20"/>
-              </w:rPr>
-              <w:t xml:space="preserve">Python 3.13.15; torch 2.11.0+cu130; diffusers 0.40.0; transformers 5.16.1; accelerate 1.15.0; huggingface_hub 1.33.0; safetensors 0.8.0; tokenizers 0.23.2; numpy 2.1.3; scipy 1.16.3; Pillow 11.3.0</w:t>
+              <w:t>Python 3.13.15; torch 2.11.0+cu130; diffusers 0.40.0; transformers 5.16.1; accelerate 1.15.0; huggingface_hub 1.33.0; safetensors 0.8.0; tokenizers 0.23.2; numpy 2.1.3; scipy 1.16.3; Pillow 11.3.0</w:t>
             </w:r>
           </w:p>
         </w:tc>
@@ -2770,11 +2585,7 @@
           </w:tcPr>
           <w:p>
             <w:r>
-              <w:rPr>
-                <w:sz w:val="20"/>
-                <w:szCs w:val="20"/>
-              </w:rPr>
-              <w:t xml:space="preserve">Модель генерации</w:t>
+              <w:t>Модель генерации</w:t>
             </w:r>
           </w:p>
         </w:tc>
@@ -2795,13 +2606,9 @@
                 <w:sz w:val="18"/>
                 <w:szCs w:val="18"/>
               </w:rPr>
-              <w:t xml:space="preserve">stabilityai/sd-turbo</w:t>
-            </w:r>
-            <w:r>
-              <w:rPr>
-                <w:sz w:val="20"/>
-                <w:szCs w:val="20"/>
-              </w:rPr>
+              <w:t>stabilityai/sd-turbo</w:t>
+            </w:r>
+            <w:r>
               <w:t xml:space="preserve">, ревизия </w:t>
             </w:r>
             <w:r>
@@ -2810,13 +2617,9 @@
                 <w:sz w:val="18"/>
                 <w:szCs w:val="18"/>
               </w:rPr>
-              <w:t xml:space="preserve">b261bac6fd2cf515557d5d0707481eafa0485ec2</w:t>
-            </w:r>
-            <w:r>
-              <w:rPr>
-                <w:sz w:val="20"/>
-                <w:szCs w:val="20"/>
-              </w:rPr>
+              <w:t>b261bac6fd2cf515557d5d0707481eafa0485ec2</w:t>
+            </w:r>
+            <w:r>
               <w:t xml:space="preserve">; файлы </w:t>
             </w:r>
             <w:r>
@@ -2825,13 +2628,9 @@
                 <w:sz w:val="18"/>
                 <w:szCs w:val="18"/>
               </w:rPr>
-              <w:t xml:space="preserve">fp16</w:t>
-            </w:r>
-            <w:r>
-              <w:rPr>
-                <w:sz w:val="20"/>
-                <w:szCs w:val="20"/>
-              </w:rPr>
+              <w:t>fp16</w:t>
+            </w:r>
+            <w:r>
               <w:t xml:space="preserve">, вычисления </w:t>
             </w:r>
             <w:r>
@@ -2840,13 +2639,9 @@
                 <w:sz w:val="18"/>
                 <w:szCs w:val="18"/>
               </w:rPr>
-              <w:t xml:space="preserve">float16</w:t>
-            </w:r>
-            <w:r>
-              <w:rPr>
-                <w:sz w:val="20"/>
-                <w:szCs w:val="20"/>
-              </w:rPr>
+              <w:t>float16</w:t>
+            </w:r>
+            <w:r>
               <w:t xml:space="preserve"> на </w:t>
             </w:r>
             <w:r>
@@ -2855,7 +2650,7 @@
                 <w:sz w:val="18"/>
                 <w:szCs w:val="18"/>
               </w:rPr>
-              <w:t xml:space="preserve">cuda:0</w:t>
+              <w:t>cuda:0</w:t>
             </w:r>
           </w:p>
         </w:tc>
@@ -2876,11 +2671,7 @@
           </w:tcPr>
           <w:p>
             <w:r>
-              <w:rPr>
-                <w:sz w:val="20"/>
-                <w:szCs w:val="20"/>
-              </w:rPr>
-              <w:t xml:space="preserve">Модель метрики</w:t>
+              <w:t>Модель метрики</w:t>
             </w:r>
           </w:p>
         </w:tc>
@@ -2901,13 +2692,9 @@
                 <w:sz w:val="18"/>
                 <w:szCs w:val="18"/>
               </w:rPr>
-              <w:t xml:space="preserve">openai/clip-vit-base-patch32</w:t>
-            </w:r>
-            <w:r>
-              <w:rPr>
-                <w:sz w:val="20"/>
-                <w:szCs w:val="20"/>
-              </w:rPr>
+              <w:t>openai/clip-vit-base-patch32</w:t>
+            </w:r>
+            <w:r>
               <w:t xml:space="preserve">, ревизия </w:t>
             </w:r>
             <w:r>
@@ -2916,13 +2703,9 @@
                 <w:sz w:val="18"/>
                 <w:szCs w:val="18"/>
               </w:rPr>
-              <w:t xml:space="preserve">3d74acf9a28c67741b2f4f2ea7635f0aaf6f0268</w:t>
-            </w:r>
-            <w:r>
-              <w:rPr>
-                <w:sz w:val="20"/>
-                <w:szCs w:val="20"/>
-              </w:rPr>
+              <w:t>3d74acf9a28c67741b2f4f2ea7635f0aaf6f0268</w:t>
+            </w:r>
+            <w:r>
               <w:t xml:space="preserve">, </w:t>
             </w:r>
             <w:r>
@@ -2931,7 +2714,7 @@
                 <w:sz w:val="18"/>
                 <w:szCs w:val="18"/>
               </w:rPr>
-              <w:t xml:space="preserve">cuda:0</w:t>
+              <w:t>cuda:0</w:t>
             </w:r>
           </w:p>
         </w:tc>
@@ -2952,11 +2735,8 @@
           </w:tcPr>
           <w:p>
             <w:r>
-              <w:rPr>
-                <w:sz w:val="20"/>
-                <w:szCs w:val="20"/>
-              </w:rPr>
-              <w:t xml:space="preserve">Учебные библиотеки</w:t>
+              <w:lastRenderedPageBreak/>
+              <w:t>Учебные библиотеки</w:t>
             </w:r>
           </w:p>
         </w:tc>
@@ -2977,13 +2757,9 @@
                 <w:sz w:val="18"/>
                 <w:szCs w:val="18"/>
               </w:rPr>
-              <w:t xml:space="preserve">lab05_lib.py</w:t>
-            </w:r>
-            <w:r>
-              <w:rPr>
-                <w:sz w:val="20"/>
-                <w:szCs w:val="20"/>
-              </w:rPr>
+              <w:t>lab05_lib.py</w:t>
+            </w:r>
+            <w:r>
               <w:t xml:space="preserve"> 6447 байт, SHA-256 </w:t>
             </w:r>
             <w:r>
@@ -2992,13 +2768,9 @@
                 <w:sz w:val="18"/>
                 <w:szCs w:val="18"/>
               </w:rPr>
-              <w:t xml:space="preserve">4eb17650…</w:t>
-            </w:r>
-            <w:r>
-              <w:rPr>
-                <w:sz w:val="20"/>
-                <w:szCs w:val="20"/>
-              </w:rPr>
+              <w:t>4eb17650…</w:t>
+            </w:r>
+            <w:r>
               <w:t xml:space="preserve">; </w:t>
             </w:r>
             <w:r>
@@ -3007,13 +2779,9 @@
                 <w:sz w:val="18"/>
                 <w:szCs w:val="18"/>
               </w:rPr>
-              <w:t xml:space="preserve">lab06_lib.py</w:t>
-            </w:r>
-            <w:r>
-              <w:rPr>
-                <w:sz w:val="20"/>
-                <w:szCs w:val="20"/>
-              </w:rPr>
+              <w:t>lab06_lib.py</w:t>
+            </w:r>
+            <w:r>
               <w:t xml:space="preserve"> 6580 байт, SHA-256 </w:t>
             </w:r>
             <w:r>
@@ -3022,13 +2790,9 @@
                 <w:sz w:val="18"/>
                 <w:szCs w:val="18"/>
               </w:rPr>
-              <w:t xml:space="preserve">c6d8473c…</w:t>
-            </w:r>
-            <w:r>
-              <w:rPr>
-                <w:sz w:val="20"/>
-                <w:szCs w:val="20"/>
-              </w:rPr>
+              <w:t>c6d8473c…</w:t>
+            </w:r>
+            <w:r>
               <w:t xml:space="preserve"> — совпадают с указаниями</w:t>
             </w:r>
           </w:p>
@@ -3050,11 +2814,7 @@
           </w:tcPr>
           <w:p>
             <w:r>
-              <w:rPr>
-                <w:sz w:val="20"/>
-                <w:szCs w:val="20"/>
-              </w:rPr>
-              <w:t xml:space="preserve">Время</w:t>
+              <w:t>Время</w:t>
             </w:r>
           </w:p>
         </w:tc>
@@ -3070,11 +2830,7 @@
           </w:tcPr>
           <w:p>
             <w:r>
-              <w:rPr>
-                <w:sz w:val="20"/>
-                <w:szCs w:val="20"/>
-              </w:rPr>
-              <w:t xml:space="preserve">загрузка SD Turbo 23,1 с и CLIP 16,4 с (с первым скачиванием весов); серия варианта 7,7 с; весь ноутбук 8,1 мин</w:t>
+              <w:t>загрузка SD Turbo 23,1 с и CLIP 16,4 с (с первым скачиванием весов); серия варианта 7,7 с; весь ноутбук 8,1 мин</w:t>
             </w:r>
           </w:p>
         </w:tc>
@@ -3098,7 +2854,7 @@
           <w:sz w:val="24"/>
           <w:szCs w:val="24"/>
         </w:rPr>
-        <w:t xml:space="preserve">Отличие от проверенной конфигурации указаний</w:t>
+        <w:t>Отличие от проверенной конфигурации указаний</w:t>
       </w:r>
       <w:r>
         <w:rPr>
@@ -3113,7 +2869,7 @@
           <w:sz w:val="22"/>
           <w:szCs w:val="22"/>
         </w:rPr>
-        <w:t xml:space="preserve">+cu130</w:t>
+        <w:t>+cu130</w:t>
       </w:r>
       <w:r>
         <w:rPr>
@@ -3128,7 +2884,7 @@
           <w:sz w:val="22"/>
           <w:szCs w:val="22"/>
         </w:rPr>
-        <w:t xml:space="preserve">torch_dtype</w:t>
+        <w:t>torch_dtype</w:t>
       </w:r>
       <w:r>
         <w:rPr>
@@ -3143,7 +2899,7 @@
           <w:sz w:val="22"/>
           <w:szCs w:val="22"/>
         </w:rPr>
-        <w:t xml:space="preserve">local_dir_use_symlinks</w:t>
+        <w:t>local_dir_use_symlinks</w:t>
       </w:r>
       <w:r>
         <w:rPr>
@@ -3158,14 +2914,14 @@
           <w:sz w:val="22"/>
           <w:szCs w:val="22"/>
         </w:rPr>
-        <w:t xml:space="preserve">Siglip2ImageProcessorFast</w:t>
-      </w:r>
-      <w:r>
-        <w:rPr>
-          <w:sz w:val="24"/>
-          <w:szCs w:val="24"/>
-        </w:rPr>
-        <w:t xml:space="preserve">, запросы к Hugging Face без токена) относятся к библиотекам и на вычисления не влияют.</w:t>
+        <w:t>Siglip2ImageProcessorFast</w:t>
+      </w:r>
+      <w:r>
+        <w:rPr>
+          <w:sz w:val="24"/>
+          <w:szCs w:val="24"/>
+        </w:rPr>
+        <w:t>, запросы к Hugging Face без токена) относятся к библиотекам и на вычисления не влияют.</w:t>
       </w:r>
     </w:p>
     <w:p>
@@ -3173,7 +2929,7 @@
         <w:pStyle w:val="1"/>
         <w:keepNext/>
         <w:pageBreakBefore/>
-        <w:spacing w:before="0" w:after="160"/>
+        <w:spacing w:after="160"/>
       </w:pPr>
       <w:r>
         <w:rPr>
@@ -3183,7 +2939,8 @@
           <w:sz w:val="28"/>
           <w:szCs w:val="28"/>
         </w:rPr>
-        <w:t xml:space="preserve">4. Ход работы</w:t>
+        <w:lastRenderedPageBreak/>
+        <w:t>4. Ход работы</w:t>
       </w:r>
     </w:p>
     <w:p>
@@ -3204,7 +2961,7 @@
           <w:sz w:val="22"/>
           <w:szCs w:val="22"/>
         </w:rPr>
-        <w:t xml:space="preserve">Яковенко_Максим_Михайлович_Вариант_2_ЛР_6.ipynb</w:t>
+        <w:t>Яковенко_Максим_Михайлович_Вариант_2_ЛР_6.ipynb</w:t>
       </w:r>
       <w:r>
         <w:rPr>
@@ -3224,7 +2981,7 @@
           <w:sz w:val="22"/>
           <w:szCs w:val="22"/>
         </w:rPr>
-        <w:t xml:space="preserve">Таблица 5 — Соответствие разделов ноутбука шагам плана</w:t>
+        <w:t>Таблица 5 — Соответствие разделов ноутбука шагам плана</w:t>
       </w:r>
     </w:p>
     <w:tbl>
@@ -3245,9 +3002,9 @@
         <w:tblLook w:val="04A0" w:firstRow="1" w:lastRow="0" w:firstColumn="1" w:lastColumn="0" w:noHBand="0" w:noVBand="1"/>
       </w:tblPr>
       <w:tblGrid>
-        <w:gridCol w:w="2702"/>
-        <w:gridCol w:w="2702"/>
-        <w:gridCol w:w="3953"/>
+        <w:gridCol w:w="2700"/>
+        <w:gridCol w:w="2698"/>
+        <w:gridCol w:w="3948"/>
       </w:tblGrid>
       <w:tr>
         <w:trPr>
@@ -3272,10 +3029,8 @@
               <w:rPr>
                 <w:b/>
                 <w:bCs/>
-                <w:sz w:val="20"/>
-                <w:szCs w:val="20"/>
-              </w:rPr>
-              <w:t xml:space="preserve">Шаг плана</w:t>
+              </w:rPr>
+              <w:t>Шаг плана</w:t>
             </w:r>
           </w:p>
         </w:tc>
@@ -3298,10 +3053,8 @@
               <w:rPr>
                 <w:b/>
                 <w:bCs/>
-                <w:sz w:val="20"/>
-                <w:szCs w:val="20"/>
-              </w:rPr>
-              <w:t xml:space="preserve">Раздел ноутбука</w:t>
+              </w:rPr>
+              <w:t>Раздел ноутбука</w:t>
             </w:r>
           </w:p>
         </w:tc>
@@ -3324,10 +3077,8 @@
               <w:rPr>
                 <w:b/>
                 <w:bCs/>
-                <w:sz w:val="20"/>
-                <w:szCs w:val="20"/>
-              </w:rPr>
-              <w:t xml:space="preserve">Наблюдаемый результат</w:t>
+              </w:rPr>
+              <w:t>Наблюдаемый результат</w:t>
             </w:r>
           </w:p>
         </w:tc>
@@ -3348,11 +3099,7 @@
           </w:tcPr>
           <w:p>
             <w:r>
-              <w:rPr>
-                <w:sz w:val="20"/>
-                <w:szCs w:val="20"/>
-              </w:rPr>
-              <w:t xml:space="preserve">1. Подготовка среды</w:t>
+              <w:t>1. Подготовка среды</w:t>
             </w:r>
           </w:p>
         </w:tc>
@@ -3368,11 +3115,7 @@
           </w:tcPr>
           <w:p>
             <w:r>
-              <w:rPr>
-                <w:sz w:val="20"/>
-                <w:szCs w:val="20"/>
-              </w:rPr>
-              <w:t xml:space="preserve">1–3</w:t>
+              <w:t>1–3</w:t>
             </w:r>
           </w:p>
         </w:tc>
@@ -3388,11 +3131,7 @@
           </w:tcPr>
           <w:p>
             <w:r>
-              <w:rPr>
-                <w:sz w:val="20"/>
-                <w:szCs w:val="20"/>
-              </w:rPr>
-              <w:t xml:space="preserve">версии пакетов, Tesla T4, SHA-256 библиотек совпали</w:t>
+              <w:t>версии пакетов, Tesla T4, SHA-256 библиотек совпали</w:t>
             </w:r>
           </w:p>
         </w:tc>
@@ -3413,11 +3152,7 @@
           </w:tcPr>
           <w:p>
             <w:r>
-              <w:rPr>
-                <w:sz w:val="20"/>
-                <w:szCs w:val="20"/>
-              </w:rPr>
-              <w:t xml:space="preserve">2. Гипотеза и допуск</w:t>
+              <w:t>2. Гипотеза и допуск</w:t>
             </w:r>
           </w:p>
         </w:tc>
@@ -3433,10 +3168,6 @@
           </w:tcPr>
           <w:p>
             <w:r>
-              <w:rPr>
-                <w:sz w:val="20"/>
-                <w:szCs w:val="20"/>
-              </w:rPr>
               <w:t xml:space="preserve">4 (и журнал, коммит </w:t>
             </w:r>
             <w:r>
@@ -3445,14 +3176,10 @@
                 <w:sz w:val="18"/>
                 <w:szCs w:val="18"/>
               </w:rPr>
-              <w:t xml:space="preserve">057583a</w:t>
-            </w:r>
-            <w:r>
-              <w:rPr>
-                <w:sz w:val="20"/>
-                <w:szCs w:val="20"/>
-              </w:rPr>
-              <w:t xml:space="preserve">)</w:t>
+              <w:t>057583a</w:t>
+            </w:r>
+            <w:r>
+              <w:t>)</w:t>
             </w:r>
           </w:p>
         </w:tc>
@@ -3468,11 +3195,7 @@
           </w:tcPr>
           <w:p>
             <w:r>
-              <w:rPr>
-                <w:sz w:val="20"/>
-                <w:szCs w:val="20"/>
-              </w:rPr>
-              <w:t xml:space="preserve">таблица допусков и ожиданий</w:t>
+              <w:t>таблица допусков и ожиданий</w:t>
             </w:r>
           </w:p>
         </w:tc>
@@ -3493,11 +3216,7 @@
           </w:tcPr>
           <w:p>
             <w:r>
-              <w:rPr>
-                <w:sz w:val="20"/>
-                <w:szCs w:val="20"/>
-              </w:rPr>
-              <w:t xml:space="preserve">3. Загрузка модели и CLIP</w:t>
+              <w:t>3. Загрузка модели и CLIP</w:t>
             </w:r>
           </w:p>
         </w:tc>
@@ -3513,11 +3232,7 @@
           </w:tcPr>
           <w:p>
             <w:r>
-              <w:rPr>
-                <w:sz w:val="20"/>
-                <w:szCs w:val="20"/>
-              </w:rPr>
-              <w:t xml:space="preserve">5</w:t>
+              <w:t>5</w:t>
             </w:r>
           </w:p>
         </w:tc>
@@ -3533,10 +3248,6 @@
           </w:tcPr>
           <w:p>
             <w:r>
-              <w:rPr>
-                <w:sz w:val="20"/>
-                <w:szCs w:val="20"/>
-              </w:rPr>
               <w:t xml:space="preserve">23,1 с и 16,4 с; </w:t>
             </w:r>
             <w:r>
@@ -3545,13 +3256,9 @@
                 <w:sz w:val="18"/>
                 <w:szCs w:val="18"/>
               </w:rPr>
-              <w:t xml:space="preserve">float16</w:t>
-            </w:r>
-            <w:r>
-              <w:rPr>
-                <w:sz w:val="20"/>
-                <w:szCs w:val="20"/>
-              </w:rPr>
+              <w:t>float16</w:t>
+            </w:r>
+            <w:r>
               <w:t xml:space="preserve">, </w:t>
             </w:r>
             <w:r>
@@ -3560,7 +3267,7 @@
                 <w:sz w:val="18"/>
                 <w:szCs w:val="18"/>
               </w:rPr>
-              <w:t xml:space="preserve">cuda:0</w:t>
+              <w:t>cuda:0</w:t>
             </w:r>
           </w:p>
         </w:tc>
@@ -3581,11 +3288,7 @@
           </w:tcPr>
           <w:p>
             <w:r>
-              <w:rPr>
-                <w:sz w:val="20"/>
-                <w:szCs w:val="20"/>
-              </w:rPr>
-              <w:t xml:space="preserve">4. Режимы A и B</w:t>
+              <w:t>4. Режимы A и B</w:t>
             </w:r>
           </w:p>
         </w:tc>
@@ -3601,11 +3304,7 @@
           </w:tcPr>
           <w:p>
             <w:r>
-              <w:rPr>
-                <w:sz w:val="20"/>
-                <w:szCs w:val="20"/>
-              </w:rPr>
-              <w:t xml:space="preserve">6</w:t>
+              <w:t>6</w:t>
             </w:r>
           </w:p>
         </w:tc>
@@ -3621,10 +3320,6 @@
           </w:tcPr>
           <w:p>
             <w:r>
-              <w:rPr>
-                <w:sz w:val="20"/>
-                <w:szCs w:val="20"/>
-              </w:rPr>
               <w:t xml:space="preserve">словари различаются только полем </w:t>
             </w:r>
             <w:r>
@@ -3633,7 +3328,7 @@
                 <w:sz w:val="18"/>
                 <w:szCs w:val="18"/>
               </w:rPr>
-              <w:t xml:space="preserve">size</w:t>
+              <w:t>size</w:t>
             </w:r>
           </w:p>
         </w:tc>
@@ -3654,10 +3349,6 @@
           </w:tcPr>
           <w:p>
             <w:r>
-              <w:rPr>
-                <w:sz w:val="20"/>
-                <w:szCs w:val="20"/>
-              </w:rPr>
               <w:t xml:space="preserve">5. </w:t>
             </w:r>
             <w:r>
@@ -3666,14 +3357,10 @@
                 <w:sz w:val="18"/>
                 <w:szCs w:val="18"/>
               </w:rPr>
-              <w:t xml:space="preserve">variant_summary</w:t>
-            </w:r>
-            <w:r>
-              <w:rPr>
-                <w:sz w:val="20"/>
-                <w:szCs w:val="20"/>
-              </w:rPr>
-              <w:t xml:space="preserve">, таблица</w:t>
+              <w:t>variant_summary</w:t>
+            </w:r>
+            <w:r>
+              <w:t>, таблица</w:t>
             </w:r>
           </w:p>
         </w:tc>
@@ -3689,11 +3376,7 @@
           </w:tcPr>
           <w:p>
             <w:r>
-              <w:rPr>
-                <w:sz w:val="20"/>
-                <w:szCs w:val="20"/>
-              </w:rPr>
-              <w:t xml:space="preserve">7</w:t>
+              <w:t>7</w:t>
             </w:r>
           </w:p>
         </w:tc>
@@ -3709,11 +3392,7 @@
           </w:tcPr>
           <w:p>
             <w:r>
-              <w:rPr>
-                <w:sz w:val="20"/>
-                <w:szCs w:val="20"/>
-              </w:rPr>
-              <w:t xml:space="preserve">таблица метрик и значения по seed</w:t>
+              <w:t>таблица метрик и значения по seed</w:t>
             </w:r>
           </w:p>
         </w:tc>
@@ -3734,11 +3413,7 @@
           </w:tcPr>
           <w:p>
             <w:r>
-              <w:rPr>
-                <w:sz w:val="20"/>
-                <w:szCs w:val="20"/>
-              </w:rPr>
-              <w:t xml:space="preserve">6. Сравнительный лист</w:t>
+              <w:t>6. Сравнительный лист</w:t>
             </w:r>
           </w:p>
         </w:tc>
@@ -3754,11 +3429,7 @@
           </w:tcPr>
           <w:p>
             <w:r>
-              <w:rPr>
-                <w:sz w:val="20"/>
-                <w:szCs w:val="20"/>
-              </w:rPr>
-              <w:t xml:space="preserve">8</w:t>
+              <w:t>8</w:t>
             </w:r>
           </w:p>
         </w:tc>
@@ -3779,13 +3450,9 @@
                 <w:sz w:val="18"/>
                 <w:szCs w:val="18"/>
               </w:rPr>
-              <w:t xml:space="preserve">comparison.png</w:t>
-            </w:r>
-            <w:r>
-              <w:rPr>
-                <w:sz w:val="20"/>
-                <w:szCs w:val="20"/>
-              </w:rPr>
+              <w:t>comparison.png</w:t>
+            </w:r>
+            <w:r>
               <w:t xml:space="preserve">, </w:t>
             </w:r>
             <w:r>
@@ -3794,14 +3461,10 @@
                 <w:sz w:val="18"/>
                 <w:szCs w:val="18"/>
               </w:rPr>
-              <w:t xml:space="preserve">series_seeds.png</w:t>
-            </w:r>
-            <w:r>
-              <w:rPr>
-                <w:sz w:val="20"/>
-                <w:szCs w:val="20"/>
-              </w:rPr>
-              <w:t xml:space="preserve">, метрики на одном масштабе</w:t>
+              <w:t>series_seeds.png</w:t>
+            </w:r>
+            <w:r>
+              <w:t>, метрики на одном масштабе</w:t>
             </w:r>
           </w:p>
         </w:tc>
@@ -3822,11 +3485,7 @@
           </w:tcPr>
           <w:p>
             <w:r>
-              <w:rPr>
-                <w:sz w:val="20"/>
-                <w:szCs w:val="20"/>
-              </w:rPr>
-              <w:t xml:space="preserve">7. Классификация по допуску</w:t>
+              <w:t>7. Классификация по допуску</w:t>
             </w:r>
           </w:p>
         </w:tc>
@@ -3842,11 +3501,7 @@
           </w:tcPr>
           <w:p>
             <w:r>
-              <w:rPr>
-                <w:sz w:val="20"/>
-                <w:szCs w:val="20"/>
-              </w:rPr>
-              <w:t xml:space="preserve">9</w:t>
+              <w:t>9</w:t>
             </w:r>
           </w:p>
         </w:tc>
@@ -3862,11 +3517,7 @@
           </w:tcPr>
           <w:p>
             <w:r>
-              <w:rPr>
-                <w:sz w:val="20"/>
-                <w:szCs w:val="20"/>
-              </w:rPr>
-              <w:t xml:space="preserve">классификация, расхождения 2s и допуска, чувствительность</w:t>
+              <w:t>классификация, расхождения 2s и допуска, чувствительность</w:t>
             </w:r>
           </w:p>
         </w:tc>
@@ -3887,11 +3538,7 @@
           </w:tcPr>
           <w:p>
             <w:r>
-              <w:rPr>
-                <w:sz w:val="20"/>
-                <w:szCs w:val="20"/>
-              </w:rPr>
-              <w:t xml:space="preserve">8. Намеренная ошибка</w:t>
+              <w:t>8. Намеренная ошибка</w:t>
             </w:r>
           </w:p>
         </w:tc>
@@ -3907,11 +3554,7 @@
           </w:tcPr>
           <w:p>
             <w:r>
-              <w:rPr>
-                <w:sz w:val="20"/>
-                <w:szCs w:val="20"/>
-              </w:rPr>
-              <w:t xml:space="preserve">10</w:t>
+              <w:t>10</w:t>
             </w:r>
           </w:p>
         </w:tc>
@@ -3927,11 +3570,7 @@
           </w:tcPr>
           <w:p>
             <w:r>
-              <w:rPr>
-                <w:sz w:val="20"/>
-                <w:szCs w:val="20"/>
-              </w:rPr>
-              <w:t xml:space="preserve">SHA-256 совпали, CFG выключен</w:t>
+              <w:t>SHA-256 совпали, CFG выключен</w:t>
             </w:r>
           </w:p>
         </w:tc>
@@ -3952,11 +3591,7 @@
           </w:tcPr>
           <w:p>
             <w:r>
-              <w:rPr>
-                <w:sz w:val="20"/>
-                <w:szCs w:val="20"/>
-              </w:rPr>
-              <w:t xml:space="preserve">сверх плана</w:t>
+              <w:t>сверх плана</w:t>
             </w:r>
           </w:p>
         </w:tc>
@@ -3972,11 +3607,7 @@
           </w:tcPr>
           <w:p>
             <w:r>
-              <w:rPr>
-                <w:sz w:val="20"/>
-                <w:szCs w:val="20"/>
-              </w:rPr>
-              <w:t xml:space="preserve">11</w:t>
+              <w:t>11</w:t>
             </w:r>
           </w:p>
         </w:tc>
@@ -3992,11 +3623,7 @@
           </w:tcPr>
           <w:p>
             <w:r>
-              <w:rPr>
-                <w:sz w:val="20"/>
-                <w:szCs w:val="20"/>
-              </w:rPr>
-              <w:t xml:space="preserve">демонстрационный вариант 1 воспроизведён и сопоставлен</w:t>
+              <w:t>демонстрационный вариант 1 воспроизведён и сопоставлен</w:t>
             </w:r>
           </w:p>
         </w:tc>
@@ -4017,11 +3644,7 @@
           </w:tcPr>
           <w:p>
             <w:r>
-              <w:rPr>
-                <w:sz w:val="20"/>
-                <w:szCs w:val="20"/>
-              </w:rPr>
-              <w:t xml:space="preserve">9. Паспорт и отчёт</w:t>
+              <w:t>9. Паспорт и отчёт</w:t>
             </w:r>
           </w:p>
         </w:tc>
@@ -4037,11 +3660,7 @@
           </w:tcPr>
           <w:p>
             <w:r>
-              <w:rPr>
-                <w:sz w:val="20"/>
-                <w:szCs w:val="20"/>
-              </w:rPr>
-              <w:t xml:space="preserve">12–17</w:t>
+              <w:t>12–17</w:t>
             </w:r>
           </w:p>
         </w:tc>
@@ -4062,14 +3681,10 @@
                 <w:sz w:val="18"/>
                 <w:szCs w:val="18"/>
               </w:rPr>
-              <w:t xml:space="preserve">results.json</w:t>
-            </w:r>
-            <w:r>
-              <w:rPr>
-                <w:sz w:val="20"/>
-                <w:szCs w:val="20"/>
-              </w:rPr>
-              <w:t xml:space="preserve">, SHA-256 артефактов, вывод, паспорт</w:t>
+              <w:t>results.json</w:t>
+            </w:r>
+            <w:r>
+              <w:t>, SHA-256 артефактов, вывод, паспорт</w:t>
             </w:r>
           </w:p>
         </w:tc>
@@ -4091,7 +3706,7 @@
           <w:sz w:val="24"/>
           <w:szCs w:val="24"/>
         </w:rPr>
-        <w:t xml:space="preserve">Ниже — ключевые фрагменты кода; после каждого — что он делает и зачем. Библиотеки преподавателя не редактировались.</w:t>
+        <w:t>Ниже — ключевые фрагменты кода; после каждого — что он делает и зачем. Библиотеки преподавателя не редактировались.</w:t>
       </w:r>
     </w:p>
     <w:p>
@@ -4106,7 +3721,7 @@
           <w:sz w:val="24"/>
           <w:szCs w:val="24"/>
         </w:rPr>
-        <w:t xml:space="preserve">Шаг 1. Версии пакетов.</w:t>
+        <w:t>Шаг 1. Версии пакетов.</w:t>
       </w:r>
     </w:p>
     <w:tbl>
@@ -4127,7 +3742,7 @@
         <w:tblLook w:val="04A0" w:firstRow="1" w:lastRow="0" w:firstColumn="1" w:lastColumn="0" w:noHBand="0" w:noVBand="1"/>
       </w:tblPr>
       <w:tblGrid>
-        <w:gridCol w:w="9356"/>
+        <w:gridCol w:w="9346"/>
       </w:tblGrid>
       <w:tr>
         <w:tc>
@@ -4148,7 +3763,7 @@
                 <w:sz w:val="18"/>
                 <w:szCs w:val="18"/>
               </w:rPr>
-              <w:t xml:space="preserve">TORCH_V = installed_version("torch")          # по метаданным пакета, без импорта</w:t>
+              <w:t>TORCH_V = installed_version("torch")          # по метаданным пакета, без импорта</w:t>
             </w:r>
           </w:p>
           <w:p>
@@ -4158,7 +3773,7 @@
                 <w:sz w:val="18"/>
                 <w:szCs w:val="18"/>
               </w:rPr>
-              <w:t xml:space="preserve">PINS = ({"diffusers": "0.40.0", "transformers": "5.16.1"} if at_least(TORCH_V, (2, 6))</w:t>
+              <w:t>PINS = ({"diffusers": "0.40.0", "transformers": "5.16.1"} if at_least(TORCH_V, (2, 6))</w:t>
             </w:r>
           </w:p>
           <w:p>
@@ -4178,7 +3793,7 @@
                 <w:sz w:val="18"/>
                 <w:szCs w:val="18"/>
               </w:rPr>
-              <w:t xml:space="preserve">todo = [f"{k}=={v}" for k, v in PINS.items() if installed_version(k) != v]</w:t>
+              <w:t>todo = [f"{k}=={v}" for k, v in PINS.items() if installed_version(k) != v]</w:t>
             </w:r>
           </w:p>
           <w:p>
@@ -4188,7 +3803,7 @@
                 <w:sz w:val="18"/>
                 <w:szCs w:val="18"/>
               </w:rPr>
-              <w:t xml:space="preserve">if todo:</w:t>
+              <w:t>if todo:</w:t>
             </w:r>
           </w:p>
           <w:p>
@@ -4216,7 +3831,7 @@
           <w:sz w:val="24"/>
           <w:szCs w:val="24"/>
         </w:rPr>
-        <w:t xml:space="preserve">Что делает.</w:t>
+        <w:t>Что делает.</w:t>
       </w:r>
       <w:r>
         <w:rPr>
@@ -4238,7 +3853,7 @@
           <w:sz w:val="24"/>
           <w:szCs w:val="24"/>
         </w:rPr>
-        <w:t xml:space="preserve">Зачем.</w:t>
+        <w:t>Зачем.</w:t>
       </w:r>
       <w:r>
         <w:rPr>
@@ -4260,7 +3875,7 @@
           <w:sz w:val="24"/>
           <w:szCs w:val="24"/>
         </w:rPr>
-        <w:t xml:space="preserve">Шаг 1. Контроль целостности библиотек.</w:t>
+        <w:t>Шаг 1. Контроль целостности библиотек.</w:t>
       </w:r>
     </w:p>
     <w:tbl>
@@ -4281,7 +3896,7 @@
         <w:tblLook w:val="04A0" w:firstRow="1" w:lastRow="0" w:firstColumn="1" w:lastColumn="0" w:noHBand="0" w:noVBand="1"/>
       </w:tblPr>
       <w:tblGrid>
-        <w:gridCol w:w="9356"/>
+        <w:gridCol w:w="9346"/>
       </w:tblGrid>
       <w:tr>
         <w:tc>
@@ -4302,7 +3917,7 @@
                 <w:sz w:val="18"/>
                 <w:szCs w:val="18"/>
               </w:rPr>
-              <w:t xml:space="preserve">EXPECTED = {"lab05_lib.py": (6447, "4eb17650"), "lab06_lib.py": (6580, "c6d8473c")}</w:t>
+              <w:t>EXPECTED = {"lab05_lib.py": (6447, "4eb17650"), "lab06_lib.py": (6580, "c6d8473c")}</w:t>
             </w:r>
           </w:p>
           <w:p>
@@ -4312,7 +3927,7 @@
                 <w:sz w:val="18"/>
                 <w:szCs w:val="18"/>
               </w:rPr>
-              <w:t xml:space="preserve">for name, (size, prefix) in EXPECTED.items():</w:t>
+              <w:t>for name, (size, prefix) in EXPECTED.items():</w:t>
             </w:r>
           </w:p>
           <w:p>
@@ -4352,6 +3967,7 @@
                 <w:sz w:val="18"/>
                 <w:szCs w:val="18"/>
               </w:rPr>
+              <w:lastRenderedPageBreak/>
               <w:t xml:space="preserve">                         matches_methodical=(len(data) == size and h.startswith(prefix)))</w:t>
             </w:r>
           </w:p>
@@ -4362,7 +3978,7 @@
                 <w:sz w:val="18"/>
                 <w:szCs w:val="18"/>
               </w:rPr>
-              <w:t xml:space="preserve">assert all(v["matches_methodical"] for v in LIB_SHA.values())</w:t>
+              <w:t>assert all(v["matches_methodical"] for v in LIB_SHA.values())</w:t>
             </w:r>
           </w:p>
         </w:tc>
@@ -4380,7 +3996,7 @@
           <w:sz w:val="24"/>
           <w:szCs w:val="24"/>
         </w:rPr>
-        <w:t xml:space="preserve">Что делает.</w:t>
+        <w:t>Что делает.</w:t>
       </w:r>
       <w:r>
         <w:rPr>
@@ -4395,14 +4011,14 @@
           <w:sz w:val="22"/>
           <w:szCs w:val="22"/>
         </w:rPr>
-        <w:t xml:space="preserve">%%writefile</w:t>
-      </w:r>
-      <w:r>
-        <w:rPr>
-          <w:sz w:val="24"/>
-          <w:szCs w:val="24"/>
-        </w:rPr>
-        <w:t xml:space="preserve">, с разделом 6 указаний; при несовпадении ноутбук останавливается.</w:t>
+        <w:t>%%writefile</w:t>
+      </w:r>
+      <w:r>
+        <w:rPr>
+          <w:sz w:val="24"/>
+          <w:szCs w:val="24"/>
+        </w:rPr>
+        <w:t>, с разделом 6 указаний; при несовпадении ноутбук останавливается.</w:t>
       </w:r>
     </w:p>
     <w:p>
@@ -4417,7 +4033,7 @@
           <w:sz w:val="24"/>
           <w:szCs w:val="24"/>
         </w:rPr>
-        <w:t xml:space="preserve">Зачем.</w:t>
+        <w:t>Зачем.</w:t>
       </w:r>
       <w:r>
         <w:rPr>
@@ -4439,7 +4055,7 @@
           <w:sz w:val="24"/>
           <w:szCs w:val="24"/>
         </w:rPr>
-        <w:t xml:space="preserve">Шаг 1. Проверка устройства.</w:t>
+        <w:t>Шаг 1. Проверка устройства.</w:t>
       </w:r>
     </w:p>
     <w:tbl>
@@ -4460,7 +4076,7 @@
         <w:tblLook w:val="04A0" w:firstRow="1" w:lastRow="0" w:firstColumn="1" w:lastColumn="0" w:noHBand="0" w:noVBand="1"/>
       </w:tblPr>
       <w:tblGrid>
-        <w:gridCol w:w="9356"/>
+        <w:gridCol w:w="9346"/>
       </w:tblGrid>
       <w:tr>
         <w:tc>
@@ -4481,7 +4097,7 @@
                 <w:sz w:val="18"/>
                 <w:szCs w:val="18"/>
               </w:rPr>
-              <w:t xml:space="preserve">CUDA = torch.cuda.is_available()</w:t>
+              <w:t>CUDA = torch.cuda.is_available()</w:t>
             </w:r>
           </w:p>
           <w:p>
@@ -4491,7 +4107,7 @@
                 <w:sz w:val="18"/>
                 <w:szCs w:val="18"/>
               </w:rPr>
-              <w:t xml:space="preserve">if CUDA:</w:t>
+              <w:t>if CUDA:</w:t>
             </w:r>
           </w:p>
           <w:p>
@@ -4521,7 +4137,7 @@
                 <w:sz w:val="18"/>
                 <w:szCs w:val="18"/>
               </w:rPr>
-              <w:t xml:space="preserve">else:</w:t>
+              <w:t>else:</w:t>
             </w:r>
           </w:p>
           <w:p>
@@ -4541,7 +4157,7 @@
                 <w:sz w:val="18"/>
                 <w:szCs w:val="18"/>
               </w:rPr>
-              <w:t xml:space="preserve">assert M.L is L</w:t>
+              <w:t>assert M.L is L</w:t>
             </w:r>
           </w:p>
         </w:tc>
@@ -4559,7 +4175,7 @@
           <w:sz w:val="24"/>
           <w:szCs w:val="24"/>
         </w:rPr>
-        <w:t xml:space="preserve">Что делает.</w:t>
+        <w:t>Что делает.</w:t>
       </w:r>
       <w:r>
         <w:rPr>
@@ -4574,14 +4190,14 @@
           <w:sz w:val="22"/>
           <w:szCs w:val="22"/>
         </w:rPr>
-        <w:t xml:space="preserve">adaptation.applied = false</w:t>
-      </w:r>
-      <w:r>
-        <w:rPr>
-          <w:sz w:val="24"/>
-          <w:szCs w:val="24"/>
-        </w:rPr>
-        <w:t xml:space="preserve">).</w:t>
+        <w:t>adaptation.applied = false</w:t>
+      </w:r>
+      <w:r>
+        <w:rPr>
+          <w:sz w:val="24"/>
+          <w:szCs w:val="24"/>
+        </w:rPr>
+        <w:t>).</w:t>
       </w:r>
     </w:p>
     <w:p>
@@ -4596,7 +4212,7 @@
           <w:sz w:val="24"/>
           <w:szCs w:val="24"/>
         </w:rPr>
-        <w:t xml:space="preserve">Зачем.</w:t>
+        <w:t>Зачем.</w:t>
       </w:r>
       <w:r>
         <w:rPr>
@@ -4611,7 +4227,7 @@
           <w:sz w:val="22"/>
           <w:szCs w:val="22"/>
         </w:rPr>
-        <w:t xml:space="preserve">cuda</w:t>
+        <w:t>cuda</w:t>
       </w:r>
       <w:r>
         <w:rPr>
@@ -4626,7 +4242,7 @@
           <w:sz w:val="22"/>
           <w:szCs w:val="22"/>
         </w:rPr>
-        <w:t xml:space="preserve">float16</w:t>
+        <w:t>float16</w:t>
       </w:r>
       <w:r>
         <w:rPr>
@@ -4641,7 +4257,7 @@
           <w:sz w:val="22"/>
           <w:szCs w:val="22"/>
         </w:rPr>
-        <w:t xml:space="preserve">M.L is L</w:t>
+        <w:t>M.L is L</w:t>
       </w:r>
       <w:r>
         <w:rPr>
@@ -4656,7 +4272,7 @@
           <w:sz w:val="22"/>
           <w:szCs w:val="22"/>
         </w:rPr>
-        <w:t xml:space="preserve">lab06_lib</w:t>
+        <w:t>lab06_lib</w:t>
       </w:r>
       <w:r>
         <w:rPr>
@@ -4671,14 +4287,14 @@
           <w:sz w:val="22"/>
           <w:szCs w:val="22"/>
         </w:rPr>
-        <w:t xml:space="preserve">lab05_lib</w:t>
-      </w:r>
-      <w:r>
-        <w:rPr>
-          <w:sz w:val="24"/>
-          <w:szCs w:val="24"/>
-        </w:rPr>
-        <w:t xml:space="preserve">.</w:t>
+        <w:t>lab05_lib</w:t>
+      </w:r>
+      <w:r>
+        <w:rPr>
+          <w:sz w:val="24"/>
+          <w:szCs w:val="24"/>
+        </w:rPr>
+        <w:t>.</w:t>
       </w:r>
     </w:p>
     <w:p>
@@ -4693,7 +4309,7 @@
           <w:sz w:val="24"/>
           <w:szCs w:val="24"/>
         </w:rPr>
-        <w:t xml:space="preserve">Шаги 3–4. Модели и режимы A, B.</w:t>
+        <w:t>Шаги 3–4. Модели и режимы A, B.</w:t>
       </w:r>
     </w:p>
     <w:tbl>
@@ -4714,7 +4330,7 @@
         <w:tblLook w:val="04A0" w:firstRow="1" w:lastRow="0" w:firstColumn="1" w:lastColumn="0" w:noHBand="0" w:noVBand="1"/>
       </w:tblPr>
       <w:tblGrid>
-        <w:gridCol w:w="9356"/>
+        <w:gridCol w:w="9346"/>
       </w:tblGrid>
       <w:tr>
         <w:tc>
@@ -4735,7 +4351,7 @@
                 <w:sz w:val="18"/>
                 <w:szCs w:val="18"/>
               </w:rPr>
-              <w:t xml:space="preserve">pipe = L.load_pipe()                       # SD Turbo, ревизия b261bac6…, float16, cuda</w:t>
+              <w:t>pipe = L.load_pipe()                       # SD Turbo, ревизия b261bac6…, float16, cuda</w:t>
             </w:r>
           </w:p>
           <w:p>
@@ -4745,7 +4361,7 @@
                 <w:sz w:val="18"/>
                 <w:szCs w:val="18"/>
               </w:rPr>
-              <w:t xml:space="preserve">clip = M.load_clip()                       # CLIP ViT-B/32, ревизия 3d74acf9…</w:t>
+              <w:t>clip = M.load_clip()                       # CLIP ViT-B/32, ревизия 3d74acf9…</w:t>
             </w:r>
           </w:p>
           <w:p>
@@ -4755,7 +4371,7 @@
                 <w:sz w:val="18"/>
                 <w:szCs w:val="18"/>
               </w:rPr>
-              <w:t xml:space="preserve">N = 2</w:t>
+              <w:t>N = 2</w:t>
             </w:r>
           </w:p>
           <w:p>
@@ -4765,7 +4381,7 @@
                 <w:sz w:val="18"/>
                 <w:szCs w:val="18"/>
               </w:rPr>
-              <w:t xml:space="preserve">c, k = (N - 1) // 6, (N - 1) % 6           # c = 0 (бриф 1), k = 1 (size_512_to_384)</w:t>
+              <w:t>c, k = (N - 1) // 6, (N - 1) % 6           # c = 0 (бриф 1), k = 1 (size_512_to_384)</w:t>
             </w:r>
           </w:p>
           <w:p>
@@ -4775,7 +4391,7 @@
                 <w:sz w:val="18"/>
                 <w:szCs w:val="18"/>
               </w:rPr>
-              <w:t xml:space="preserve">a_cfg, b_cfg = M.settings(M.FACTORS[k], c)</w:t>
+              <w:t>a_cfg, b_cfg = M.settings(M.FACTORS[k], c)</w:t>
             </w:r>
           </w:p>
           <w:p>
@@ -4785,7 +4401,7 @@
                 <w:sz w:val="18"/>
                 <w:szCs w:val="18"/>
               </w:rPr>
-              <w:t xml:space="preserve">diff = [key for key in a_cfg if a_cfg[key] != b_cfg[key]]</w:t>
+              <w:t>diff = [key for key in a_cfg if a_cfg[key] != b_cfg[key]]</w:t>
             </w:r>
           </w:p>
           <w:p>
@@ -4795,7 +4411,7 @@
                 <w:sz w:val="18"/>
                 <w:szCs w:val="18"/>
               </w:rPr>
-              <w:t xml:space="preserve">assert diff == ["size"], "изменено не ровно одно поле"</w:t>
+              <w:t>assert diff == ["size"], "изменено не ровно одно поле"</w:t>
             </w:r>
           </w:p>
         </w:tc>
@@ -4813,7 +4429,7 @@
           <w:sz w:val="24"/>
           <w:szCs w:val="24"/>
         </w:rPr>
-        <w:t xml:space="preserve">Что делает.</w:t>
+        <w:t>Что делает.</w:t>
       </w:r>
       <w:r>
         <w:rPr>
@@ -4828,7 +4444,7 @@
           <w:sz w:val="22"/>
           <w:szCs w:val="22"/>
         </w:rPr>
-        <w:t xml:space="preserve">size</w:t>
+        <w:t>size</w:t>
       </w:r>
       <w:r>
         <w:rPr>
@@ -4843,7 +4459,7 @@
           <w:sz w:val="22"/>
           <w:szCs w:val="22"/>
         </w:rPr>
-        <w:t xml:space="preserve">prompt</w:t>
+        <w:t>prompt</w:t>
       </w:r>
       <w:r>
         <w:rPr>
@@ -4858,7 +4474,7 @@
           <w:sz w:val="22"/>
           <w:szCs w:val="22"/>
         </w:rPr>
-        <w:t xml:space="preserve">steps = 1</w:t>
+        <w:t>steps = 1</w:t>
       </w:r>
       <w:r>
         <w:rPr>
@@ -4873,7 +4489,7 @@
           <w:sz w:val="22"/>
           <w:szCs w:val="22"/>
         </w:rPr>
-        <w:t xml:space="preserve">guidance = 0.0</w:t>
+        <w:t>guidance = 0.0</w:t>
       </w:r>
       <w:r>
         <w:rPr>
@@ -4895,7 +4511,7 @@
           <w:sz w:val="24"/>
           <w:szCs w:val="24"/>
         </w:rPr>
-        <w:t xml:space="preserve">Зачем.</w:t>
+        <w:t>Зачем.</w:t>
       </w:r>
       <w:r>
         <w:rPr>
@@ -4917,7 +4533,7 @@
           <w:sz w:val="24"/>
           <w:szCs w:val="24"/>
         </w:rPr>
-        <w:t xml:space="preserve">Шаг 5. Серия seed с сохранением значений по каждому seed.</w:t>
+        <w:t>Шаг 5. Серия seed с сохранением значений по каждому seed.</w:t>
       </w:r>
     </w:p>
     <w:tbl>
@@ -4938,7 +4554,7 @@
         <w:tblLook w:val="04A0" w:firstRow="1" w:lastRow="0" w:firstColumn="1" w:lastColumn="0" w:noHBand="0" w:noVBand="1"/>
       </w:tblPr>
       <w:tblGrid>
-        <w:gridCol w:w="9356"/>
+        <w:gridCol w:w="9346"/>
       </w:tblGrid>
       <w:tr>
         <w:tc>
@@ -4959,7 +4575,7 @@
                 <w:sz w:val="18"/>
                 <w:szCs w:val="18"/>
               </w:rPr>
-              <w:t xml:space="preserve">RECORDS = []</w:t>
+              <w:t>RECORDS = []</w:t>
             </w:r>
           </w:p>
           <w:p>
@@ -4969,7 +4585,7 @@
                 <w:sz w:val="18"/>
                 <w:szCs w:val="18"/>
               </w:rPr>
-              <w:t xml:space="preserve">_measure = M.measure</w:t>
+              <w:t>_measure = M.measure</w:t>
             </w:r>
           </w:p>
           <w:p>
@@ -4979,7 +4595,7 @@
                 <w:sz w:val="18"/>
                 <w:szCs w:val="18"/>
               </w:rPr>
-              <w:t xml:space="preserve">def measure_logged(pipe, clip, cfg, c, seed):</w:t>
+              <w:t>def measure_logged(pipe, clip, cfg, c, seed):</w:t>
             </w:r>
           </w:p>
           <w:p>
@@ -5029,7 +4645,7 @@
                 <w:sz w:val="18"/>
                 <w:szCs w:val="18"/>
               </w:rPr>
-              <w:t xml:space="preserve">M.measure = measure_logged</w:t>
+              <w:t>M.measure = measure_logged</w:t>
             </w:r>
           </w:p>
           <w:p>
@@ -5039,7 +4655,7 @@
                 <w:sz w:val="18"/>
                 <w:szCs w:val="18"/>
               </w:rPr>
-              <w:t xml:space="preserve">try:</w:t>
+              <w:t>try:</w:t>
             </w:r>
           </w:p>
           <w:p>
@@ -5059,7 +4675,7 @@
                 <w:sz w:val="18"/>
                 <w:szCs w:val="18"/>
               </w:rPr>
-              <w:t xml:space="preserve">finally:</w:t>
+              <w:t>finally:</w:t>
             </w:r>
           </w:p>
           <w:p>
@@ -5087,7 +4703,7 @@
           <w:sz w:val="24"/>
           <w:szCs w:val="24"/>
         </w:rPr>
-        <w:t xml:space="preserve">Что делает.</w:t>
+        <w:t>Что делает.</w:t>
       </w:r>
       <w:r>
         <w:rPr>
@@ -5102,7 +4718,7 @@
           <w:sz w:val="22"/>
           <w:szCs w:val="22"/>
         </w:rPr>
-        <w:t xml:space="preserve">variant_summary</w:t>
+        <w:t>variant_summary</w:t>
       </w:r>
       <w:r>
         <w:rPr>
@@ -5117,14 +4733,22 @@
           <w:sz w:val="22"/>
           <w:szCs w:val="22"/>
         </w:rPr>
-        <w:t xml:space="preserve">M.measure</w:t>
-      </w:r>
-      <w:r>
-        <w:rPr>
-          <w:sz w:val="24"/>
-          <w:szCs w:val="24"/>
-        </w:rPr>
-        <w:t xml:space="preserve"> подменяется обёрткой, которая вызывает исходную функцию и запоминает метрики, изображение и SHA-256 его PNG.</w:t>
+        <w:t>M.measure</w:t>
+      </w:r>
+      <w:r>
+        <w:rPr>
+          <w:sz w:val="24"/>
+          <w:szCs w:val="24"/>
+        </w:rPr>
+        <w:t xml:space="preserve"> подменяется обёрткой, </w:t>
+      </w:r>
+      <w:r>
+        <w:rPr>
+          <w:sz w:val="24"/>
+          <w:szCs w:val="24"/>
+        </w:rPr>
+        <w:lastRenderedPageBreak/>
+        <w:t>которая вызывает исходную функцию и запоминает метрики, изображение и SHA-256 его PNG.</w:t>
       </w:r>
     </w:p>
     <w:p>
@@ -5139,7 +4763,7 @@
           <w:sz w:val="24"/>
           <w:szCs w:val="24"/>
         </w:rPr>
-        <w:t xml:space="preserve">Зачем.</w:t>
+        <w:t>Зачем.</w:t>
       </w:r>
       <w:r>
         <w:rPr>
@@ -5154,7 +4778,7 @@
           <w:sz w:val="22"/>
           <w:szCs w:val="22"/>
         </w:rPr>
-        <w:t xml:space="preserve">np.isclose</w:t>
+        <w:t>np.isclose</w:t>
       </w:r>
       <w:r>
         <w:rPr>
@@ -5169,14 +4793,14 @@
           <w:sz w:val="22"/>
           <w:szCs w:val="22"/>
         </w:rPr>
-        <w:t xml:space="preserve">ddof = 1</w:t>
-      </w:r>
-      <w:r>
-        <w:rPr>
-          <w:sz w:val="24"/>
-          <w:szCs w:val="24"/>
-        </w:rPr>
-        <w:t xml:space="preserve">) подтвердил, что обёртка вычисления не изменила.</w:t>
+        <w:t>ddof = 1</w:t>
+      </w:r>
+      <w:r>
+        <w:rPr>
+          <w:sz w:val="24"/>
+          <w:szCs w:val="24"/>
+        </w:rPr>
+        <w:t>) подтвердил, что обёртка вычисления не изменила.</w:t>
       </w:r>
     </w:p>
     <w:p>
@@ -5191,7 +4815,7 @@
           <w:sz w:val="24"/>
           <w:szCs w:val="24"/>
         </w:rPr>
-        <w:t xml:space="preserve">Шаг 7. Классификация по допуску.</w:t>
+        <w:t>Шаг 7. Классификация по допуску.</w:t>
       </w:r>
     </w:p>
     <w:tbl>
@@ -5212,7 +4836,7 @@
         <w:tblLook w:val="04A0" w:firstRow="1" w:lastRow="0" w:firstColumn="1" w:lastColumn="0" w:noHBand="0" w:noVBand="1"/>
       </w:tblPr>
       <w:tblGrid>
-        <w:gridCol w:w="9356"/>
+        <w:gridCol w:w="9346"/>
       </w:tblGrid>
       <w:tr>
         <w:tc>
@@ -5233,7 +4857,7 @@
                 <w:sz w:val="18"/>
                 <w:szCs w:val="18"/>
               </w:rPr>
-              <w:t xml:space="preserve">TOL = {"clip": ("abs", 1.0), "edge": ("rel", 0.10), "contrast": ("rel", 0.10), "seconds": ("rel", 0.20)}</w:t>
+              <w:t>TOL = {"clip": ("abs", 1.0), "edge": ("rel", 0.10), "contrast": ("rel", 0.10), "seconds": ("rel", 0.20)}</w:t>
             </w:r>
           </w:p>
           <w:p>
@@ -5243,7 +4867,7 @@
                 <w:sz w:val="18"/>
                 <w:szCs w:val="18"/>
               </w:rPr>
-              <w:t xml:space="preserve">DIRECTION = {"clip": +1, "seconds": -1, "edge": 0, "contrast": 0}</w:t>
+              <w:t>DIRECTION = {"clip": +1, "seconds": -1, "edge": 0, "contrast": 0}</w:t>
             </w:r>
           </w:p>
           <w:p>
@@ -5253,7 +4877,7 @@
                 <w:sz w:val="18"/>
                 <w:szCs w:val="18"/>
               </w:rPr>
-              <w:t xml:space="preserve">def verdict(metric, a, d, scale=1.0):</w:t>
+              <w:t>def verdict(metric, a, d, scale=1.0):</w:t>
             </w:r>
           </w:p>
           <w:p>
@@ -5341,7 +4965,7 @@
           <w:sz w:val="24"/>
           <w:szCs w:val="24"/>
         </w:rPr>
-        <w:t xml:space="preserve">Что делает.</w:t>
+        <w:t>Что делает.</w:t>
       </w:r>
       <w:r>
         <w:rPr>
@@ -5356,7 +4980,7 @@
           <w:sz w:val="22"/>
           <w:szCs w:val="22"/>
         </w:rPr>
-        <w:t xml:space="preserve">scale</w:t>
+        <w:t>scale</w:t>
       </w:r>
       <w:r>
         <w:rPr>
@@ -5378,7 +5002,7 @@
           <w:sz w:val="24"/>
           <w:szCs w:val="24"/>
         </w:rPr>
-        <w:t xml:space="preserve">Зачем.</w:t>
+        <w:t>Зачем.</w:t>
       </w:r>
       <w:r>
         <w:rPr>
@@ -5400,7 +5024,7 @@
           <w:sz w:val="24"/>
           <w:szCs w:val="24"/>
         </w:rPr>
-        <w:t xml:space="preserve">Шаг 6. Сравнительный лист и проверка повторяемости.</w:t>
+        <w:t>Шаг 6. Сравнительный лист и проверка повторяемости.</w:t>
       </w:r>
     </w:p>
     <w:tbl>
@@ -5421,7 +5045,7 @@
         <w:tblLook w:val="04A0" w:firstRow="1" w:lastRow="0" w:firstColumn="1" w:lastColumn="0" w:noHBand="0" w:noVBand="1"/>
       </w:tblPr>
       <w:tblGrid>
-        <w:gridCol w:w="9356"/>
+        <w:gridCol w:w="9346"/>
       </w:tblGrid>
       <w:tr>
         <w:tc>
@@ -5442,7 +5066,7 @@
                 <w:sz w:val="18"/>
                 <w:szCs w:val="18"/>
               </w:rPr>
-              <w:t xml:space="preserve">full = [L.generate(pipe, cfg["prompt"], 101, steps=cfg["steps"], guidance=cfg["guidance"],</w:t>
+              <w:t>full = [L.generate(pipe, cfg["prompt"], 101, steps=cfg["steps"], guidance=cfg["guidance"],</w:t>
             </w:r>
           </w:p>
           <w:p>
@@ -5462,7 +5086,7 @@
                 <w:sz w:val="18"/>
                 <w:szCs w:val="18"/>
               </w:rPr>
-              <w:t xml:space="preserve">pair = [im.resize((384, 384)) for im in full]</w:t>
+              <w:t>pair = [im.resize((384, 384)) for im in full]</w:t>
             </w:r>
           </w:p>
           <w:p>
@@ -5472,7 +5096,7 @@
                 <w:sz w:val="18"/>
                 <w:szCs w:val="18"/>
               </w:rPr>
-              <w:t xml:space="preserve">sheet = Image.new("RGB", (768, 384))</w:t>
+              <w:t>sheet = Image.new("RGB", (768, 384))</w:t>
             </w:r>
           </w:p>
           <w:p>
@@ -5482,7 +5106,7 @@
                 <w:sz w:val="18"/>
                 <w:szCs w:val="18"/>
               </w:rPr>
-              <w:t xml:space="preserve">sheet.paste(pair[0], (0, 0)); sheet.paste(pair[1], (384, 0))</w:t>
+              <w:t>sheet.paste(pair[0], (0, 0)); sheet.paste(pair[1], (384, 0))</w:t>
             </w:r>
           </w:p>
           <w:p>
@@ -5492,7 +5116,7 @@
                 <w:sz w:val="18"/>
                 <w:szCs w:val="18"/>
               </w:rPr>
-              <w:t xml:space="preserve">sheet.save(ART / "comparison.png")</w:t>
+              <w:t>sheet.save(ART / "comparison.png")</w:t>
             </w:r>
           </w:p>
           <w:p>
@@ -5502,7 +5126,7 @@
                 <w:sz w:val="18"/>
                 <w:szCs w:val="18"/>
               </w:rPr>
-              <w:t xml:space="preserve">REPRO_101 = {mode: L.sha(L.png_bytes(im)) == rec101[mode]["png_sha256"] for mode, im in zip("AB", full)}</w:t>
+              <w:t>REPRO_101 = {mode: L.sha(L.png_bytes(im)) == rec101[mode]["png_sha256"] for mode, im in zip("AB", full)}</w:t>
             </w:r>
           </w:p>
         </w:tc>
@@ -5520,7 +5144,7 @@
           <w:sz w:val="24"/>
           <w:szCs w:val="24"/>
         </w:rPr>
-        <w:t xml:space="preserve">Что делает.</w:t>
+        <w:t>Что делает.</w:t>
       </w:r>
       <w:r>
         <w:rPr>
@@ -5535,7 +5159,7 @@
           <w:sz w:val="22"/>
           <w:szCs w:val="22"/>
         </w:rPr>
-        <w:t xml:space="preserve">{'A': True, 'B': True}</w:t>
+        <w:t>{'A': True, 'B': True}</w:t>
       </w:r>
       <w:r>
         <w:rPr>
@@ -5550,14 +5174,14 @@
           <w:sz w:val="22"/>
           <w:szCs w:val="22"/>
         </w:rPr>
-        <w:t xml:space="preserve">series_seeds.png</w:t>
-      </w:r>
-      <w:r>
-        <w:rPr>
-          <w:sz w:val="24"/>
-          <w:szCs w:val="24"/>
-        </w:rPr>
-        <w:t xml:space="preserve">.</w:t>
+        <w:t>series_seeds.png</w:t>
+      </w:r>
+      <w:r>
+        <w:rPr>
+          <w:sz w:val="24"/>
+          <w:szCs w:val="24"/>
+        </w:rPr>
+        <w:t>.</w:t>
       </w:r>
     </w:p>
     <w:p>
@@ -5572,7 +5196,7 @@
           <w:sz w:val="24"/>
           <w:szCs w:val="24"/>
         </w:rPr>
-        <w:t xml:space="preserve">Зачем.</w:t>
+        <w:t>Зачем.</w:t>
       </w:r>
       <w:r>
         <w:rPr>
@@ -5594,7 +5218,7 @@
           <w:sz w:val="24"/>
           <w:szCs w:val="24"/>
         </w:rPr>
-        <w:t xml:space="preserve">Шаг 6. Метрики на одном масштабе (требование варианта 2).</w:t>
+        <w:t>Шаг 6. Метрики на одном масштабе (требование варианта 2).</w:t>
       </w:r>
     </w:p>
     <w:tbl>
@@ -5615,7 +5239,7 @@
         <w:tblLook w:val="04A0" w:firstRow="1" w:lastRow="0" w:firstColumn="1" w:lastColumn="0" w:noHBand="0" w:noVBand="1"/>
       </w:tblPr>
       <w:tblGrid>
-        <w:gridCol w:w="9356"/>
+        <w:gridCol w:w="9346"/>
       </w:tblGrid>
       <w:tr>
         <w:tc>
@@ -5636,7 +5260,7 @@
                 <w:sz w:val="18"/>
                 <w:szCs w:val="18"/>
               </w:rPr>
-              <w:t xml:space="preserve">A384 = [im.resize((384, 384), Image.LANCZOS) for im in imgs["A"]]</w:t>
+              <w:t>A384 = [im.resize((384, 384), Image.LANCZOS) for im in imgs["A"]]</w:t>
             </w:r>
           </w:p>
           <w:p>
@@ -5646,7 +5270,7 @@
                 <w:sz w:val="18"/>
                 <w:szCs w:val="18"/>
               </w:rPr>
-              <w:t xml:space="preserve">B512 = [im.resize((512, 512), Image.LANCZOS) for im in imgs["B"]]</w:t>
+              <w:t>B512 = [im.resize((512, 512), Image.LANCZOS) for im in imgs["B"]]</w:t>
             </w:r>
           </w:p>
           <w:p>
@@ -5656,7 +5280,7 @@
                 <w:sz w:val="18"/>
                 <w:szCs w:val="18"/>
               </w:rPr>
-              <w:t xml:space="preserve">for metric, fn in (("edge", M.edge_energy), ("contrast", M.contrast)):</w:t>
+              <w:t>for metric, fn in (("edge", M.edge_energy), ("contrast", M.contrast)):</w:t>
             </w:r>
           </w:p>
           <w:p>
@@ -5686,7 +5310,7 @@
                 <w:sz w:val="18"/>
                 <w:szCs w:val="18"/>
               </w:rPr>
-              <w:t xml:space="preserve">scale_only = summarize([M.edge_energy(x) for x in imgs["A"]], [M.edge_energy(x) for x in A384])</w:t>
+              <w:t>scale_only = summarize([M.edge_energy(x) for x in imgs["A"]], [M.edge_energy(x) for x in A384])</w:t>
             </w:r>
           </w:p>
         </w:tc>
@@ -5704,7 +5328,8 @@
           <w:sz w:val="24"/>
           <w:szCs w:val="24"/>
         </w:rPr>
-        <w:t xml:space="preserve">Что делает.</w:t>
+        <w:lastRenderedPageBreak/>
+        <w:t>Что делает.</w:t>
       </w:r>
       <w:r>
         <w:rPr>
@@ -5726,7 +5351,7 @@
           <w:sz w:val="24"/>
           <w:szCs w:val="24"/>
         </w:rPr>
-        <w:t xml:space="preserve">Зачем.</w:t>
+        <w:t>Зачем.</w:t>
       </w:r>
       <w:r>
         <w:rPr>
@@ -5748,7 +5373,7 @@
           <w:sz w:val="24"/>
           <w:szCs w:val="24"/>
         </w:rPr>
-        <w:t xml:space="preserve">Шаг 8. Намеренная ошибка демонстрационного варианта.</w:t>
+        <w:t>Шаг 8. Намеренная ошибка демонстрационного варианта.</w:t>
       </w:r>
     </w:p>
     <w:tbl>
@@ -5769,7 +5394,7 @@
         <w:tblLook w:val="04A0" w:firstRow="1" w:lastRow="0" w:firstColumn="1" w:lastColumn="0" w:noHBand="0" w:noVBand="1"/>
       </w:tblPr>
       <w:tblGrid>
-        <w:gridCol w:w="9356"/>
+        <w:gridCol w:w="9346"/>
       </w:tblGrid>
       <w:tr>
         <w:tc>
@@ -5790,7 +5415,7 @@
                 <w:sz w:val="18"/>
                 <w:szCs w:val="18"/>
               </w:rPr>
-              <w:t xml:space="preserve">x0 = L.generate(pipe, p, 101, guidance=0.0)[0]</w:t>
+              <w:t>x0 = L.generate(pipe, p, 101, guidance=0.0)[0]</w:t>
             </w:r>
           </w:p>
           <w:p>
@@ -5800,7 +5425,7 @@
                 <w:sz w:val="18"/>
                 <w:szCs w:val="18"/>
               </w:rPr>
-              <w:t xml:space="preserve">x1 = L.generate(pipe, p, 101, guidance=1.0)[0]</w:t>
+              <w:t>x1 = L.generate(pipe, p, 101, guidance=1.0)[0]</w:t>
             </w:r>
           </w:p>
           <w:p>
@@ -5810,7 +5435,7 @@
                 <w:sz w:val="18"/>
                 <w:szCs w:val="18"/>
               </w:rPr>
-              <w:t xml:space="preserve">print(L.sha(L.png_bytes(x0)) == L.sha(L.png_bytes(x1)), pipe.do_classifier_free_guidance)</w:t>
+              <w:t>print(L.sha(L.png_bytes(x0)) == L.sha(L.png_bytes(x1)), pipe.do_classifier_free_guidance)</w:t>
             </w:r>
           </w:p>
           <w:p>
@@ -5820,7 +5445,7 @@
                 <w:sz w:val="18"/>
                 <w:szCs w:val="18"/>
               </w:rPr>
-              <w:t xml:space="preserve">x3 = L.generate(pipe, p, 101, guidance=3.0)[0]</w:t>
+              <w:t>x3 = L.generate(pipe, p, 101, guidance=3.0)[0]</w:t>
             </w:r>
           </w:p>
           <w:p>
@@ -5830,7 +5455,7 @@
                 <w:sz w:val="18"/>
                 <w:szCs w:val="18"/>
               </w:rPr>
-              <w:t xml:space="preserve">print(pipe.do_classifier_free_guidance, round(L.psnr_db(x0, x3), 2))</w:t>
+              <w:t>print(pipe.do_classifier_free_guidance, round(L.psnr_db(x0, x3), 2))</w:t>
             </w:r>
           </w:p>
         </w:tc>
@@ -5848,7 +5473,7 @@
           <w:sz w:val="24"/>
           <w:szCs w:val="24"/>
         </w:rPr>
-        <w:t xml:space="preserve">Что делает.</w:t>
+        <w:t>Что делает.</w:t>
       </w:r>
       <w:r>
         <w:rPr>
@@ -5863,7 +5488,7 @@
           <w:sz w:val="22"/>
           <w:szCs w:val="22"/>
         </w:rPr>
-        <w:t xml:space="preserve">guidance_scale</w:t>
+        <w:t>guidance_scale</w:t>
       </w:r>
       <w:r>
         <w:rPr>
@@ -5878,14 +5503,14 @@
           <w:sz w:val="22"/>
           <w:szCs w:val="22"/>
         </w:rPr>
-        <w:t xml:space="preserve">do_classifier_free_guidance</w:t>
-      </w:r>
-      <w:r>
-        <w:rPr>
-          <w:sz w:val="24"/>
-          <w:szCs w:val="24"/>
-        </w:rPr>
-        <w:t xml:space="preserve">, затем повторяет при 3,0 и считает PSNR относительно 0,0.</w:t>
+        <w:t>do_classifier_free_guidance</w:t>
+      </w:r>
+      <w:r>
+        <w:rPr>
+          <w:sz w:val="24"/>
+          <w:szCs w:val="24"/>
+        </w:rPr>
+        <w:t>, затем повторяет при 3,0 и считает PSNR относительно 0,0.</w:t>
       </w:r>
     </w:p>
     <w:p>
@@ -5900,7 +5525,7 @@
           <w:sz w:val="24"/>
           <w:szCs w:val="24"/>
         </w:rPr>
-        <w:t xml:space="preserve">Зачем.</w:t>
+        <w:t>Зачем.</w:t>
       </w:r>
       <w:r>
         <w:rPr>
@@ -5922,7 +5547,7 @@
           <w:sz w:val="24"/>
           <w:szCs w:val="24"/>
         </w:rPr>
-        <w:t xml:space="preserve">Сверх плана. Воспроизведение демонстрационного варианта 1.</w:t>
+        <w:t>Сверх плана. Воспроизведение демонстрационного варианта 1.</w:t>
       </w:r>
     </w:p>
     <w:tbl>
@@ -5943,7 +5568,7 @@
         <w:tblLook w:val="04A0" w:firstRow="1" w:lastRow="0" w:firstColumn="1" w:lastColumn="0" w:noHBand="0" w:noVBand="1"/>
       </w:tblPr>
       <w:tblGrid>
-        <w:gridCol w:w="9356"/>
+        <w:gridCol w:w="9346"/>
       </w:tblGrid>
       <w:tr>
         <w:tc>
@@ -5964,7 +5589,7 @@
                 <w:sz w:val="18"/>
                 <w:szCs w:val="18"/>
               </w:rPr>
-              <w:t xml:space="preserve">DEMO_REF = {"clip": (30.796, 1.394, 30.292, -0.504, 0.36, False), ...}   # таблица 6.3 указаний</w:t>
+              <w:t>DEMO_REF = {"clip": (30.796, 1.394, 30.292, -0.504, 0.36, False), ...}   # таблица 6.3 указаний</w:t>
             </w:r>
           </w:p>
           <w:p>
@@ -5974,7 +5599,7 @@
                 <w:sz w:val="18"/>
                 <w:szCs w:val="18"/>
               </w:rPr>
-              <w:t xml:space="preserve">res1 = M.variant_summary(pipe, clip, 1)</w:t>
+              <w:t>res1 = M.variant_summary(pipe, clip, 1)</w:t>
             </w:r>
           </w:p>
           <w:p>
@@ -5984,7 +5609,7 @@
                 <w:sz w:val="18"/>
                 <w:szCs w:val="18"/>
               </w:rPr>
-              <w:t xml:space="preserve">for m, a, s, b, d, ratio, sig in res1["rows"]:</w:t>
+              <w:t>for m, a, s, b, d, ratio, sig in res1["rows"]:</w:t>
             </w:r>
           </w:p>
           <w:p>
@@ -6042,7 +5667,7 @@
           <w:sz w:val="24"/>
           <w:szCs w:val="24"/>
         </w:rPr>
-        <w:t xml:space="preserve">Что делает.</w:t>
+        <w:t>Что делает.</w:t>
       </w:r>
       <w:r>
         <w:rPr>
@@ -6057,7 +5682,7 @@
           <w:sz w:val="22"/>
           <w:szCs w:val="22"/>
         </w:rPr>
-        <w:t xml:space="preserve">lab06_demo.py</w:t>
+        <w:t>lab06_demo.py</w:t>
       </w:r>
       <w:r>
         <w:rPr>
@@ -6072,14 +5697,14 @@
           <w:sz w:val="22"/>
           <w:szCs w:val="22"/>
         </w:rPr>
-        <w:t xml:space="preserve">demo/</w:t>
-      </w:r>
-      <w:r>
-        <w:rPr>
-          <w:sz w:val="24"/>
-          <w:szCs w:val="24"/>
-        </w:rPr>
-        <w:t xml:space="preserve">).</w:t>
+        <w:t>demo/</w:t>
+      </w:r>
+      <w:r>
+        <w:rPr>
+          <w:sz w:val="24"/>
+          <w:szCs w:val="24"/>
+        </w:rPr>
+        <w:t>).</w:t>
       </w:r>
     </w:p>
     <w:p>
@@ -6094,7 +5719,7 @@
           <w:sz w:val="24"/>
           <w:szCs w:val="24"/>
         </w:rPr>
-        <w:t xml:space="preserve">Зачем.</w:t>
+        <w:t>Зачем.</w:t>
       </w:r>
       <w:r>
         <w:rPr>
@@ -6109,7 +5734,7 @@
         <w:pStyle w:val="1"/>
         <w:keepNext/>
         <w:pageBreakBefore/>
-        <w:spacing w:before="0" w:after="160"/>
+        <w:spacing w:after="160"/>
       </w:pPr>
       <w:r>
         <w:rPr>
@@ -6119,7 +5744,8 @@
           <w:sz w:val="28"/>
           <w:szCs w:val="28"/>
         </w:rPr>
-        <w:t xml:space="preserve">5. Результаты</w:t>
+        <w:lastRenderedPageBreak/>
+        <w:t>5. Результаты</w:t>
       </w:r>
     </w:p>
     <w:p>
@@ -6140,14 +5766,14 @@
           <w:sz w:val="22"/>
           <w:szCs w:val="22"/>
         </w:rPr>
-        <w:t xml:space="preserve">artifacts/results.json</w:t>
-      </w:r>
-      <w:r>
-        <w:rPr>
-          <w:sz w:val="24"/>
-          <w:szCs w:val="24"/>
-        </w:rPr>
-        <w:t xml:space="preserve">; округление только при выводе.</w:t>
+        <w:t>artifacts/results.json</w:t>
+      </w:r>
+      <w:r>
+        <w:rPr>
+          <w:sz w:val="24"/>
+          <w:szCs w:val="24"/>
+        </w:rPr>
+        <w:t>; округление только при выводе.</w:t>
       </w:r>
     </w:p>
     <w:p>
@@ -6164,7 +5790,7 @@
           <w:sz w:val="25"/>
           <w:szCs w:val="25"/>
         </w:rPr>
-        <w:t xml:space="preserve">5.1. Таблица метрик по серии seed 101…105 (шаг 5)</w:t>
+        <w:t>5.1. Таблица метрик по серии seed 101…105 (шаг 5)</w:t>
       </w:r>
     </w:p>
     <w:p>
@@ -6177,7 +5803,7 @@
           <w:sz w:val="22"/>
           <w:szCs w:val="22"/>
         </w:rPr>
-        <w:t xml:space="preserve">Таблица 6 — variant_summary(pipe, clip, 2): режим A (512), s режима A, режим B (384)</w:t>
+        <w:t>Таблица 6 — variant_summary(pipe, clip, 2): режим A (512), s режима A, режим B (384)</w:t>
       </w:r>
     </w:p>
     <w:tbl>
@@ -6198,15 +5824,15 @@
         <w:tblLook w:val="04A0" w:firstRow="1" w:lastRow="0" w:firstColumn="1" w:lastColumn="0" w:noHBand="0" w:noVBand="1"/>
       </w:tblPr>
       <w:tblGrid>
-        <w:gridCol w:w="1701"/>
-        <w:gridCol w:w="951"/>
-        <w:gridCol w:w="901"/>
-        <w:gridCol w:w="951"/>
-        <w:gridCol w:w="1001"/>
-        <w:gridCol w:w="901"/>
-        <w:gridCol w:w="750"/>
-        <w:gridCol w:w="851"/>
-        <w:gridCol w:w="1351"/>
+        <w:gridCol w:w="1698"/>
+        <w:gridCol w:w="950"/>
+        <w:gridCol w:w="900"/>
+        <w:gridCol w:w="950"/>
+        <w:gridCol w:w="1000"/>
+        <w:gridCol w:w="900"/>
+        <w:gridCol w:w="749"/>
+        <w:gridCol w:w="849"/>
+        <w:gridCol w:w="1350"/>
       </w:tblGrid>
       <w:tr>
         <w:trPr>
@@ -6234,7 +5860,7 @@
                 <w:sz w:val="19"/>
                 <w:szCs w:val="19"/>
               </w:rPr>
-              <w:t xml:space="preserve">Метрика</w:t>
+              <w:t>Метрика</w:t>
             </w:r>
           </w:p>
         </w:tc>
@@ -6260,7 +5886,7 @@
                 <w:sz w:val="19"/>
                 <w:szCs w:val="19"/>
               </w:rPr>
-              <w:t xml:space="preserve">A</w:t>
+              <w:t>A</w:t>
             </w:r>
           </w:p>
         </w:tc>
@@ -6286,7 +5912,7 @@
                 <w:sz w:val="19"/>
                 <w:szCs w:val="19"/>
               </w:rPr>
-              <w:t xml:space="preserve">s</w:t>
+              <w:t>s</w:t>
             </w:r>
           </w:p>
         </w:tc>
@@ -6312,7 +5938,7 @@
                 <w:sz w:val="19"/>
                 <w:szCs w:val="19"/>
               </w:rPr>
-              <w:t xml:space="preserve">B</w:t>
+              <w:t>B</w:t>
             </w:r>
           </w:p>
         </w:tc>
@@ -6338,7 +5964,7 @@
                 <w:sz w:val="19"/>
                 <w:szCs w:val="19"/>
               </w:rPr>
-              <w:t xml:space="preserve">Δ</w:t>
+              <w:t>Δ</w:t>
             </w:r>
           </w:p>
         </w:tc>
@@ -6364,7 +5990,7 @@
                 <w:sz w:val="19"/>
                 <w:szCs w:val="19"/>
               </w:rPr>
-              <w:t xml:space="preserve">Δ/A</w:t>
+              <w:t>Δ/A</w:t>
             </w:r>
           </w:p>
         </w:tc>
@@ -6390,7 +6016,7 @@
                 <w:sz w:val="19"/>
                 <w:szCs w:val="19"/>
               </w:rPr>
-              <w:t xml:space="preserve">|Δ|/s</w:t>
+              <w:t>|Δ|/s</w:t>
             </w:r>
           </w:p>
         </w:tc>
@@ -6416,7 +6042,7 @@
                 <w:sz w:val="19"/>
                 <w:szCs w:val="19"/>
               </w:rPr>
-              <w:t xml:space="preserve">|Δ| &gt; 2s</w:t>
+              <w:t>|Δ| &gt; 2s</w:t>
             </w:r>
           </w:p>
         </w:tc>
@@ -6442,7 +6068,7 @@
                 <w:sz w:val="19"/>
                 <w:szCs w:val="19"/>
               </w:rPr>
-              <w:t xml:space="preserve">по допуску</w:t>
+              <w:t>по допуску</w:t>
             </w:r>
           </w:p>
         </w:tc>
@@ -6467,7 +6093,7 @@
                 <w:sz w:val="19"/>
                 <w:szCs w:val="19"/>
               </w:rPr>
-              <w:t xml:space="preserve">сходство CLIP</w:t>
+              <w:t>сходство CLIP</w:t>
             </w:r>
           </w:p>
         </w:tc>
@@ -6490,7 +6116,7 @@
                 <w:sz w:val="19"/>
                 <w:szCs w:val="19"/>
               </w:rPr>
-              <w:t xml:space="preserve">30,80</w:t>
+              <w:t>30,80</w:t>
             </w:r>
           </w:p>
         </w:tc>
@@ -6513,7 +6139,7 @@
                 <w:sz w:val="19"/>
                 <w:szCs w:val="19"/>
               </w:rPr>
-              <w:t xml:space="preserve">1,43</w:t>
+              <w:t>1,43</w:t>
             </w:r>
           </w:p>
         </w:tc>
@@ -6536,7 +6162,7 @@
                 <w:sz w:val="19"/>
                 <w:szCs w:val="19"/>
               </w:rPr>
-              <w:t xml:space="preserve">28,54</w:t>
+              <w:t>28,54</w:t>
             </w:r>
           </w:p>
         </w:tc>
@@ -6559,7 +6185,7 @@
                 <w:sz w:val="19"/>
                 <w:szCs w:val="19"/>
               </w:rPr>
-              <w:t xml:space="preserve">−2,26</w:t>
+              <w:t>−2,26</w:t>
             </w:r>
           </w:p>
         </w:tc>
@@ -6582,7 +6208,7 @@
                 <w:sz w:val="19"/>
                 <w:szCs w:val="19"/>
               </w:rPr>
-              <w:t xml:space="preserve">−7,3 %</w:t>
+              <w:t>−7,3 %</w:t>
             </w:r>
           </w:p>
         </w:tc>
@@ -6605,7 +6231,7 @@
                 <w:sz w:val="19"/>
                 <w:szCs w:val="19"/>
               </w:rPr>
-              <w:t xml:space="preserve">1,58</w:t>
+              <w:t>1,58</w:t>
             </w:r>
           </w:p>
         </w:tc>
@@ -6628,7 +6254,7 @@
                 <w:sz w:val="19"/>
                 <w:szCs w:val="19"/>
               </w:rPr>
-              <w:t xml:space="preserve">нет</w:t>
+              <w:t>нет</w:t>
             </w:r>
           </w:p>
         </w:tc>
@@ -6651,7 +6277,7 @@
                 <w:sz w:val="19"/>
                 <w:szCs w:val="19"/>
               </w:rPr>
-              <w:t xml:space="preserve">ухудшение</w:t>
+              <w:t>ухудшение</w:t>
             </w:r>
           </w:p>
         </w:tc>
@@ -6676,7 +6302,7 @@
                 <w:sz w:val="19"/>
                 <w:szCs w:val="19"/>
               </w:rPr>
-              <w:t xml:space="preserve">энергия границ</w:t>
+              <w:t>энергия границ</w:t>
             </w:r>
           </w:p>
         </w:tc>
@@ -6699,7 +6325,7 @@
                 <w:sz w:val="19"/>
                 <w:szCs w:val="19"/>
               </w:rPr>
-              <w:t xml:space="preserve">0,0457</w:t>
+              <w:t>0,0457</w:t>
             </w:r>
           </w:p>
         </w:tc>
@@ -6722,7 +6348,7 @@
                 <w:sz w:val="19"/>
                 <w:szCs w:val="19"/>
               </w:rPr>
-              <w:t xml:space="preserve">0,0070</w:t>
+              <w:t>0,0070</w:t>
             </w:r>
           </w:p>
         </w:tc>
@@ -6745,7 +6371,7 @@
                 <w:sz w:val="19"/>
                 <w:szCs w:val="19"/>
               </w:rPr>
-              <w:t xml:space="preserve">0,0491</w:t>
+              <w:t>0,0491</w:t>
             </w:r>
           </w:p>
         </w:tc>
@@ -6768,7 +6394,7 @@
                 <w:sz w:val="19"/>
                 <w:szCs w:val="19"/>
               </w:rPr>
-              <w:t xml:space="preserve">+0,0034</w:t>
+              <w:t>+0,0034</w:t>
             </w:r>
           </w:p>
         </w:tc>
@@ -6791,7 +6417,7 @@
                 <w:sz w:val="19"/>
                 <w:szCs w:val="19"/>
               </w:rPr>
-              <w:t xml:space="preserve">+7,4 %</w:t>
+              <w:t>+7,4 %</w:t>
             </w:r>
           </w:p>
         </w:tc>
@@ -6814,7 +6440,7 @@
                 <w:sz w:val="19"/>
                 <w:szCs w:val="19"/>
               </w:rPr>
-              <w:t xml:space="preserve">0,49</w:t>
+              <w:t>0,49</w:t>
             </w:r>
           </w:p>
         </w:tc>
@@ -6837,7 +6463,7 @@
                 <w:sz w:val="19"/>
                 <w:szCs w:val="19"/>
               </w:rPr>
-              <w:t xml:space="preserve">нет</w:t>
+              <w:t>нет</w:t>
             </w:r>
           </w:p>
         </w:tc>
@@ -6860,7 +6486,7 @@
                 <w:sz w:val="19"/>
                 <w:szCs w:val="19"/>
               </w:rPr>
-              <w:t xml:space="preserve">нейтрально</w:t>
+              <w:t>нейтрально</w:t>
             </w:r>
           </w:p>
         </w:tc>
@@ -6885,7 +6511,7 @@
                 <w:sz w:val="19"/>
                 <w:szCs w:val="19"/>
               </w:rPr>
-              <w:t xml:space="preserve">контраст</w:t>
+              <w:t>контраст</w:t>
             </w:r>
           </w:p>
         </w:tc>
@@ -6908,7 +6534,7 @@
                 <w:sz w:val="19"/>
                 <w:szCs w:val="19"/>
               </w:rPr>
-              <w:t xml:space="preserve">0,1923</w:t>
+              <w:t>0,1923</w:t>
             </w:r>
           </w:p>
         </w:tc>
@@ -6931,7 +6557,7 @@
                 <w:sz w:val="19"/>
                 <w:szCs w:val="19"/>
               </w:rPr>
-              <w:t xml:space="preserve">0,0225</w:t>
+              <w:t>0,0225</w:t>
             </w:r>
           </w:p>
         </w:tc>
@@ -6954,7 +6580,7 @@
                 <w:sz w:val="19"/>
                 <w:szCs w:val="19"/>
               </w:rPr>
-              <w:t xml:space="preserve">0,2187</w:t>
+              <w:t>0,2187</w:t>
             </w:r>
           </w:p>
         </w:tc>
@@ -6977,7 +6603,7 @@
                 <w:sz w:val="19"/>
                 <w:szCs w:val="19"/>
               </w:rPr>
-              <w:t xml:space="preserve">+0,0264</w:t>
+              <w:t>+0,0264</w:t>
             </w:r>
           </w:p>
         </w:tc>
@@ -7000,7 +6626,7 @@
                 <w:sz w:val="19"/>
                 <w:szCs w:val="19"/>
               </w:rPr>
-              <w:t xml:space="preserve">+13,7 %</w:t>
+              <w:t>+13,7 %</w:t>
             </w:r>
           </w:p>
         </w:tc>
@@ -7023,7 +6649,7 @@
                 <w:sz w:val="19"/>
                 <w:szCs w:val="19"/>
               </w:rPr>
-              <w:t xml:space="preserve">1,17</w:t>
+              <w:t>1,17</w:t>
             </w:r>
           </w:p>
         </w:tc>
@@ -7046,7 +6672,7 @@
                 <w:sz w:val="19"/>
                 <w:szCs w:val="19"/>
               </w:rPr>
-              <w:t xml:space="preserve">нет</w:t>
+              <w:t>нет</w:t>
             </w:r>
           </w:p>
         </w:tc>
@@ -7069,7 +6695,7 @@
                 <w:sz w:val="19"/>
                 <w:szCs w:val="19"/>
               </w:rPr>
-              <w:t xml:space="preserve">ухудшение</w:t>
+              <w:t>ухудшение</w:t>
             </w:r>
           </w:p>
         </w:tc>
@@ -7094,7 +6720,7 @@
                 <w:sz w:val="19"/>
                 <w:szCs w:val="19"/>
               </w:rPr>
-              <w:t xml:space="preserve">время, с</w:t>
+              <w:t>время, с</w:t>
             </w:r>
           </w:p>
         </w:tc>
@@ -7117,7 +6743,7 @@
                 <w:sz w:val="19"/>
                 <w:szCs w:val="19"/>
               </w:rPr>
-              <w:t xml:space="preserve">0,2801</w:t>
+              <w:t>0,2801</w:t>
             </w:r>
           </w:p>
         </w:tc>
@@ -7140,7 +6766,7 @@
                 <w:sz w:val="19"/>
                 <w:szCs w:val="19"/>
               </w:rPr>
-              <w:t xml:space="preserve">0,0040</w:t>
+              <w:t>0,0040</w:t>
             </w:r>
           </w:p>
         </w:tc>
@@ -7163,7 +6789,7 @@
                 <w:sz w:val="19"/>
                 <w:szCs w:val="19"/>
               </w:rPr>
-              <w:t xml:space="preserve">0,1857</w:t>
+              <w:t>0,1857</w:t>
             </w:r>
           </w:p>
         </w:tc>
@@ -7186,7 +6812,7 @@
                 <w:sz w:val="19"/>
                 <w:szCs w:val="19"/>
               </w:rPr>
-              <w:t xml:space="preserve">−0,0944</w:t>
+              <w:t>−0,0944</w:t>
             </w:r>
           </w:p>
         </w:tc>
@@ -7209,7 +6835,7 @@
                 <w:sz w:val="19"/>
                 <w:szCs w:val="19"/>
               </w:rPr>
-              <w:t xml:space="preserve">−33,7 %</w:t>
+              <w:t>−33,7 %</w:t>
             </w:r>
           </w:p>
         </w:tc>
@@ -7232,7 +6858,7 @@
                 <w:sz w:val="19"/>
                 <w:szCs w:val="19"/>
               </w:rPr>
-              <w:t xml:space="preserve">23,42</w:t>
+              <w:t>23,42</w:t>
             </w:r>
           </w:p>
         </w:tc>
@@ -7255,7 +6881,7 @@
                 <w:sz w:val="19"/>
                 <w:szCs w:val="19"/>
               </w:rPr>
-              <w:t xml:space="preserve">да</w:t>
+              <w:t>да</w:t>
             </w:r>
           </w:p>
         </w:tc>
@@ -7278,7 +6904,7 @@
                 <w:sz w:val="19"/>
                 <w:szCs w:val="19"/>
               </w:rPr>
-              <w:t xml:space="preserve">улучшение</w:t>
+              <w:t>улучшение</w:t>
             </w:r>
           </w:p>
         </w:tc>
@@ -7304,7 +6930,7 @@
           <w:sz w:val="25"/>
           <w:szCs w:val="25"/>
         </w:rPr>
-        <w:t xml:space="preserve">5.2. Значения по отдельным seed</w:t>
+        <w:t>5.2. Значения по отдельным seed</w:t>
       </w:r>
     </w:p>
     <w:p>
@@ -7317,7 +6943,7 @@
           <w:sz w:val="22"/>
           <w:szCs w:val="22"/>
         </w:rPr>
-        <w:t xml:space="preserve">Таблица 7 — Метрики каждого изображения серии</w:t>
+        <w:t>Таблица 7 — Метрики каждого изображения серии</w:t>
       </w:r>
     </w:p>
     <w:tbl>
@@ -7338,14 +6964,14 @@
         <w:tblLook w:val="04A0" w:firstRow="1" w:lastRow="0" w:firstColumn="1" w:lastColumn="0" w:noHBand="0" w:noVBand="1"/>
       </w:tblPr>
       <w:tblGrid>
-        <w:gridCol w:w="794"/>
+        <w:gridCol w:w="792"/>
         <w:gridCol w:w="794"/>
         <w:gridCol w:w="907"/>
-        <w:gridCol w:w="1021"/>
-        <w:gridCol w:w="1361"/>
-        <w:gridCol w:w="1134"/>
-        <w:gridCol w:w="1077"/>
-        <w:gridCol w:w="2268"/>
+        <w:gridCol w:w="1020"/>
+        <w:gridCol w:w="1359"/>
+        <w:gridCol w:w="1133"/>
+        <w:gridCol w:w="1076"/>
+        <w:gridCol w:w="2265"/>
       </w:tblGrid>
       <w:tr>
         <w:trPr>
@@ -7373,7 +6999,7 @@
                 <w:sz w:val="19"/>
                 <w:szCs w:val="19"/>
               </w:rPr>
-              <w:t xml:space="preserve">seed</w:t>
+              <w:t>seed</w:t>
             </w:r>
           </w:p>
         </w:tc>
@@ -7399,7 +7025,7 @@
                 <w:sz w:val="19"/>
                 <w:szCs w:val="19"/>
               </w:rPr>
-              <w:t xml:space="preserve">режим</w:t>
+              <w:t>режим</w:t>
             </w:r>
           </w:p>
         </w:tc>
@@ -7425,7 +7051,7 @@
                 <w:sz w:val="19"/>
                 <w:szCs w:val="19"/>
               </w:rPr>
-              <w:t xml:space="preserve">размер</w:t>
+              <w:t>размер</w:t>
             </w:r>
           </w:p>
         </w:tc>
@@ -7451,7 +7077,7 @@
                 <w:sz w:val="19"/>
                 <w:szCs w:val="19"/>
               </w:rPr>
-              <w:t xml:space="preserve">CLIP</w:t>
+              <w:t>CLIP</w:t>
             </w:r>
           </w:p>
         </w:tc>
@@ -7477,7 +7103,7 @@
                 <w:sz w:val="19"/>
                 <w:szCs w:val="19"/>
               </w:rPr>
-              <w:t xml:space="preserve">энергия границ</w:t>
+              <w:t>энергия границ</w:t>
             </w:r>
           </w:p>
         </w:tc>
@@ -7503,7 +7129,7 @@
                 <w:sz w:val="19"/>
                 <w:szCs w:val="19"/>
               </w:rPr>
-              <w:t xml:space="preserve">контраст</w:t>
+              <w:t>контраст</w:t>
             </w:r>
           </w:p>
         </w:tc>
@@ -7529,7 +7155,7 @@
                 <w:sz w:val="19"/>
                 <w:szCs w:val="19"/>
               </w:rPr>
-              <w:t xml:space="preserve">время, с</w:t>
+              <w:t>время, с</w:t>
             </w:r>
           </w:p>
         </w:tc>
@@ -7555,7 +7181,7 @@
                 <w:sz w:val="19"/>
                 <w:szCs w:val="19"/>
               </w:rPr>
-              <w:t xml:space="preserve">SHA-256 PNG</w:t>
+              <w:t>SHA-256 PNG</w:t>
             </w:r>
           </w:p>
         </w:tc>
@@ -7583,7 +7209,7 @@
                 <w:sz w:val="19"/>
                 <w:szCs w:val="19"/>
               </w:rPr>
-              <w:t xml:space="preserve">101</w:t>
+              <w:t>101</w:t>
             </w:r>
           </w:p>
         </w:tc>
@@ -7606,7 +7232,7 @@
                 <w:sz w:val="19"/>
                 <w:szCs w:val="19"/>
               </w:rPr>
-              <w:t xml:space="preserve">A</w:t>
+              <w:t>A</w:t>
             </w:r>
           </w:p>
         </w:tc>
@@ -7629,7 +7255,7 @@
                 <w:sz w:val="19"/>
                 <w:szCs w:val="19"/>
               </w:rPr>
-              <w:t xml:space="preserve">512</w:t>
+              <w:t>512</w:t>
             </w:r>
           </w:p>
         </w:tc>
@@ -7652,7 +7278,7 @@
                 <w:sz w:val="19"/>
                 <w:szCs w:val="19"/>
               </w:rPr>
-              <w:t xml:space="preserve">30,31</w:t>
+              <w:t>30,31</w:t>
             </w:r>
           </w:p>
         </w:tc>
@@ -7675,7 +7301,7 @@
                 <w:sz w:val="19"/>
                 <w:szCs w:val="19"/>
               </w:rPr>
-              <w:t xml:space="preserve">0,0480</w:t>
+              <w:t>0,0480</w:t>
             </w:r>
           </w:p>
         </w:tc>
@@ -7698,7 +7324,7 @@
                 <w:sz w:val="19"/>
                 <w:szCs w:val="19"/>
               </w:rPr>
-              <w:t xml:space="preserve">0,1569</w:t>
+              <w:t>0,1569</w:t>
             </w:r>
           </w:p>
         </w:tc>
@@ -7721,7 +7347,7 @@
                 <w:sz w:val="19"/>
                 <w:szCs w:val="19"/>
               </w:rPr>
-              <w:t xml:space="preserve">0,283</w:t>
+              <w:t>0,283</w:t>
             </w:r>
           </w:p>
         </w:tc>
@@ -7742,7 +7368,7 @@
                 <w:sz w:val="17"/>
                 <w:szCs w:val="17"/>
               </w:rPr>
-              <w:t xml:space="preserve">84db2534b3e6…</w:t>
+              <w:t>84db2534b3e6…</w:t>
             </w:r>
           </w:p>
         </w:tc>
@@ -7770,7 +7396,7 @@
                 <w:sz w:val="19"/>
                 <w:szCs w:val="19"/>
               </w:rPr>
-              <w:t xml:space="preserve">101</w:t>
+              <w:t>101</w:t>
             </w:r>
           </w:p>
         </w:tc>
@@ -7793,7 +7419,7 @@
                 <w:sz w:val="19"/>
                 <w:szCs w:val="19"/>
               </w:rPr>
-              <w:t xml:space="preserve">B</w:t>
+              <w:t>B</w:t>
             </w:r>
           </w:p>
         </w:tc>
@@ -7816,7 +7442,7 @@
                 <w:sz w:val="19"/>
                 <w:szCs w:val="19"/>
               </w:rPr>
-              <w:t xml:space="preserve">384</w:t>
+              <w:t>384</w:t>
             </w:r>
           </w:p>
         </w:tc>
@@ -7839,7 +7465,7 @@
                 <w:sz w:val="19"/>
                 <w:szCs w:val="19"/>
               </w:rPr>
-              <w:t xml:space="preserve">26,76</w:t>
+              <w:t>26,76</w:t>
             </w:r>
           </w:p>
         </w:tc>
@@ -7862,7 +7488,7 @@
                 <w:sz w:val="19"/>
                 <w:szCs w:val="19"/>
               </w:rPr>
-              <w:t xml:space="preserve">0,0449</w:t>
+              <w:t>0,0449</w:t>
             </w:r>
           </w:p>
         </w:tc>
@@ -7885,7 +7511,7 @@
                 <w:sz w:val="19"/>
                 <w:szCs w:val="19"/>
               </w:rPr>
-              <w:t xml:space="preserve">0,2258</w:t>
+              <w:t>0,2258</w:t>
             </w:r>
           </w:p>
         </w:tc>
@@ -7908,7 +7534,7 @@
                 <w:sz w:val="19"/>
                 <w:szCs w:val="19"/>
               </w:rPr>
-              <w:t xml:space="preserve">0,185</w:t>
+              <w:t>0,185</w:t>
             </w:r>
           </w:p>
         </w:tc>
@@ -7929,7 +7555,7 @@
                 <w:sz w:val="17"/>
                 <w:szCs w:val="17"/>
               </w:rPr>
-              <w:t xml:space="preserve">256158c9736e…</w:t>
+              <w:t>256158c9736e…</w:t>
             </w:r>
           </w:p>
         </w:tc>
@@ -7957,7 +7583,7 @@
                 <w:sz w:val="19"/>
                 <w:szCs w:val="19"/>
               </w:rPr>
-              <w:t xml:space="preserve">102</w:t>
+              <w:t>102</w:t>
             </w:r>
           </w:p>
         </w:tc>
@@ -7980,7 +7606,7 @@
                 <w:sz w:val="19"/>
                 <w:szCs w:val="19"/>
               </w:rPr>
-              <w:t xml:space="preserve">A</w:t>
+              <w:t>A</w:t>
             </w:r>
           </w:p>
         </w:tc>
@@ -8003,7 +7629,7 @@
                 <w:sz w:val="19"/>
                 <w:szCs w:val="19"/>
               </w:rPr>
-              <w:t xml:space="preserve">512</w:t>
+              <w:t>512</w:t>
             </w:r>
           </w:p>
         </w:tc>
@@ -8026,7 +7652,7 @@
                 <w:sz w:val="19"/>
                 <w:szCs w:val="19"/>
               </w:rPr>
-              <w:t xml:space="preserve">32,94</w:t>
+              <w:t>32,94</w:t>
             </w:r>
           </w:p>
         </w:tc>
@@ -8049,7 +7675,7 @@
                 <w:sz w:val="19"/>
                 <w:szCs w:val="19"/>
               </w:rPr>
-              <w:t xml:space="preserve">0,0471</w:t>
+              <w:t>0,0471</w:t>
             </w:r>
           </w:p>
         </w:tc>
@@ -8072,7 +7698,7 @@
                 <w:sz w:val="19"/>
                 <w:szCs w:val="19"/>
               </w:rPr>
-              <w:t xml:space="preserve">0,2191</w:t>
+              <w:t>0,2191</w:t>
             </w:r>
           </w:p>
         </w:tc>
@@ -8095,7 +7721,7 @@
                 <w:sz w:val="19"/>
                 <w:szCs w:val="19"/>
               </w:rPr>
-              <w:t xml:space="preserve">0,278</w:t>
+              <w:t>0,278</w:t>
             </w:r>
           </w:p>
         </w:tc>
@@ -8116,7 +7742,7 @@
                 <w:sz w:val="17"/>
                 <w:szCs w:val="17"/>
               </w:rPr>
-              <w:t xml:space="preserve">0d0d796d3cf4…</w:t>
+              <w:t>0d0d796d3cf4…</w:t>
             </w:r>
           </w:p>
         </w:tc>
@@ -8144,7 +7770,7 @@
                 <w:sz w:val="19"/>
                 <w:szCs w:val="19"/>
               </w:rPr>
-              <w:t xml:space="preserve">102</w:t>
+              <w:t>102</w:t>
             </w:r>
           </w:p>
         </w:tc>
@@ -8167,7 +7793,7 @@
                 <w:sz w:val="19"/>
                 <w:szCs w:val="19"/>
               </w:rPr>
-              <w:t xml:space="preserve">B</w:t>
+              <w:t>B</w:t>
             </w:r>
           </w:p>
         </w:tc>
@@ -8190,7 +7816,7 @@
                 <w:sz w:val="19"/>
                 <w:szCs w:val="19"/>
               </w:rPr>
-              <w:t xml:space="preserve">384</w:t>
+              <w:t>384</w:t>
             </w:r>
           </w:p>
         </w:tc>
@@ -8213,7 +7839,7 @@
                 <w:sz w:val="19"/>
                 <w:szCs w:val="19"/>
               </w:rPr>
-              <w:t xml:space="preserve">25,48</w:t>
+              <w:t>25,48</w:t>
             </w:r>
           </w:p>
         </w:tc>
@@ -8236,7 +7862,7 @@
                 <w:sz w:val="19"/>
                 <w:szCs w:val="19"/>
               </w:rPr>
-              <w:t xml:space="preserve">0,0513</w:t>
+              <w:t>0,0513</w:t>
             </w:r>
           </w:p>
         </w:tc>
@@ -8259,7 +7885,7 @@
                 <w:sz w:val="19"/>
                 <w:szCs w:val="19"/>
               </w:rPr>
-              <w:t xml:space="preserve">0,1514</w:t>
+              <w:t>0,1514</w:t>
             </w:r>
           </w:p>
         </w:tc>
@@ -8282,7 +7908,7 @@
                 <w:sz w:val="19"/>
                 <w:szCs w:val="19"/>
               </w:rPr>
-              <w:t xml:space="preserve">0,186</w:t>
+              <w:t>0,186</w:t>
             </w:r>
           </w:p>
         </w:tc>
@@ -8303,7 +7929,7 @@
                 <w:sz w:val="17"/>
                 <w:szCs w:val="17"/>
               </w:rPr>
-              <w:t xml:space="preserve">76587fa5d909…</w:t>
+              <w:t>76587fa5d909…</w:t>
             </w:r>
           </w:p>
         </w:tc>
@@ -8331,7 +7957,7 @@
                 <w:sz w:val="19"/>
                 <w:szCs w:val="19"/>
               </w:rPr>
-              <w:t xml:space="preserve">103</w:t>
+              <w:t>103</w:t>
             </w:r>
           </w:p>
         </w:tc>
@@ -8354,7 +7980,7 @@
                 <w:sz w:val="19"/>
                 <w:szCs w:val="19"/>
               </w:rPr>
-              <w:t xml:space="preserve">A</w:t>
+              <w:t>A</w:t>
             </w:r>
           </w:p>
         </w:tc>
@@ -8377,7 +8003,7 @@
                 <w:sz w:val="19"/>
                 <w:szCs w:val="19"/>
               </w:rPr>
-              <w:t xml:space="preserve">512</w:t>
+              <w:t>512</w:t>
             </w:r>
           </w:p>
         </w:tc>
@@ -8400,7 +8026,7 @@
                 <w:sz w:val="19"/>
                 <w:szCs w:val="19"/>
               </w:rPr>
-              <w:t xml:space="preserve">31,33</w:t>
+              <w:t>31,33</w:t>
             </w:r>
           </w:p>
         </w:tc>
@@ -8423,7 +8049,7 @@
                 <w:sz w:val="19"/>
                 <w:szCs w:val="19"/>
               </w:rPr>
-              <w:t xml:space="preserve">0,0554</w:t>
+              <w:t>0,0554</w:t>
             </w:r>
           </w:p>
         </w:tc>
@@ -8446,7 +8072,7 @@
                 <w:sz w:val="19"/>
                 <w:szCs w:val="19"/>
               </w:rPr>
-              <w:t xml:space="preserve">0,1977</w:t>
+              <w:t>0,1977</w:t>
             </w:r>
           </w:p>
         </w:tc>
@@ -8469,7 +8095,7 @@
                 <w:sz w:val="19"/>
                 <w:szCs w:val="19"/>
               </w:rPr>
-              <w:t xml:space="preserve">0,274</w:t>
+              <w:t>0,274</w:t>
             </w:r>
           </w:p>
         </w:tc>
@@ -8490,7 +8116,7 @@
                 <w:sz w:val="17"/>
                 <w:szCs w:val="17"/>
               </w:rPr>
-              <w:t xml:space="preserve">d0a3ff677d89…</w:t>
+              <w:t>d0a3ff677d89…</w:t>
             </w:r>
           </w:p>
         </w:tc>
@@ -8518,7 +8144,7 @@
                 <w:sz w:val="19"/>
                 <w:szCs w:val="19"/>
               </w:rPr>
-              <w:t xml:space="preserve">103</w:t>
+              <w:t>103</w:t>
             </w:r>
           </w:p>
         </w:tc>
@@ -8541,7 +8167,7 @@
                 <w:sz w:val="19"/>
                 <w:szCs w:val="19"/>
               </w:rPr>
-              <w:t xml:space="preserve">B</w:t>
+              <w:t>B</w:t>
             </w:r>
           </w:p>
         </w:tc>
@@ -8564,7 +8190,7 @@
                 <w:sz w:val="19"/>
                 <w:szCs w:val="19"/>
               </w:rPr>
-              <w:t xml:space="preserve">384</w:t>
+              <w:t>384</w:t>
             </w:r>
           </w:p>
         </w:tc>
@@ -8587,7 +8213,7 @@
                 <w:sz w:val="19"/>
                 <w:szCs w:val="19"/>
               </w:rPr>
-              <w:t xml:space="preserve">27,45</w:t>
+              <w:t>27,45</w:t>
             </w:r>
           </w:p>
         </w:tc>
@@ -8610,7 +8236,7 @@
                 <w:sz w:val="19"/>
                 <w:szCs w:val="19"/>
               </w:rPr>
-              <w:t xml:space="preserve">0,0462</w:t>
+              <w:t>0,0462</w:t>
             </w:r>
           </w:p>
         </w:tc>
@@ -8633,7 +8259,7 @@
                 <w:sz w:val="19"/>
                 <w:szCs w:val="19"/>
               </w:rPr>
-              <w:t xml:space="preserve">0,1948</w:t>
+              <w:t>0,1948</w:t>
             </w:r>
           </w:p>
         </w:tc>
@@ -8656,7 +8282,7 @@
                 <w:sz w:val="19"/>
                 <w:szCs w:val="19"/>
               </w:rPr>
-              <w:t xml:space="preserve">0,185</w:t>
+              <w:t>0,185</w:t>
             </w:r>
           </w:p>
         </w:tc>
@@ -8677,7 +8303,7 @@
                 <w:sz w:val="17"/>
                 <w:szCs w:val="17"/>
               </w:rPr>
-              <w:t xml:space="preserve">88e90f270113…</w:t>
+              <w:t>88e90f270113…</w:t>
             </w:r>
           </w:p>
         </w:tc>
@@ -8705,7 +8331,7 @@
                 <w:sz w:val="19"/>
                 <w:szCs w:val="19"/>
               </w:rPr>
-              <w:t xml:space="preserve">104</w:t>
+              <w:t>104</w:t>
             </w:r>
           </w:p>
         </w:tc>
@@ -8728,7 +8354,7 @@
                 <w:sz w:val="19"/>
                 <w:szCs w:val="19"/>
               </w:rPr>
-              <w:t xml:space="preserve">A</w:t>
+              <w:t>A</w:t>
             </w:r>
           </w:p>
         </w:tc>
@@ -8751,7 +8377,7 @@
                 <w:sz w:val="19"/>
                 <w:szCs w:val="19"/>
               </w:rPr>
-              <w:t xml:space="preserve">512</w:t>
+              <w:t>512</w:t>
             </w:r>
           </w:p>
         </w:tc>
@@ -8774,7 +8400,7 @@
                 <w:sz w:val="19"/>
                 <w:szCs w:val="19"/>
               </w:rPr>
-              <w:t xml:space="preserve">30,29</w:t>
+              <w:t>30,29</w:t>
             </w:r>
           </w:p>
         </w:tc>
@@ -8797,7 +8423,7 @@
                 <w:sz w:val="19"/>
                 <w:szCs w:val="19"/>
               </w:rPr>
-              <w:t xml:space="preserve">0,0395</w:t>
+              <w:t>0,0395</w:t>
             </w:r>
           </w:p>
         </w:tc>
@@ -8820,7 +8446,7 @@
                 <w:sz w:val="19"/>
                 <w:szCs w:val="19"/>
               </w:rPr>
-              <w:t xml:space="preserve">0,1967</w:t>
+              <w:t>0,1967</w:t>
             </w:r>
           </w:p>
         </w:tc>
@@ -8843,7 +8469,7 @@
                 <w:sz w:val="19"/>
                 <w:szCs w:val="19"/>
               </w:rPr>
-              <w:t xml:space="preserve">0,281</w:t>
+              <w:t>0,281</w:t>
             </w:r>
           </w:p>
         </w:tc>
@@ -8864,7 +8490,7 @@
                 <w:sz w:val="17"/>
                 <w:szCs w:val="17"/>
               </w:rPr>
-              <w:t xml:space="preserve">82a2b32b5aa5…</w:t>
+              <w:t>82a2b32b5aa5…</w:t>
             </w:r>
           </w:p>
         </w:tc>
@@ -8892,7 +8518,7 @@
                 <w:sz w:val="19"/>
                 <w:szCs w:val="19"/>
               </w:rPr>
-              <w:t xml:space="preserve">104</w:t>
+              <w:t>104</w:t>
             </w:r>
           </w:p>
         </w:tc>
@@ -8915,7 +8541,7 @@
                 <w:sz w:val="19"/>
                 <w:szCs w:val="19"/>
               </w:rPr>
-              <w:t xml:space="preserve">B</w:t>
+              <w:t>B</w:t>
             </w:r>
           </w:p>
         </w:tc>
@@ -8938,7 +8564,7 @@
                 <w:sz w:val="19"/>
                 <w:szCs w:val="19"/>
               </w:rPr>
-              <w:t xml:space="preserve">384</w:t>
+              <w:t>384</w:t>
             </w:r>
           </w:p>
         </w:tc>
@@ -8961,7 +8587,7 @@
                 <w:sz w:val="19"/>
                 <w:szCs w:val="19"/>
               </w:rPr>
-              <w:t xml:space="preserve">32,82</w:t>
+              <w:t>32,82</w:t>
             </w:r>
           </w:p>
         </w:tc>
@@ -8984,7 +8610,7 @@
                 <w:sz w:val="19"/>
                 <w:szCs w:val="19"/>
               </w:rPr>
-              <w:t xml:space="preserve">0,0538</w:t>
+              <w:t>0,0538</w:t>
             </w:r>
           </w:p>
         </w:tc>
@@ -9007,7 +8633,7 @@
                 <w:sz w:val="19"/>
                 <w:szCs w:val="19"/>
               </w:rPr>
-              <w:t xml:space="preserve">0,3331</w:t>
+              <w:t>0,3331</w:t>
             </w:r>
           </w:p>
         </w:tc>
@@ -9030,7 +8656,7 @@
                 <w:sz w:val="19"/>
                 <w:szCs w:val="19"/>
               </w:rPr>
-              <w:t xml:space="preserve">0,186</w:t>
+              <w:t>0,186</w:t>
             </w:r>
           </w:p>
         </w:tc>
@@ -9051,7 +8677,7 @@
                 <w:sz w:val="17"/>
                 <w:szCs w:val="17"/>
               </w:rPr>
-              <w:t xml:space="preserve">a61e48e29009…</w:t>
+              <w:t>a61e48e29009…</w:t>
             </w:r>
           </w:p>
         </w:tc>
@@ -9079,7 +8705,7 @@
                 <w:sz w:val="19"/>
                 <w:szCs w:val="19"/>
               </w:rPr>
-              <w:t xml:space="preserve">105</w:t>
+              <w:t>105</w:t>
             </w:r>
           </w:p>
         </w:tc>
@@ -9102,7 +8728,7 @@
                 <w:sz w:val="19"/>
                 <w:szCs w:val="19"/>
               </w:rPr>
-              <w:t xml:space="preserve">A</w:t>
+              <w:t>A</w:t>
             </w:r>
           </w:p>
         </w:tc>
@@ -9125,7 +8751,7 @@
                 <w:sz w:val="19"/>
                 <w:szCs w:val="19"/>
               </w:rPr>
-              <w:t xml:space="preserve">512</w:t>
+              <w:t>512</w:t>
             </w:r>
           </w:p>
         </w:tc>
@@ -9148,7 +8774,7 @@
                 <w:sz w:val="19"/>
                 <w:szCs w:val="19"/>
               </w:rPr>
-              <w:t xml:space="preserve">29,12</w:t>
+              <w:t>29,12</w:t>
             </w:r>
           </w:p>
         </w:tc>
@@ -9171,7 +8797,7 @@
                 <w:sz w:val="19"/>
                 <w:szCs w:val="19"/>
               </w:rPr>
-              <w:t xml:space="preserve">0,0383</w:t>
+              <w:t>0,0383</w:t>
             </w:r>
           </w:p>
         </w:tc>
@@ -9194,7 +8820,7 @@
                 <w:sz w:val="19"/>
                 <w:szCs w:val="19"/>
               </w:rPr>
-              <w:t xml:space="preserve">0,1910</w:t>
+              <w:t>0,1910</w:t>
             </w:r>
           </w:p>
         </w:tc>
@@ -9217,7 +8843,7 @@
                 <w:sz w:val="19"/>
                 <w:szCs w:val="19"/>
               </w:rPr>
-              <w:t xml:space="preserve">0,284</w:t>
+              <w:t>0,284</w:t>
             </w:r>
           </w:p>
         </w:tc>
@@ -9238,7 +8864,7 @@
                 <w:sz w:val="17"/>
                 <w:szCs w:val="17"/>
               </w:rPr>
-              <w:t xml:space="preserve">21897cc9e657…</w:t>
+              <w:t>21897cc9e657…</w:t>
             </w:r>
           </w:p>
         </w:tc>
@@ -9266,7 +8892,7 @@
                 <w:sz w:val="19"/>
                 <w:szCs w:val="19"/>
               </w:rPr>
-              <w:t xml:space="preserve">105</w:t>
+              <w:t>105</w:t>
             </w:r>
           </w:p>
         </w:tc>
@@ -9289,7 +8915,7 @@
                 <w:sz w:val="19"/>
                 <w:szCs w:val="19"/>
               </w:rPr>
-              <w:t xml:space="preserve">B</w:t>
+              <w:t>B</w:t>
             </w:r>
           </w:p>
         </w:tc>
@@ -9312,7 +8938,7 @@
                 <w:sz w:val="19"/>
                 <w:szCs w:val="19"/>
               </w:rPr>
-              <w:t xml:space="preserve">384</w:t>
+              <w:t>384</w:t>
             </w:r>
           </w:p>
         </w:tc>
@@ -9335,7 +8961,7 @@
                 <w:sz w:val="19"/>
                 <w:szCs w:val="19"/>
               </w:rPr>
-              <w:t xml:space="preserve">30,19</w:t>
+              <w:t>30,19</w:t>
             </w:r>
           </w:p>
         </w:tc>
@@ -9358,7 +8984,7 @@
                 <w:sz w:val="19"/>
                 <w:szCs w:val="19"/>
               </w:rPr>
-              <w:t xml:space="preserve">0,0492</w:t>
+              <w:t>0,0492</w:t>
             </w:r>
           </w:p>
         </w:tc>
@@ -9381,7 +9007,7 @@
                 <w:sz w:val="19"/>
                 <w:szCs w:val="19"/>
               </w:rPr>
-              <w:t xml:space="preserve">0,1886</w:t>
+              <w:t>0,1886</w:t>
             </w:r>
           </w:p>
         </w:tc>
@@ -9404,7 +9030,7 @@
                 <w:sz w:val="19"/>
                 <w:szCs w:val="19"/>
               </w:rPr>
-              <w:t xml:space="preserve">0,186</w:t>
+              <w:t>0,186</w:t>
             </w:r>
           </w:p>
         </w:tc>
@@ -9425,7 +9051,7 @@
                 <w:sz w:val="17"/>
                 <w:szCs w:val="17"/>
               </w:rPr>
-              <w:t xml:space="preserve">11499c52b093…</w:t>
+              <w:t>11499c52b093…</w:t>
             </w:r>
           </w:p>
         </w:tc>
@@ -9447,7 +9073,7 @@
           <w:sz w:val="24"/>
           <w:szCs w:val="24"/>
         </w:rPr>
-        <w:t xml:space="preserve">Время стабильно (A 0,274–0,284 с, B 0,185–0,186 с), остальные метрики меняются между seed в разные стороны: CLIP в B ниже у seed 101–103 (на 3,6; 7,5; 3,9) и выше у 104, 105 (на 2,5 и 1,1). Разброс в B больше: s CLIP 2,95 против 1,43, s контраста 0,069 против 0,022.</w:t>
+        <w:t>Время стабильно (A 0,274–0,284 с, B 0,185–0,186 с), остальные метрики меняются между seed в разные стороны: CLIP в B ниже у seed 101–103 (на 3,6; 7,5; 3,9) и выше у 104, 105 (на 2,5 и 1,1). Разброс в B больше: s CLIP 2,95 против 1,43, s контраста 0,069 против 0,022.</w:t>
       </w:r>
     </w:p>
     <w:p>
@@ -9464,7 +9090,7 @@
           <w:sz w:val="25"/>
           <w:szCs w:val="25"/>
         </w:rPr>
-        <w:t xml:space="preserve">5.3. Энергия границ и контраст на одном масштабе (шаг 6)</w:t>
+        <w:t>5.3. Энергия границ и контраст на одном масштабе (шаг 6)</w:t>
       </w:r>
     </w:p>
     <w:p>
@@ -9477,7 +9103,7 @@
           <w:sz w:val="22"/>
           <w:szCs w:val="22"/>
         </w:rPr>
-        <w:t xml:space="preserve">Таблица 8 — Сравнение после приведения к одному масштабу (Lanczos)</w:t>
+        <w:t>Таблица 8 — Сравнение после приведения к одному масштабу (Lanczos)</w:t>
       </w:r>
     </w:p>
     <w:tbl>
@@ -9498,12 +9124,12 @@
         <w:tblLook w:val="04A0" w:firstRow="1" w:lastRow="0" w:firstColumn="1" w:lastColumn="0" w:noHBand="0" w:noVBand="1"/>
       </w:tblPr>
       <w:tblGrid>
-        <w:gridCol w:w="3412"/>
+        <w:gridCol w:w="3406"/>
         <w:gridCol w:w="930"/>
         <w:gridCol w:w="930"/>
-        <w:gridCol w:w="982"/>
-        <w:gridCol w:w="827"/>
-        <w:gridCol w:w="930"/>
+        <w:gridCol w:w="981"/>
+        <w:gridCol w:w="826"/>
+        <w:gridCol w:w="929"/>
         <w:gridCol w:w="1344"/>
       </w:tblGrid>
       <w:tr>
@@ -9532,7 +9158,7 @@
                 <w:sz w:val="19"/>
                 <w:szCs w:val="19"/>
               </w:rPr>
-              <w:t xml:space="preserve">Сравнение</w:t>
+              <w:t>Сравнение</w:t>
             </w:r>
           </w:p>
         </w:tc>
@@ -9558,7 +9184,7 @@
                 <w:sz w:val="19"/>
                 <w:szCs w:val="19"/>
               </w:rPr>
-              <w:t xml:space="preserve">A</w:t>
+              <w:t>A</w:t>
             </w:r>
           </w:p>
         </w:tc>
@@ -9584,7 +9210,7 @@
                 <w:sz w:val="19"/>
                 <w:szCs w:val="19"/>
               </w:rPr>
-              <w:t xml:space="preserve">B</w:t>
+              <w:t>B</w:t>
             </w:r>
           </w:p>
         </w:tc>
@@ -9610,7 +9236,7 @@
                 <w:sz w:val="19"/>
                 <w:szCs w:val="19"/>
               </w:rPr>
-              <w:t xml:space="preserve">Δ/A</w:t>
+              <w:t>Δ/A</w:t>
             </w:r>
           </w:p>
         </w:tc>
@@ -9636,7 +9262,7 @@
                 <w:sz w:val="19"/>
                 <w:szCs w:val="19"/>
               </w:rPr>
-              <w:t xml:space="preserve">|Δ|/s</w:t>
+              <w:t>|Δ|/s</w:t>
             </w:r>
           </w:p>
         </w:tc>
@@ -9662,7 +9288,7 @@
                 <w:sz w:val="19"/>
                 <w:szCs w:val="19"/>
               </w:rPr>
-              <w:t xml:space="preserve">|Δ| &gt; 2s</w:t>
+              <w:t>|Δ| &gt; 2s</w:t>
             </w:r>
           </w:p>
         </w:tc>
@@ -9688,7 +9314,7 @@
                 <w:sz w:val="19"/>
                 <w:szCs w:val="19"/>
               </w:rPr>
-              <w:t xml:space="preserve">по допуску</w:t>
+              <w:t>по допуску</w:t>
             </w:r>
           </w:p>
         </w:tc>
@@ -9713,7 +9339,7 @@
                 <w:sz w:val="19"/>
                 <w:szCs w:val="19"/>
               </w:rPr>
-              <w:t xml:space="preserve">энергия границ, оба при 384</w:t>
+              <w:t>энергия границ, оба при 384</w:t>
             </w:r>
           </w:p>
         </w:tc>
@@ -9736,7 +9362,7 @@
                 <w:sz w:val="19"/>
                 <w:szCs w:val="19"/>
               </w:rPr>
-              <w:t xml:space="preserve">0,0504</w:t>
+              <w:t>0,0504</w:t>
             </w:r>
           </w:p>
         </w:tc>
@@ -9759,7 +9385,7 @@
                 <w:sz w:val="19"/>
                 <w:szCs w:val="19"/>
               </w:rPr>
-              <w:t xml:space="preserve">0,0491</w:t>
+              <w:t>0,0491</w:t>
             </w:r>
           </w:p>
         </w:tc>
@@ -9782,7 +9408,7 @@
                 <w:sz w:val="19"/>
                 <w:szCs w:val="19"/>
               </w:rPr>
-              <w:t xml:space="preserve">−2,6 %</w:t>
+              <w:t>−2,6 %</w:t>
             </w:r>
           </w:p>
         </w:tc>
@@ -9805,7 +9431,7 @@
                 <w:sz w:val="19"/>
                 <w:szCs w:val="19"/>
               </w:rPr>
-              <w:t xml:space="preserve">0,16</w:t>
+              <w:t>0,16</w:t>
             </w:r>
           </w:p>
         </w:tc>
@@ -9828,7 +9454,7 @@
                 <w:sz w:val="19"/>
                 <w:szCs w:val="19"/>
               </w:rPr>
-              <w:t xml:space="preserve">нет</w:t>
+              <w:t>нет</w:t>
             </w:r>
           </w:p>
         </w:tc>
@@ -9851,7 +9477,7 @@
                 <w:sz w:val="19"/>
                 <w:szCs w:val="19"/>
               </w:rPr>
-              <w:t xml:space="preserve">нейтрально</w:t>
+              <w:t>нейтрально</w:t>
             </w:r>
           </w:p>
         </w:tc>
@@ -9876,7 +9502,7 @@
                 <w:sz w:val="19"/>
                 <w:szCs w:val="19"/>
               </w:rPr>
-              <w:t xml:space="preserve">энергия границ, оба при 512</w:t>
+              <w:t>энергия границ, оба при 512</w:t>
             </w:r>
           </w:p>
         </w:tc>
@@ -9899,7 +9525,7 @@
                 <w:sz w:val="19"/>
                 <w:szCs w:val="19"/>
               </w:rPr>
-              <w:t xml:space="preserve">0,0457</w:t>
+              <w:t>0,0457</w:t>
             </w:r>
           </w:p>
         </w:tc>
@@ -9922,7 +9548,7 @@
                 <w:sz w:val="19"/>
                 <w:szCs w:val="19"/>
               </w:rPr>
-              <w:t xml:space="preserve">0,0436</w:t>
+              <w:t>0,0436</w:t>
             </w:r>
           </w:p>
         </w:tc>
@@ -9945,7 +9571,7 @@
                 <w:sz w:val="19"/>
                 <w:szCs w:val="19"/>
               </w:rPr>
-              <w:t xml:space="preserve">−4,5 %</w:t>
+              <w:t>−4,5 %</w:t>
             </w:r>
           </w:p>
         </w:tc>
@@ -9968,7 +9594,7 @@
                 <w:sz w:val="19"/>
                 <w:szCs w:val="19"/>
               </w:rPr>
-              <w:t xml:space="preserve">0,30</w:t>
+              <w:t>0,30</w:t>
             </w:r>
           </w:p>
         </w:tc>
@@ -9991,7 +9617,7 @@
                 <w:sz w:val="19"/>
                 <w:szCs w:val="19"/>
               </w:rPr>
-              <w:t xml:space="preserve">нет</w:t>
+              <w:t>нет</w:t>
             </w:r>
           </w:p>
         </w:tc>
@@ -10014,7 +9640,7 @@
                 <w:sz w:val="19"/>
                 <w:szCs w:val="19"/>
               </w:rPr>
-              <w:t xml:space="preserve">нейтрально</w:t>
+              <w:t>нейтрально</w:t>
             </w:r>
           </w:p>
         </w:tc>
@@ -10039,7 +9665,7 @@
                 <w:sz w:val="19"/>
                 <w:szCs w:val="19"/>
               </w:rPr>
-              <w:t xml:space="preserve">контраст, оба при 384</w:t>
+              <w:t>контраст, оба при 384</w:t>
             </w:r>
           </w:p>
         </w:tc>
@@ -10062,7 +9688,7 @@
                 <w:sz w:val="19"/>
                 <w:szCs w:val="19"/>
               </w:rPr>
-              <w:t xml:space="preserve">0,1901</w:t>
+              <w:t>0,1901</w:t>
             </w:r>
           </w:p>
         </w:tc>
@@ -10085,7 +9711,7 @@
                 <w:sz w:val="19"/>
                 <w:szCs w:val="19"/>
               </w:rPr>
-              <w:t xml:space="preserve">0,2187</w:t>
+              <w:t>0,2187</w:t>
             </w:r>
           </w:p>
         </w:tc>
@@ -10108,7 +9734,7 @@
                 <w:sz w:val="19"/>
                 <w:szCs w:val="19"/>
               </w:rPr>
-              <w:t xml:space="preserve">+15,1 %</w:t>
+              <w:t>+15,1 %</w:t>
             </w:r>
           </w:p>
         </w:tc>
@@ -10131,7 +9757,7 @@
                 <w:sz w:val="19"/>
                 <w:szCs w:val="19"/>
               </w:rPr>
-              <w:t xml:space="preserve">1,23</w:t>
+              <w:t>1,23</w:t>
             </w:r>
           </w:p>
         </w:tc>
@@ -10154,7 +9780,7 @@
                 <w:sz w:val="19"/>
                 <w:szCs w:val="19"/>
               </w:rPr>
-              <w:t xml:space="preserve">нет</w:t>
+              <w:t>нет</w:t>
             </w:r>
           </w:p>
         </w:tc>
@@ -10177,7 +9803,7 @@
                 <w:sz w:val="19"/>
                 <w:szCs w:val="19"/>
               </w:rPr>
-              <w:t xml:space="preserve">ухудшение</w:t>
+              <w:t>ухудшение</w:t>
             </w:r>
           </w:p>
         </w:tc>
@@ -10202,7 +9828,7 @@
                 <w:sz w:val="19"/>
                 <w:szCs w:val="19"/>
               </w:rPr>
-              <w:t xml:space="preserve">контраст, оба при 512</w:t>
+              <w:t>контраст, оба при 512</w:t>
             </w:r>
           </w:p>
         </w:tc>
@@ -10225,7 +9851,7 @@
                 <w:sz w:val="19"/>
                 <w:szCs w:val="19"/>
               </w:rPr>
-              <w:t xml:space="preserve">0,1923</w:t>
+              <w:t>0,1923</w:t>
             </w:r>
           </w:p>
         </w:tc>
@@ -10248,7 +9874,7 @@
                 <w:sz w:val="19"/>
                 <w:szCs w:val="19"/>
               </w:rPr>
-              <w:t xml:space="preserve">0,2183</w:t>
+              <w:t>0,2183</w:t>
             </w:r>
           </w:p>
         </w:tc>
@@ -10271,7 +9897,7 @@
                 <w:sz w:val="19"/>
                 <w:szCs w:val="19"/>
               </w:rPr>
-              <w:t xml:space="preserve">+13,5 %</w:t>
+              <w:t>+13,5 %</w:t>
             </w:r>
           </w:p>
         </w:tc>
@@ -10294,7 +9920,7 @@
                 <w:sz w:val="19"/>
                 <w:szCs w:val="19"/>
               </w:rPr>
-              <w:t xml:space="preserve">1,15</w:t>
+              <w:t>1,15</w:t>
             </w:r>
           </w:p>
         </w:tc>
@@ -10317,7 +9943,7 @@
                 <w:sz w:val="19"/>
                 <w:szCs w:val="19"/>
               </w:rPr>
-              <w:t xml:space="preserve">нет</w:t>
+              <w:t>нет</w:t>
             </w:r>
           </w:p>
         </w:tc>
@@ -10340,7 +9966,7 @@
                 <w:sz w:val="19"/>
                 <w:szCs w:val="19"/>
               </w:rPr>
-              <w:t xml:space="preserve">ухудшение</w:t>
+              <w:t>ухудшение</w:t>
             </w:r>
           </w:p>
         </w:tc>
@@ -10365,7 +9991,7 @@
                 <w:sz w:val="19"/>
                 <w:szCs w:val="19"/>
               </w:rPr>
-              <w:t xml:space="preserve">энергия границ: только масштаб (A 512 → A 384)</w:t>
+              <w:t>энергия границ: только масштаб (A 512 → A 384)</w:t>
             </w:r>
           </w:p>
         </w:tc>
@@ -10388,7 +10014,7 @@
                 <w:sz w:val="19"/>
                 <w:szCs w:val="19"/>
               </w:rPr>
-              <w:t xml:space="preserve">0,0457</w:t>
+              <w:t>0,0457</w:t>
             </w:r>
           </w:p>
         </w:tc>
@@ -10411,7 +10037,7 @@
                 <w:sz w:val="19"/>
                 <w:szCs w:val="19"/>
               </w:rPr>
-              <w:t xml:space="preserve">0,0504</w:t>
+              <w:t>0,0504</w:t>
             </w:r>
           </w:p>
         </w:tc>
@@ -10434,7 +10060,7 @@
                 <w:sz w:val="19"/>
                 <w:szCs w:val="19"/>
               </w:rPr>
-              <w:t xml:space="preserve">+10,3 %</w:t>
+              <w:t>+10,3 %</w:t>
             </w:r>
           </w:p>
         </w:tc>
@@ -10457,7 +10083,7 @@
                 <w:sz w:val="19"/>
                 <w:szCs w:val="19"/>
               </w:rPr>
-              <w:t xml:space="preserve">0,68</w:t>
+              <w:t>0,68</w:t>
             </w:r>
           </w:p>
         </w:tc>
@@ -10480,7 +10106,7 @@
                 <w:sz w:val="19"/>
                 <w:szCs w:val="19"/>
               </w:rPr>
-              <w:t xml:space="preserve">нет</w:t>
+              <w:t>нет</w:t>
             </w:r>
           </w:p>
         </w:tc>
@@ -10503,7 +10129,7 @@
                 <w:sz w:val="19"/>
                 <w:szCs w:val="19"/>
               </w:rPr>
-              <w:t xml:space="preserve">—</w:t>
+              <w:t>—</w:t>
             </w:r>
           </w:p>
         </w:tc>
@@ -10525,7 +10151,8 @@
           <w:sz w:val="24"/>
           <w:szCs w:val="24"/>
         </w:rPr>
-        <w:t xml:space="preserve">Энергия границ на одном масштабе снизилась на 2,6 % (384) и 4,5 % (512) — в допуске. Рост +7,4 % на исходном размере раскладывается на эффект масштаба +10,3 % и изменение содержания −2,6 %: 1,103 × 0,974 ≈ 1,074. Контраст на обоих масштабах вырос одинаково (+15,1 и +13,5 %), то есть его сдвиг с масштабом не связан.</w:t>
+        <w:lastRenderedPageBreak/>
+        <w:t>Энергия границ на одном масштабе снизилась на 2,6 % (384) и 4,5 % (512) — в допуске. Рост +7,4 % на исходном размере раскладывается на эффект масштаба +10,3 % и изменение содержания −2,6 %: 1,103 × 0,974 ≈ 1,074. Контраст на обоих масштабах вырос одинаково (+15,1 и +13,5 %), то есть его сдвиг с масштабом не связан.</w:t>
       </w:r>
     </w:p>
     <w:p>
@@ -10542,7 +10169,7 @@
           <w:sz w:val="25"/>
           <w:szCs w:val="25"/>
         </w:rPr>
-        <w:t xml:space="preserve">5.4. Сравнительный лист (шаг 6)</w:t>
+        <w:t>5.4. Сравнительный лист (шаг 6)</w:t>
       </w:r>
     </w:p>
     <w:p>
@@ -10552,22 +10179,26 @@
         <w:jc w:val="center"/>
       </w:pPr>
       <w:r>
+        <w:rPr>
+          <w:noProof/>
+        </w:rPr>
         <w:drawing>
-          <wp:inline xmlns:a="http://schemas.openxmlformats.org/drawingml/2006/main" xmlns:pic="http://schemas.openxmlformats.org/drawingml/2006/picture">
+          <wp:inline distT="0" distB="0" distL="0" distR="0" wp14:anchorId="369FE8FA" wp14:editId="2FB97CCA">
             <wp:extent cx="5580000" cy="2790000"/>
+            <wp:effectExtent l="0" t="0" r="0" b="0"/>
             <wp:docPr id="20" name="Picture 20"/>
             <wp:cNvGraphicFramePr>
-              <a:graphicFrameLocks noChangeAspect="1"/>
+              <a:graphicFrameLocks xmlns:a="http://schemas.openxmlformats.org/drawingml/2006/main" noChangeAspect="1"/>
             </wp:cNvGraphicFramePr>
-            <a:graphic>
+            <a:graphic xmlns:a="http://schemas.openxmlformats.org/drawingml/2006/main">
               <a:graphicData uri="http://schemas.openxmlformats.org/drawingml/2006/picture">
-                <pic:pic>
+                <pic:pic xmlns:pic="http://schemas.openxmlformats.org/drawingml/2006/picture">
                   <pic:nvPicPr>
                     <pic:cNvPr id="0" name="comparison.png"/>
                     <pic:cNvPicPr/>
                   </pic:nvPicPr>
                   <pic:blipFill>
-                    <a:blip r:embed="rId16"/>
+                    <a:blip r:embed="rId6"/>
                     <a:stretch>
                       <a:fillRect/>
                     </a:stretch>
@@ -10577,7 +10208,9 @@
                       <a:off x="0" y="0"/>
                       <a:ext cx="5580000" cy="2790000"/>
                     </a:xfrm>
-                    <a:prstGeom prst="rect"/>
+                    <a:prstGeom prst="rect">
+                      <a:avLst/>
+                    </a:prstGeom>
                   </pic:spPr>
                 </pic:pic>
               </a:graphicData>
@@ -10598,7 +10231,7 @@
           <w:sz w:val="22"/>
           <w:szCs w:val="22"/>
         </w:rPr>
-        <w:t xml:space="preserve">Рисунок 1 — comparison.png: seed 101, слева режим A (512, уменьшено до 384), справа режим B (384)</w:t>
+        <w:t>Рисунок 1 — comparison.png: seed 101, слева режим A (512, уменьшено до 384), справа режим B (384)</w:t>
       </w:r>
     </w:p>
     <w:p>
@@ -10608,22 +10241,26 @@
         <w:jc w:val="center"/>
       </w:pPr>
       <w:r>
+        <w:rPr>
+          <w:noProof/>
+        </w:rPr>
         <w:drawing>
-          <wp:inline xmlns:a="http://schemas.openxmlformats.org/drawingml/2006/main" xmlns:pic="http://schemas.openxmlformats.org/drawingml/2006/picture">
+          <wp:inline distT="0" distB="0" distL="0" distR="0" wp14:anchorId="79F50D2C" wp14:editId="49074F3D">
             <wp:extent cx="5940000" cy="2376000"/>
+            <wp:effectExtent l="0" t="0" r="0" b="0"/>
             <wp:docPr id="21" name="Picture 21"/>
             <wp:cNvGraphicFramePr>
-              <a:graphicFrameLocks noChangeAspect="1"/>
+              <a:graphicFrameLocks xmlns:a="http://schemas.openxmlformats.org/drawingml/2006/main" noChangeAspect="1"/>
             </wp:cNvGraphicFramePr>
-            <a:graphic>
+            <a:graphic xmlns:a="http://schemas.openxmlformats.org/drawingml/2006/main">
               <a:graphicData uri="http://schemas.openxmlformats.org/drawingml/2006/picture">
-                <pic:pic>
+                <pic:pic xmlns:pic="http://schemas.openxmlformats.org/drawingml/2006/picture">
                   <pic:nvPicPr>
                     <pic:cNvPr id="0" name="series_seeds.png"/>
                     <pic:cNvPicPr/>
                   </pic:nvPicPr>
                   <pic:blipFill>
-                    <a:blip r:embed="rId17"/>
+                    <a:blip r:embed="rId7"/>
                     <a:stretch>
                       <a:fillRect/>
                     </a:stretch>
@@ -10633,7 +10270,9 @@
                       <a:off x="0" y="0"/>
                       <a:ext cx="5940000" cy="2376000"/>
                     </a:xfrm>
-                    <a:prstGeom prst="rect"/>
+                    <a:prstGeom prst="rect">
+                      <a:avLst/>
+                    </a:prstGeom>
                   </pic:spPr>
                 </pic:pic>
               </a:graphicData>
@@ -10654,7 +10293,7 @@
           <w:sz w:val="22"/>
           <w:szCs w:val="22"/>
         </w:rPr>
-        <w:t xml:space="preserve">Рисунок 2 — series_seeds.png: вся серия, верхний ряд — режим A (512), нижний — режим B (384), seed 101…105 слева направо</w:t>
+        <w:t>Рисунок 2 — series_seeds.png: вся серия, верхний ряд — режим A (512), нижний — режим B (384), seed 101…105 слева направо</w:t>
       </w:r>
     </w:p>
     <w:p>
@@ -10667,7 +10306,7 @@
           <w:sz w:val="22"/>
           <w:szCs w:val="22"/>
         </w:rPr>
-        <w:t xml:space="preserve">Таблица 9 — Визуальное описание серии (рисунок 2)</w:t>
+        <w:t>Таблица 9 — Визуальное описание серии (рисунок 2)</w:t>
       </w:r>
     </w:p>
     <w:tbl>
@@ -10688,9 +10327,9 @@
         <w:tblLook w:val="04A0" w:firstRow="1" w:lastRow="0" w:firstColumn="1" w:lastColumn="0" w:noHBand="0" w:noVBand="1"/>
       </w:tblPr>
       <w:tblGrid>
-        <w:gridCol w:w="801"/>
-        <w:gridCol w:w="3702"/>
-        <w:gridCol w:w="4853"/>
+        <w:gridCol w:w="967"/>
+        <w:gridCol w:w="3636"/>
+        <w:gridCol w:w="4743"/>
       </w:tblGrid>
       <w:tr>
         <w:trPr>
@@ -10715,10 +10354,8 @@
               <w:rPr>
                 <w:b/>
                 <w:bCs/>
-                <w:sz w:val="20"/>
-                <w:szCs w:val="20"/>
-              </w:rPr>
-              <w:t xml:space="preserve">seed</w:t>
+              </w:rPr>
+              <w:t>seed</w:t>
             </w:r>
           </w:p>
         </w:tc>
@@ -10741,10 +10378,8 @@
               <w:rPr>
                 <w:b/>
                 <w:bCs/>
-                <w:sz w:val="20"/>
-                <w:szCs w:val="20"/>
-              </w:rPr>
-              <w:t xml:space="preserve">Режим A (512)</w:t>
+              </w:rPr>
+              <w:t>Режим A (512)</w:t>
             </w:r>
           </w:p>
         </w:tc>
@@ -10767,10 +10402,8 @@
               <w:rPr>
                 <w:b/>
                 <w:bCs/>
-                <w:sz w:val="20"/>
-                <w:szCs w:val="20"/>
-              </w:rPr>
-              <w:t xml:space="preserve">Режим B (384)</w:t>
+              </w:rPr>
+              <w:t>Режим B (384)</w:t>
             </w:r>
           </w:p>
         </w:tc>
@@ -10791,11 +10424,7 @@
           </w:tcPr>
           <w:p>
             <w:r>
-              <w:rPr>
-                <w:sz w:val="20"/>
-                <w:szCs w:val="20"/>
-              </w:rPr>
-              <w:t xml:space="preserve">101 (рисунок 1)</w:t>
+              <w:t>101 (рисунок 1)</w:t>
             </w:r>
           </w:p>
         </w:tc>
@@ -10811,10 +10440,6 @@
           </w:tcPr>
           <w:p>
             <w:r>
-              <w:rPr>
-                <w:sz w:val="20"/>
-                <w:szCs w:val="20"/>
-              </w:rPr>
               <w:t xml:space="preserve">робот анфас, синий фон, янтарные детали; в углу орнамент, похожий на буквы (псевдотекст при </w:t>
             </w:r>
             <w:r>
@@ -10823,14 +10448,10 @@
                 <w:sz w:val="18"/>
                 <w:szCs w:val="18"/>
               </w:rPr>
-              <w:t xml:space="preserve">no text</w:t>
-            </w:r>
-            <w:r>
-              <w:rPr>
-                <w:sz w:val="20"/>
-                <w:szCs w:val="20"/>
-              </w:rPr>
-              <w:t xml:space="preserve">)</w:t>
+              <w:t>no text</w:t>
+            </w:r>
+            <w:r>
+              <w:t>)</w:t>
             </w:r>
           </w:p>
         </w:tc>
@@ -10846,11 +10467,7 @@
           </w:tcPr>
           <w:p>
             <w:r>
-              <w:rPr>
-                <w:sz w:val="20"/>
-                <w:szCs w:val="20"/>
-              </w:rPr>
-              <w:t xml:space="preserve">рука-машина аркой, город и светящийся диск, палитра сместилась к фиолетово-коричневой</w:t>
+              <w:t>рука-машина аркой, город и светящийся диск, палитра сместилась к фиолетово-коричневой</w:t>
             </w:r>
           </w:p>
         </w:tc>
@@ -10871,11 +10488,7 @@
           </w:tcPr>
           <w:p>
             <w:r>
-              <w:rPr>
-                <w:sz w:val="20"/>
-                <w:szCs w:val="20"/>
-              </w:rPr>
-              <w:t xml:space="preserve">102</w:t>
+              <w:t>102</w:t>
             </w:r>
           </w:p>
         </w:tc>
@@ -10891,11 +10504,7 @@
           </w:tcPr>
           <w:p>
             <w:r>
-              <w:rPr>
-                <w:sz w:val="20"/>
-                <w:szCs w:val="20"/>
-              </w:rPr>
-              <w:t xml:space="preserve">робот в янтарном круге-ореоле</w:t>
+              <w:t>робот в янтарном круге-ореоле</w:t>
             </w:r>
           </w:p>
         </w:tc>
@@ -10911,11 +10520,7 @@
           </w:tcPr>
           <w:p>
             <w:r>
-              <w:rPr>
-                <w:sz w:val="20"/>
-                <w:szCs w:val="20"/>
-              </w:rPr>
-              <w:t xml:space="preserve">крупный манипулятор по диагонали на синем звёздном фоне — ближе всего к «силуэту механической руки»</w:t>
+              <w:t>крупный манипулятор по диагонали на синем звёздном фоне — ближе всего к «силуэту механической руки»</w:t>
             </w:r>
           </w:p>
         </w:tc>
@@ -10936,11 +10541,7 @@
           </w:tcPr>
           <w:p>
             <w:r>
-              <w:rPr>
-                <w:sz w:val="20"/>
-                <w:szCs w:val="20"/>
-              </w:rPr>
-              <w:t xml:space="preserve">103</w:t>
+              <w:t>103</w:t>
             </w:r>
           </w:p>
         </w:tc>
@@ -10956,11 +10557,7 @@
           </w:tcPr>
           <w:p>
             <w:r>
-              <w:rPr>
-                <w:sz w:val="20"/>
-                <w:szCs w:val="20"/>
-              </w:rPr>
-              <w:t xml:space="preserve">сложная фигура с несколькими манипуляторами</w:t>
+              <w:t>сложная фигура с несколькими манипуляторами</w:t>
             </w:r>
           </w:p>
         </w:tc>
@@ -10976,11 +10573,7 @@
           </w:tcPr>
           <w:p>
             <w:r>
-              <w:rPr>
-                <w:sz w:val="20"/>
-                <w:szCs w:val="20"/>
-              </w:rPr>
-              <w:t xml:space="preserve">тёмный робот в янтарной рамке («картина в картине»), светло-голубой фон</w:t>
+              <w:t>тёмный робот в янтарной рамке («картина в картине»), светло-голубой фон</w:t>
             </w:r>
           </w:p>
         </w:tc>
@@ -11001,11 +10594,8 @@
           </w:tcPr>
           <w:p>
             <w:r>
-              <w:rPr>
-                <w:sz w:val="20"/>
-                <w:szCs w:val="20"/>
-              </w:rPr>
-              <w:t xml:space="preserve">104</w:t>
+              <w:lastRenderedPageBreak/>
+              <w:t>104</w:t>
             </w:r>
           </w:p>
         </w:tc>
@@ -11021,11 +10611,7 @@
           </w:tcPr>
           <w:p>
             <w:r>
-              <w:rPr>
-                <w:sz w:val="20"/>
-                <w:szCs w:val="20"/>
-              </w:rPr>
-              <w:t xml:space="preserve">синий робот на янтарном фоне</w:t>
+              <w:t>синий робот на янтарном фоне</w:t>
             </w:r>
           </w:p>
         </w:tc>
@@ -11041,11 +10627,7 @@
           </w:tcPr>
           <w:p>
             <w:r>
-              <w:rPr>
-                <w:sz w:val="20"/>
-                <w:szCs w:val="20"/>
-              </w:rPr>
-              <w:t xml:space="preserve">тёмный робот на светлом небе над пустыней, сверху оранжевая полоса, слева тёмное поле</w:t>
+              <w:t>тёмный робот на светлом небе над пустыней, сверху оранжевая полоса, слева тёмное поле</w:t>
             </w:r>
           </w:p>
         </w:tc>
@@ -11066,11 +10648,7 @@
           </w:tcPr>
           <w:p>
             <w:r>
-              <w:rPr>
-                <w:sz w:val="20"/>
-                <w:szCs w:val="20"/>
-              </w:rPr>
-              <w:t xml:space="preserve">105</w:t>
+              <w:t>105</w:t>
             </w:r>
           </w:p>
         </w:tc>
@@ -11086,11 +10664,7 @@
           </w:tcPr>
           <w:p>
             <w:r>
-              <w:rPr>
-                <w:sz w:val="20"/>
-                <w:szCs w:val="20"/>
-              </w:rPr>
-              <w:t xml:space="preserve">промышленный манипулятор на голубом фоне</w:t>
+              <w:t>промышленный манипулятор на голубом фоне</w:t>
             </w:r>
           </w:p>
         </w:tc>
@@ -11106,11 +10680,7 @@
           </w:tcPr>
           <w:p>
             <w:r>
-              <w:rPr>
-                <w:sz w:val="20"/>
-                <w:szCs w:val="20"/>
-              </w:rPr>
-              <w:t xml:space="preserve">робот с рукой на тёмном фоне, по краям янтарные шестерни</w:t>
+              <w:t>робот с рукой на тёмном фоне, по краям янтарные шестерни</w:t>
             </w:r>
           </w:p>
         </w:tc>
@@ -11137,7 +10707,7 @@
           <w:sz w:val="24"/>
           <w:szCs w:val="24"/>
         </w:rPr>
-        <w:t xml:space="preserve">Главный объект — механическая рука или робот с манипуляторами — узнаваем и стоит в центре кадра на всех десяти изображениях, в режиме B — на 5 из 5. В обоих режимах модель чаще рисует целого робота, чем отдельную руку; это свойство модели и брифа, а не фактора.</w:t>
+        <w:t>Главный объект — механическая рука или робот с манипуляторами — узнаваем и стоит в центре кадра на всех десяти изображениях, в режиме B — на 5 из 5. В обоих режимах модель чаще рисует целого робота, чем отдельную руку; это свойство модели и брифа, а не фактора.</w:t>
       </w:r>
     </w:p>
     <w:p>
@@ -11155,7 +10725,7 @@
           <w:sz w:val="24"/>
           <w:szCs w:val="24"/>
         </w:rPr>
-        <w:t xml:space="preserve">Для одного seed композиции A и B не совпадают ни в одном из пяти случаев.</w:t>
+        <w:t>Для одного seed композиции A и B не совпадают ни в одном из пяти случаев.</w:t>
       </w:r>
     </w:p>
     <w:p>
@@ -11173,7 +10743,7 @@
           <w:sz w:val="24"/>
           <w:szCs w:val="24"/>
         </w:rPr>
-        <w:t xml:space="preserve">В B меньше мелких деталей (шестерни, проводка, фактура фона), силуэты крупнее и проще; в двух кадрах B из пяти (103, 104) появились рамки и поля, в A явных рамок нет.</w:t>
+        <w:t>В B меньше мелких деталей (шестерни, проводка, фактура фона), силуэты крупнее и проще; в двух кадрах B из пяти (103, 104) появились рамки и поля, в A явных рамок нет.</w:t>
       </w:r>
     </w:p>
     <w:p>
@@ -11191,7 +10761,7 @@
           <w:sz w:val="24"/>
           <w:szCs w:val="24"/>
         </w:rPr>
-        <w:t xml:space="preserve">Палитра «синий и янтарный» в B сохранилась у seed 102, 103, 105; у 101 она сместилась к фиолетовому, у 104 фон светлый и синий почти исчез.</w:t>
+        <w:t>Палитра «синий и янтарный» в B сохранилась у seed 102, 103, 105; у 101 она сместилась к фиолетовому, у 104 фон светлый и синий почти исчез.</w:t>
       </w:r>
     </w:p>
     <w:p>
@@ -11199,7 +10769,7 @@
         <w:pStyle w:val="1"/>
         <w:keepNext/>
         <w:pageBreakBefore/>
-        <w:spacing w:before="0" w:after="160"/>
+        <w:spacing w:after="160"/>
       </w:pPr>
       <w:r>
         <w:rPr>
@@ -11209,7 +10779,8 @@
           <w:sz w:val="28"/>
           <w:szCs w:val="28"/>
         </w:rPr>
-        <w:t xml:space="preserve">6. Анализ</w:t>
+        <w:lastRenderedPageBreak/>
+        <w:t>6. Анализ</w:t>
       </w:r>
     </w:p>
     <w:p>
@@ -11226,7 +10797,7 @@
           <w:sz w:val="25"/>
           <w:szCs w:val="25"/>
         </w:rPr>
-        <w:t xml:space="preserve">6.1. Классификация по допуску (шаг 7)</w:t>
+        <w:t>6.1. Классификация по допуску (шаг 7)</w:t>
       </w:r>
     </w:p>
     <w:p>
@@ -11239,7 +10810,7 @@
           <w:sz w:val="22"/>
           <w:szCs w:val="22"/>
         </w:rPr>
-        <w:t xml:space="preserve">Таблица 10 — Ожидание, критерий 2s и классификация по допуску</w:t>
+        <w:t>Таблица 10 — Ожидание, критерий 2s и классификация по допуску</w:t>
       </w:r>
     </w:p>
     <w:tbl>
@@ -11260,11 +10831,11 @@
         <w:tblLook w:val="04A0" w:firstRow="1" w:lastRow="0" w:firstColumn="1" w:lastColumn="0" w:noHBand="0" w:noVBand="1"/>
       </w:tblPr>
       <w:tblGrid>
-        <w:gridCol w:w="1801"/>
-        <w:gridCol w:w="2301"/>
-        <w:gridCol w:w="1001"/>
-        <w:gridCol w:w="1501"/>
-        <w:gridCol w:w="2752"/>
+        <w:gridCol w:w="1800"/>
+        <w:gridCol w:w="2298"/>
+        <w:gridCol w:w="1000"/>
+        <w:gridCol w:w="1500"/>
+        <w:gridCol w:w="2748"/>
       </w:tblGrid>
       <w:tr>
         <w:trPr>
@@ -11292,7 +10863,7 @@
                 <w:sz w:val="19"/>
                 <w:szCs w:val="19"/>
               </w:rPr>
-              <w:t xml:space="preserve">Метрика</w:t>
+              <w:t>Метрика</w:t>
             </w:r>
           </w:p>
         </w:tc>
@@ -11318,7 +10889,7 @@
                 <w:sz w:val="19"/>
                 <w:szCs w:val="19"/>
               </w:rPr>
-              <w:t xml:space="preserve">Ожидание до запуска</w:t>
+              <w:t>Ожидание до запуска</w:t>
             </w:r>
           </w:p>
         </w:tc>
@@ -11344,7 +10915,7 @@
                 <w:sz w:val="19"/>
                 <w:szCs w:val="19"/>
               </w:rPr>
-              <w:t xml:space="preserve">|Δ| &gt; 2s</w:t>
+              <w:t>|Δ| &gt; 2s</w:t>
             </w:r>
           </w:p>
         </w:tc>
@@ -11370,7 +10941,7 @@
                 <w:sz w:val="19"/>
                 <w:szCs w:val="19"/>
               </w:rPr>
-              <w:t xml:space="preserve">По допуску</w:t>
+              <w:t>По допуску</w:t>
             </w:r>
           </w:p>
         </w:tc>
@@ -11396,7 +10967,7 @@
                 <w:sz w:val="19"/>
                 <w:szCs w:val="19"/>
               </w:rPr>
-              <w:t xml:space="preserve">Согласие 2s и допуска</w:t>
+              <w:t>Согласие 2s и допуска</w:t>
             </w:r>
           </w:p>
         </w:tc>
@@ -11421,7 +10992,7 @@
                 <w:sz w:val="19"/>
                 <w:szCs w:val="19"/>
               </w:rPr>
-              <w:t xml:space="preserve">сходство CLIP</w:t>
+              <w:t>сходство CLIP</w:t>
             </w:r>
           </w:p>
         </w:tc>
@@ -11441,7 +11012,7 @@
                 <w:sz w:val="19"/>
                 <w:szCs w:val="19"/>
               </w:rPr>
-              <w:t xml:space="preserve">нейтрально</w:t>
+              <w:t>нейтрально</w:t>
             </w:r>
           </w:p>
         </w:tc>
@@ -11464,7 +11035,7 @@
                 <w:sz w:val="19"/>
                 <w:szCs w:val="19"/>
               </w:rPr>
-              <w:t xml:space="preserve">нет</w:t>
+              <w:t>нет</w:t>
             </w:r>
           </w:p>
         </w:tc>
@@ -11487,7 +11058,7 @@
                 <w:sz w:val="19"/>
                 <w:szCs w:val="19"/>
               </w:rPr>
-              <w:t xml:space="preserve">ухудшение</w:t>
+              <w:t>ухудшение</w:t>
             </w:r>
           </w:p>
         </w:tc>
@@ -11507,7 +11078,7 @@
                 <w:sz w:val="19"/>
                 <w:szCs w:val="19"/>
               </w:rPr>
-              <w:t xml:space="preserve">вне допуска, но не значимо по 2s</w:t>
+              <w:t>вне допуска, но не значимо по 2s</w:t>
             </w:r>
           </w:p>
         </w:tc>
@@ -11532,7 +11103,7 @@
                 <w:sz w:val="19"/>
                 <w:szCs w:val="19"/>
               </w:rPr>
-              <w:t xml:space="preserve">энергия границ</w:t>
+              <w:t>энергия границ</w:t>
             </w:r>
           </w:p>
         </w:tc>
@@ -11552,7 +11123,7 @@
                 <w:sz w:val="19"/>
                 <w:szCs w:val="19"/>
               </w:rPr>
-              <w:t xml:space="preserve">ухудшение (рост &gt; 10 %)</w:t>
+              <w:t>ухудшение (рост &gt; 10 %)</w:t>
             </w:r>
           </w:p>
         </w:tc>
@@ -11575,7 +11146,7 @@
                 <w:sz w:val="19"/>
                 <w:szCs w:val="19"/>
               </w:rPr>
-              <w:t xml:space="preserve">нет</w:t>
+              <w:t>нет</w:t>
             </w:r>
           </w:p>
         </w:tc>
@@ -11598,7 +11169,7 @@
                 <w:sz w:val="19"/>
                 <w:szCs w:val="19"/>
               </w:rPr>
-              <w:t xml:space="preserve">нейтрально</w:t>
+              <w:t>нейтрально</w:t>
             </w:r>
           </w:p>
         </w:tc>
@@ -11618,7 +11189,7 @@
                 <w:sz w:val="19"/>
                 <w:szCs w:val="19"/>
               </w:rPr>
-              <w:t xml:space="preserve">согласны</w:t>
+              <w:t>согласны</w:t>
             </w:r>
           </w:p>
         </w:tc>
@@ -11643,7 +11214,7 @@
                 <w:sz w:val="19"/>
                 <w:szCs w:val="19"/>
               </w:rPr>
-              <w:t xml:space="preserve">контраст</w:t>
+              <w:t>контраст</w:t>
             </w:r>
           </w:p>
         </w:tc>
@@ -11663,7 +11234,7 @@
                 <w:sz w:val="19"/>
                 <w:szCs w:val="19"/>
               </w:rPr>
-              <w:t xml:space="preserve">нейтрально</w:t>
+              <w:t>нейтрально</w:t>
             </w:r>
           </w:p>
         </w:tc>
@@ -11686,7 +11257,7 @@
                 <w:sz w:val="19"/>
                 <w:szCs w:val="19"/>
               </w:rPr>
-              <w:t xml:space="preserve">нет</w:t>
+              <w:t>нет</w:t>
             </w:r>
           </w:p>
         </w:tc>
@@ -11709,7 +11280,7 @@
                 <w:sz w:val="19"/>
                 <w:szCs w:val="19"/>
               </w:rPr>
-              <w:t xml:space="preserve">ухудшение</w:t>
+              <w:t>ухудшение</w:t>
             </w:r>
           </w:p>
         </w:tc>
@@ -11729,7 +11300,7 @@
                 <w:sz w:val="19"/>
                 <w:szCs w:val="19"/>
               </w:rPr>
-              <w:t xml:space="preserve">вне допуска, но не значимо по 2s</w:t>
+              <w:t>вне допуска, но не значимо по 2s</w:t>
             </w:r>
           </w:p>
         </w:tc>
@@ -11754,7 +11325,7 @@
                 <w:sz w:val="19"/>
                 <w:szCs w:val="19"/>
               </w:rPr>
-              <w:t xml:space="preserve">время, с</w:t>
+              <w:t>время, с</w:t>
             </w:r>
           </w:p>
         </w:tc>
@@ -11774,7 +11345,7 @@
                 <w:sz w:val="19"/>
                 <w:szCs w:val="19"/>
               </w:rPr>
-              <w:t xml:space="preserve">улучшение</w:t>
+              <w:t>улучшение</w:t>
             </w:r>
           </w:p>
         </w:tc>
@@ -11797,7 +11368,7 @@
                 <w:sz w:val="19"/>
                 <w:szCs w:val="19"/>
               </w:rPr>
-              <w:t xml:space="preserve">да</w:t>
+              <w:t>да</w:t>
             </w:r>
           </w:p>
         </w:tc>
@@ -11820,7 +11391,7 @@
                 <w:sz w:val="19"/>
                 <w:szCs w:val="19"/>
               </w:rPr>
-              <w:t xml:space="preserve">улучшение</w:t>
+              <w:t>улучшение</w:t>
             </w:r>
           </w:p>
         </w:tc>
@@ -11840,7 +11411,7 @@
                 <w:sz w:val="19"/>
                 <w:szCs w:val="19"/>
               </w:rPr>
-              <w:t xml:space="preserve">согласны</w:t>
+              <w:t>согласны</w:t>
             </w:r>
           </w:p>
         </w:tc>
@@ -11871,14 +11442,14 @@
           <w:sz w:val="24"/>
           <w:szCs w:val="24"/>
         </w:rPr>
-        <w:t xml:space="preserve">не принимается</w:t>
-      </w:r>
-      <w:r>
-        <w:rPr>
-          <w:sz w:val="24"/>
-          <w:szCs w:val="24"/>
-        </w:rPr>
-        <w:t xml:space="preserve">: выполнены два условия из четырёх (время и узнаваемость объекта), не выполнены условия по CLIP и контрасту.</w:t>
+        <w:t>не принимается</w:t>
+      </w:r>
+      <w:r>
+        <w:rPr>
+          <w:sz w:val="24"/>
+          <w:szCs w:val="24"/>
+        </w:rPr>
+        <w:t>: выполнены два условия из четырёх (время и узнаваемость объекта), не выполнены условия по CLIP и контрасту.</w:t>
       </w:r>
     </w:p>
     <w:p>
@@ -11895,7 +11466,7 @@
           <w:sz w:val="25"/>
           <w:szCs w:val="25"/>
         </w:rPr>
-        <w:t xml:space="preserve">6.2. Статистическая и практическая значимость</w:t>
+        <w:t>6.2. Статистическая и практическая значимость</w:t>
       </w:r>
     </w:p>
     <w:p>
@@ -11908,7 +11479,7 @@
           <w:sz w:val="24"/>
           <w:szCs w:val="24"/>
         </w:rPr>
-        <w:t xml:space="preserve">Критерий |Δ| &gt; 2s отвечает на вопрос, выходит ли эффект за разброс между seed, а допуск — важен ли эффект для задачи. В этом варианте они совпали для времени (оба «да») и энергии границ (оба «нет») и разошлись для CLIP и контраста: изменение больше допуска, но меньше двух s. Пяти seed не хватает, чтобы отличить такой эффект от разброса: ухудшение нельзя ни утверждать, ни исключить.</w:t>
+        <w:t>Критерий |Δ| &gt; 2s отвечает на вопрос, выходит ли эффект за разброс между seed, а допуск — важен ли эффект для задачи. В этом варианте они совпали для времени (оба «да») и энергии границ (оба «нет») и разошлись для CLIP и контраста: изменение больше допуска, но меньше двух s. Пяти seed не хватает, чтобы отличить такой эффект от разброса: ухудшение нельзя ни утверждать, ни исключить.</w:t>
       </w:r>
     </w:p>
     <w:p>
@@ -11921,7 +11492,7 @@
           <w:sz w:val="24"/>
           <w:szCs w:val="24"/>
         </w:rPr>
-        <w:t xml:space="preserve">Неопределённость здесь даже больше, чем показывает |Δ|/s: критерий опирается на s режима A, а в режиме B разброс вдвое (CLIP) и втрое (контраст) больше. Стандартная ошибка разности средних для CLIP с учётом обоих разбросов — √(1,43²/5 + 2,95²/5) ≈ 1,47, то есть Δ = −2,26 составляет около 1,5 стандартной ошибки. У времени, наоборот, s = 0,004 с и порог 2s крошечный (0,008 с): значимость гарантирована, а практическую важность определяет только допуск.</w:t>
+        <w:t>Неопределённость здесь даже больше, чем показывает |Δ|/s: критерий опирается на s режима A, а в режиме B разброс вдвое (CLIP) и втрое (контраст) больше. Стандартная ошибка разности средних для CLIP с учётом обоих разбросов — √(1,43²/5 + 2,95²/5) ≈ 1,47, то есть Δ = −2,26 составляет около 1,5 стандартной ошибки. У времени, наоборот, s = 0,004 с и порог 2s крошечный (0,008 с): значимость гарантирована, а практическую важность определяет только допуск.</w:t>
       </w:r>
     </w:p>
     <w:p>
@@ -11938,7 +11509,7 @@
           <w:sz w:val="25"/>
           <w:szCs w:val="25"/>
         </w:rPr>
-        <w:t xml:space="preserve">6.3. Чувствительность вывода к допуску</w:t>
+        <w:t>6.3. Чувствительность вывода к допуску</w:t>
       </w:r>
     </w:p>
     <w:p>
@@ -11951,7 +11522,7 @@
           <w:sz w:val="22"/>
           <w:szCs w:val="22"/>
         </w:rPr>
-        <w:t xml:space="preserve">Таблица 11 — Классификация при допуске ×0,5, ×1 и ×2</w:t>
+        <w:t>Таблица 11 — Классификация при допуске ×0,5, ×1 и ×2</w:t>
       </w:r>
     </w:p>
     <w:tbl>
@@ -11972,12 +11543,12 @@
         <w:tblLook w:val="04A0" w:firstRow="1" w:lastRow="0" w:firstColumn="1" w:lastColumn="0" w:noHBand="0" w:noVBand="1"/>
       </w:tblPr>
       <w:tblGrid>
-        <w:gridCol w:w="1748"/>
-        <w:gridCol w:w="1439"/>
-        <w:gridCol w:w="1542"/>
-        <w:gridCol w:w="1439"/>
-        <w:gridCol w:w="1851"/>
-        <w:gridCol w:w="1337"/>
+        <w:gridCol w:w="1745"/>
+        <w:gridCol w:w="1438"/>
+        <w:gridCol w:w="1541"/>
+        <w:gridCol w:w="1438"/>
+        <w:gridCol w:w="1848"/>
+        <w:gridCol w:w="1336"/>
       </w:tblGrid>
       <w:tr>
         <w:trPr>
@@ -12005,7 +11576,7 @@
                 <w:sz w:val="19"/>
                 <w:szCs w:val="19"/>
               </w:rPr>
-              <w:t xml:space="preserve">Метрика</w:t>
+              <w:t>Метрика</w:t>
             </w:r>
           </w:p>
         </w:tc>
@@ -12031,7 +11602,7 @@
                 <w:sz w:val="19"/>
                 <w:szCs w:val="19"/>
               </w:rPr>
-              <w:t xml:space="preserve">×0,5</w:t>
+              <w:t>×0,5</w:t>
             </w:r>
           </w:p>
         </w:tc>
@@ -12057,7 +11628,7 @@
                 <w:sz w:val="19"/>
                 <w:szCs w:val="19"/>
               </w:rPr>
-              <w:t xml:space="preserve">×1 (основной)</w:t>
+              <w:t>×1 (основной)</w:t>
             </w:r>
           </w:p>
         </w:tc>
@@ -12083,7 +11654,7 @@
                 <w:sz w:val="19"/>
                 <w:szCs w:val="19"/>
               </w:rPr>
-              <w:t xml:space="preserve">×2</w:t>
+              <w:t>×2</w:t>
             </w:r>
           </w:p>
         </w:tc>
@@ -12109,7 +11680,7 @@
                 <w:sz w:val="19"/>
                 <w:szCs w:val="19"/>
               </w:rPr>
-              <w:t xml:space="preserve">Порог смены ответа</w:t>
+              <w:t>Порог смены ответа</w:t>
             </w:r>
           </w:p>
         </w:tc>
@@ -12135,7 +11706,7 @@
                 <w:sz w:val="19"/>
                 <w:szCs w:val="19"/>
               </w:rPr>
-              <w:t xml:space="preserve">в долях допуска</w:t>
+              <w:t>в долях допуска</w:t>
             </w:r>
           </w:p>
         </w:tc>
@@ -12160,7 +11731,7 @@
                 <w:sz w:val="19"/>
                 <w:szCs w:val="19"/>
               </w:rPr>
-              <w:t xml:space="preserve">сходство CLIP</w:t>
+              <w:t>сходство CLIP</w:t>
             </w:r>
           </w:p>
         </w:tc>
@@ -12183,7 +11754,7 @@
                 <w:sz w:val="19"/>
                 <w:szCs w:val="19"/>
               </w:rPr>
-              <w:t xml:space="preserve">ухудшение</w:t>
+              <w:t>ухудшение</w:t>
             </w:r>
           </w:p>
         </w:tc>
@@ -12206,7 +11777,7 @@
                 <w:sz w:val="19"/>
                 <w:szCs w:val="19"/>
               </w:rPr>
-              <w:t xml:space="preserve">ухудшение</w:t>
+              <w:t>ухудшение</w:t>
             </w:r>
           </w:p>
         </w:tc>
@@ -12229,7 +11800,7 @@
                 <w:sz w:val="19"/>
                 <w:szCs w:val="19"/>
               </w:rPr>
-              <w:t xml:space="preserve">ухудшение</w:t>
+              <w:t>ухудшение</w:t>
             </w:r>
           </w:p>
         </w:tc>
@@ -12252,7 +11823,7 @@
                 <w:sz w:val="19"/>
                 <w:szCs w:val="19"/>
               </w:rPr>
-              <w:t xml:space="preserve">2,26 (абс.)</w:t>
+              <w:t>2,26 (абс.)</w:t>
             </w:r>
           </w:p>
         </w:tc>
@@ -12275,7 +11846,7 @@
                 <w:sz w:val="19"/>
                 <w:szCs w:val="19"/>
               </w:rPr>
-              <w:t xml:space="preserve">2,26</w:t>
+              <w:t>2,26</w:t>
             </w:r>
           </w:p>
         </w:tc>
@@ -12300,7 +11871,7 @@
                 <w:sz w:val="19"/>
                 <w:szCs w:val="19"/>
               </w:rPr>
-              <w:t xml:space="preserve">энергия границ</w:t>
+              <w:t>энергия границ</w:t>
             </w:r>
           </w:p>
         </w:tc>
@@ -12323,7 +11894,7 @@
                 <w:sz w:val="19"/>
                 <w:szCs w:val="19"/>
               </w:rPr>
-              <w:t xml:space="preserve">ухудшение</w:t>
+              <w:t>ухудшение</w:t>
             </w:r>
           </w:p>
         </w:tc>
@@ -12346,7 +11917,7 @@
                 <w:sz w:val="19"/>
                 <w:szCs w:val="19"/>
               </w:rPr>
-              <w:t xml:space="preserve">нейтрально</w:t>
+              <w:t>нейтрально</w:t>
             </w:r>
           </w:p>
         </w:tc>
@@ -12369,7 +11940,7 @@
                 <w:sz w:val="19"/>
                 <w:szCs w:val="19"/>
               </w:rPr>
-              <w:t xml:space="preserve">нейтрально</w:t>
+              <w:t>нейтрально</w:t>
             </w:r>
           </w:p>
         </w:tc>
@@ -12392,7 +11963,7 @@
                 <w:sz w:val="19"/>
                 <w:szCs w:val="19"/>
               </w:rPr>
-              <w:t xml:space="preserve">7,4 %</w:t>
+              <w:t>7,4 %</w:t>
             </w:r>
           </w:p>
         </w:tc>
@@ -12415,7 +11986,7 @@
                 <w:sz w:val="19"/>
                 <w:szCs w:val="19"/>
               </w:rPr>
-              <w:t xml:space="preserve">0,74</w:t>
+              <w:t>0,74</w:t>
             </w:r>
           </w:p>
         </w:tc>
@@ -12440,7 +12011,7 @@
                 <w:sz w:val="19"/>
                 <w:szCs w:val="19"/>
               </w:rPr>
-              <w:t xml:space="preserve">контраст</w:t>
+              <w:t>контраст</w:t>
             </w:r>
           </w:p>
         </w:tc>
@@ -12463,7 +12034,7 @@
                 <w:sz w:val="19"/>
                 <w:szCs w:val="19"/>
               </w:rPr>
-              <w:t xml:space="preserve">ухудшение</w:t>
+              <w:t>ухудшение</w:t>
             </w:r>
           </w:p>
         </w:tc>
@@ -12486,7 +12057,7 @@
                 <w:sz w:val="19"/>
                 <w:szCs w:val="19"/>
               </w:rPr>
-              <w:t xml:space="preserve">ухудшение</w:t>
+              <w:t>ухудшение</w:t>
             </w:r>
           </w:p>
         </w:tc>
@@ -12509,7 +12080,7 @@
                 <w:sz w:val="19"/>
                 <w:szCs w:val="19"/>
               </w:rPr>
-              <w:t xml:space="preserve">нейтрально</w:t>
+              <w:t>нейтрально</w:t>
             </w:r>
           </w:p>
         </w:tc>
@@ -12532,7 +12103,7 @@
                 <w:sz w:val="19"/>
                 <w:szCs w:val="19"/>
               </w:rPr>
-              <w:t xml:space="preserve">13,7 %</w:t>
+              <w:t>13,7 %</w:t>
             </w:r>
           </w:p>
         </w:tc>
@@ -12555,7 +12126,7 @@
                 <w:sz w:val="19"/>
                 <w:szCs w:val="19"/>
               </w:rPr>
-              <w:t xml:space="preserve">1,37</w:t>
+              <w:t>1,37</w:t>
             </w:r>
           </w:p>
         </w:tc>
@@ -12580,7 +12151,7 @@
                 <w:sz w:val="19"/>
                 <w:szCs w:val="19"/>
               </w:rPr>
-              <w:t xml:space="preserve">время, с</w:t>
+              <w:t>время, с</w:t>
             </w:r>
           </w:p>
         </w:tc>
@@ -12603,7 +12174,7 @@
                 <w:sz w:val="19"/>
                 <w:szCs w:val="19"/>
               </w:rPr>
-              <w:t xml:space="preserve">улучшение</w:t>
+              <w:t>улучшение</w:t>
             </w:r>
           </w:p>
         </w:tc>
@@ -12626,7 +12197,7 @@
                 <w:sz w:val="19"/>
                 <w:szCs w:val="19"/>
               </w:rPr>
-              <w:t xml:space="preserve">улучшение</w:t>
+              <w:t>улучшение</w:t>
             </w:r>
           </w:p>
         </w:tc>
@@ -12649,7 +12220,7 @@
                 <w:sz w:val="19"/>
                 <w:szCs w:val="19"/>
               </w:rPr>
-              <w:t xml:space="preserve">нейтрально</w:t>
+              <w:t>нейтрально</w:t>
             </w:r>
           </w:p>
         </w:tc>
@@ -12672,7 +12243,7 @@
                 <w:sz w:val="19"/>
                 <w:szCs w:val="19"/>
               </w:rPr>
-              <w:t xml:space="preserve">33,7 %</w:t>
+              <w:t>33,7 %</w:t>
             </w:r>
           </w:p>
         </w:tc>
@@ -12695,7 +12266,7 @@
                 <w:sz w:val="19"/>
                 <w:szCs w:val="19"/>
               </w:rPr>
-              <w:t xml:space="preserve">1,69</w:t>
+              <w:t>1,69</w:t>
             </w:r>
           </w:p>
         </w:tc>
@@ -12717,7 +12288,15 @@
           <w:sz w:val="24"/>
           <w:szCs w:val="24"/>
         </w:rPr>
-        <w:t xml:space="preserve">Основной допуск после запуска не менялся. Ответ на вопрос варианта устойчив во всём диапазоне ×0,5…×2: условие по CLIP нарушается при любом допуске меньше 2,26, то есть даже при удвоенном (2,0). Меняются только сопутствующие ответы: при допуске ×0,5 энергия границ (+7,4 %) тоже становится «ухудшением»; при ×2 контраст (+13,7 %) становится «нейтрально», но и время (−33,7 % &lt; 40 %) — тоже «нейтрально», то есть кадр 384 теряет и своё единственное практическое преимущество. Ответ «пригоден» дало бы только сочетание: допуск CLIP не меньше 2,26, контраста не меньше 13,7 %, времени меньше 33,7 %.</w:t>
+        <w:t xml:space="preserve">Основной допуск после запуска не менялся. Ответ на вопрос варианта устойчив во всём диапазоне ×0,5…×2: условие по CLIP нарушается при любом допуске меньше 2,26, то есть даже при удвоенном (2,0). Меняются только сопутствующие ответы: при допуске ×0,5 энергия границ (+7,4 %) тоже становится «ухудшением»; при ×2 контраст (+13,7 %) становится «нейтрально», но и время (−33,7 % &lt; 40 %) — тоже «нейтрально», то есть кадр 384 теряет и своё единственное практическое преимущество. Ответ «пригоден» дало бы </w:t>
+      </w:r>
+      <w:r>
+        <w:rPr>
+          <w:sz w:val="24"/>
+          <w:szCs w:val="24"/>
+        </w:rPr>
+        <w:lastRenderedPageBreak/>
+        <w:t>только сочетание: допуск CLIP не меньше 2,26, контраста не меньше 13,7 %, времени меньше 33,7 %.</w:t>
       </w:r>
     </w:p>
     <w:p>
@@ -12734,7 +12313,7 @@
           <w:sz w:val="25"/>
           <w:szCs w:val="25"/>
         </w:rPr>
-        <w:t xml:space="preserve">6.4. Сопоставление с гипотезой</w:t>
+        <w:t>6.4. Сопоставление с гипотезой</w:t>
       </w:r>
     </w:p>
     <w:p>
@@ -12747,7 +12326,7 @@
           <w:sz w:val="22"/>
           <w:szCs w:val="22"/>
         </w:rPr>
-        <w:t xml:space="preserve">Таблица 12 — Гипотеза (коммит 057583a) и результат</w:t>
+        <w:t>Таблица 12 — Гипотеза (коммит 057583a) и результат</w:t>
       </w:r>
     </w:p>
     <w:tbl>
@@ -12768,9 +12347,9 @@
         <w:tblLook w:val="04A0" w:firstRow="1" w:lastRow="0" w:firstColumn="1" w:lastColumn="0" w:noHBand="0" w:noVBand="1"/>
       </w:tblPr>
       <w:tblGrid>
-        <w:gridCol w:w="3602"/>
-        <w:gridCol w:w="2301"/>
-        <w:gridCol w:w="3452"/>
+        <w:gridCol w:w="3598"/>
+        <w:gridCol w:w="2299"/>
+        <w:gridCol w:w="3449"/>
       </w:tblGrid>
       <w:tr>
         <w:trPr>
@@ -12795,10 +12374,8 @@
               <w:rPr>
                 <w:b/>
                 <w:bCs/>
-                <w:sz w:val="20"/>
-                <w:szCs w:val="20"/>
-              </w:rPr>
-              <w:t xml:space="preserve">Предсказание</w:t>
+              </w:rPr>
+              <w:t>Предсказание</w:t>
             </w:r>
           </w:p>
         </w:tc>
@@ -12821,10 +12398,8 @@
               <w:rPr>
                 <w:b/>
                 <w:bCs/>
-                <w:sz w:val="20"/>
-                <w:szCs w:val="20"/>
-              </w:rPr>
-              <w:t xml:space="preserve">Получено</w:t>
+              </w:rPr>
+              <w:t>Получено</w:t>
             </w:r>
           </w:p>
         </w:tc>
@@ -12847,10 +12422,8 @@
               <w:rPr>
                 <w:b/>
                 <w:bCs/>
-                <w:sz w:val="20"/>
-                <w:szCs w:val="20"/>
-              </w:rPr>
-              <w:t xml:space="preserve">Итог</w:t>
+              </w:rPr>
+              <w:t>Итог</w:t>
             </w:r>
           </w:p>
         </w:tc>
@@ -12871,11 +12444,7 @@
           </w:tcPr>
           <w:p>
             <w:r>
-              <w:rPr>
-                <w:sz w:val="20"/>
-                <w:szCs w:val="20"/>
-              </w:rPr>
-              <w:t xml:space="preserve">CLIP снизится не больше чем на 1,0, по 2s незначимо</w:t>
+              <w:t>CLIP снизится не больше чем на 1,0, по 2s незначимо</w:t>
             </w:r>
           </w:p>
         </w:tc>
@@ -12891,11 +12460,7 @@
           </w:tcPr>
           <w:p>
             <w:r>
-              <w:rPr>
-                <w:sz w:val="20"/>
-                <w:szCs w:val="20"/>
-              </w:rPr>
-              <w:t xml:space="preserve">−2,26, |Δ|/s = 1,58</w:t>
+              <w:t>−2,26, |Δ|/s = 1,58</w:t>
             </w:r>
           </w:p>
         </w:tc>
@@ -12911,11 +12476,7 @@
           </w:tcPr>
           <w:p>
             <w:r>
-              <w:rPr>
-                <w:sz w:val="20"/>
-                <w:szCs w:val="20"/>
-              </w:rPr>
-              <w:t xml:space="preserve">не подтвердилось по величине; незначимость подтвердилась</w:t>
+              <w:t>не подтвердилось по величине; незначимость подтвердилась</w:t>
             </w:r>
           </w:p>
         </w:tc>
@@ -12936,11 +12497,7 @@
           </w:tcPr>
           <w:p>
             <w:r>
-              <w:rPr>
-                <w:sz w:val="20"/>
-                <w:szCs w:val="20"/>
-              </w:rPr>
-              <w:t xml:space="preserve">энергия границ на исходном размере вырастет больше чем на 10 %</w:t>
+              <w:t>энергия границ на исходном размере вырастет больше чем на 10 %</w:t>
             </w:r>
           </w:p>
         </w:tc>
@@ -12956,11 +12513,7 @@
           </w:tcPr>
           <w:p>
             <w:r>
-              <w:rPr>
-                <w:sz w:val="20"/>
-                <w:szCs w:val="20"/>
-              </w:rPr>
-              <w:t xml:space="preserve">+7,4 %</w:t>
+              <w:t>+7,4 %</w:t>
             </w:r>
           </w:p>
         </w:tc>
@@ -12976,11 +12529,7 @@
           </w:tcPr>
           <w:p>
             <w:r>
-              <w:rPr>
-                <w:sz w:val="20"/>
-                <w:szCs w:val="20"/>
-              </w:rPr>
-              <w:t xml:space="preserve">не подтвердилось</w:t>
+              <w:t>не подтвердилось</w:t>
             </w:r>
           </w:p>
         </w:tc>
@@ -13001,11 +12550,7 @@
           </w:tcPr>
           <w:p>
             <w:r>
-              <w:rPr>
-                <w:sz w:val="20"/>
-                <w:szCs w:val="20"/>
-              </w:rPr>
-              <w:t xml:space="preserve">энергия границ на одном масштабе — в допуске или ниже</w:t>
+              <w:t>энергия границ на одном масштабе — в допуске или ниже</w:t>
             </w:r>
           </w:p>
         </w:tc>
@@ -13021,11 +12566,7 @@
           </w:tcPr>
           <w:p>
             <w:r>
-              <w:rPr>
-                <w:sz w:val="20"/>
-                <w:szCs w:val="20"/>
-              </w:rPr>
-              <w:t xml:space="preserve">−2,6 % (384), −4,5 % (512)</w:t>
+              <w:t>−2,6 % (384), −4,5 % (512)</w:t>
             </w:r>
           </w:p>
         </w:tc>
@@ -13041,11 +12582,7 @@
           </w:tcPr>
           <w:p>
             <w:r>
-              <w:rPr>
-                <w:sz w:val="20"/>
-                <w:szCs w:val="20"/>
-              </w:rPr>
-              <w:t xml:space="preserve">подтвердилось</w:t>
+              <w:t>подтвердилось</w:t>
             </w:r>
           </w:p>
         </w:tc>
@@ -13066,11 +12603,7 @@
           </w:tcPr>
           <w:p>
             <w:r>
-              <w:rPr>
-                <w:sz w:val="20"/>
-                <w:szCs w:val="20"/>
-              </w:rPr>
-              <w:t xml:space="preserve">контраст в пределах ±10 %, по 2s незначимо</w:t>
+              <w:t>контраст в пределах ±10 %, по 2s незначимо</w:t>
             </w:r>
           </w:p>
         </w:tc>
@@ -13086,11 +12619,7 @@
           </w:tcPr>
           <w:p>
             <w:r>
-              <w:rPr>
-                <w:sz w:val="20"/>
-                <w:szCs w:val="20"/>
-              </w:rPr>
-              <w:t xml:space="preserve">+13,7 %, |Δ|/s = 1,17</w:t>
+              <w:t>+13,7 %, |Δ|/s = 1,17</w:t>
             </w:r>
           </w:p>
         </w:tc>
@@ -13106,11 +12635,7 @@
           </w:tcPr>
           <w:p>
             <w:r>
-              <w:rPr>
-                <w:sz w:val="20"/>
-                <w:szCs w:val="20"/>
-              </w:rPr>
-              <w:t xml:space="preserve">не подтвердилось по допуску; незначимость подтвердилась</w:t>
+              <w:t>не подтвердилось по допуску; незначимость подтвердилась</w:t>
             </w:r>
           </w:p>
         </w:tc>
@@ -13131,11 +12656,7 @@
           </w:tcPr>
           <w:p>
             <w:r>
-              <w:rPr>
-                <w:sz w:val="20"/>
-                <w:szCs w:val="20"/>
-              </w:rPr>
-              <w:t xml:space="preserve">время снизится на 35–50 %, значимо по 2s</w:t>
+              <w:t>время снизится на 35–50 %, значимо по 2s</w:t>
             </w:r>
           </w:p>
         </w:tc>
@@ -13151,11 +12672,7 @@
           </w:tcPr>
           <w:p>
             <w:r>
-              <w:rPr>
-                <w:sz w:val="20"/>
-                <w:szCs w:val="20"/>
-              </w:rPr>
-              <w:t xml:space="preserve">−33,7 %, |Δ|/s = 23,4</w:t>
+              <w:t>−33,7 %, |Δ|/s = 23,4</w:t>
             </w:r>
           </w:p>
         </w:tc>
@@ -13171,11 +12688,7 @@
           </w:tcPr>
           <w:p>
             <w:r>
-              <w:rPr>
-                <w:sz w:val="20"/>
-                <w:szCs w:val="20"/>
-              </w:rPr>
-              <w:t xml:space="preserve">подтвердилось по направлению, значимости и классу; величина чуть ниже диапазона</w:t>
+              <w:t>подтвердилось по направлению, значимости и классу; величина чуть ниже диапазона</w:t>
             </w:r>
           </w:p>
         </w:tc>
@@ -13196,11 +12709,7 @@
           </w:tcPr>
           <w:p>
             <w:r>
-              <w:rPr>
-                <w:sz w:val="20"/>
-                <w:szCs w:val="20"/>
-              </w:rPr>
-              <w:t xml:space="preserve">силуэт руки узнаваем на всех пяти seed</w:t>
+              <w:t>силуэт руки узнаваем на всех пяти seed</w:t>
             </w:r>
           </w:p>
         </w:tc>
@@ -13216,11 +12725,7 @@
           </w:tcPr>
           <w:p>
             <w:r>
-              <w:rPr>
-                <w:sz w:val="20"/>
-                <w:szCs w:val="20"/>
-              </w:rPr>
-              <w:t xml:space="preserve">5 из 5</w:t>
+              <w:t>5 из 5</w:t>
             </w:r>
           </w:p>
         </w:tc>
@@ -13236,11 +12741,7 @@
           </w:tcPr>
           <w:p>
             <w:r>
-              <w:rPr>
-                <w:sz w:val="20"/>
-                <w:szCs w:val="20"/>
-              </w:rPr>
-              <w:t xml:space="preserve">подтвердилось</w:t>
+              <w:t>подтвердилось</w:t>
             </w:r>
           </w:p>
         </w:tc>
@@ -13264,7 +12765,7 @@
           <w:sz w:val="24"/>
           <w:szCs w:val="24"/>
         </w:rPr>
-        <w:t xml:space="preserve">Энергия границ.</w:t>
+        <w:t>Энергия границ.</w:t>
       </w:r>
       <w:r>
         <w:rPr>
@@ -13286,7 +12787,7 @@
           <w:sz w:val="24"/>
           <w:szCs w:val="24"/>
         </w:rPr>
-        <w:t xml:space="preserve">Время.</w:t>
+        <w:t>Время.</w:t>
       </w:r>
       <w:r>
         <w:rPr>
@@ -13308,7 +12809,7 @@
           <w:sz w:val="24"/>
           <w:szCs w:val="24"/>
         </w:rPr>
-        <w:t xml:space="preserve">Контраст.</w:t>
+        <w:t>Контраст.</w:t>
       </w:r>
       <w:r>
         <w:rPr>
@@ -13330,7 +12831,7 @@
           <w:sz w:val="24"/>
           <w:szCs w:val="24"/>
         </w:rPr>
-        <w:t xml:space="preserve">CLIP.</w:t>
+        <w:t>CLIP.</w:t>
       </w:r>
       <w:r>
         <w:rPr>
@@ -13354,7 +12855,7 @@
           <w:sz w:val="25"/>
           <w:szCs w:val="25"/>
         </w:rPr>
-        <w:t xml:space="preserve">6.5. Воспроизведение демонстрационного варианта и сопоставление с указаниями</w:t>
+        <w:t>6.5. Воспроизведение демонстрационного варианта и сопоставление с указаниями</w:t>
       </w:r>
     </w:p>
     <w:p>
@@ -13375,7 +12876,7 @@
           <w:sz w:val="22"/>
           <w:szCs w:val="22"/>
         </w:rPr>
-        <w:t xml:space="preserve">M.variant_summary(pipe, clip, 1)</w:t>
+        <w:t>M.variant_summary(pipe, clip, 1)</w:t>
       </w:r>
       <w:r>
         <w:rPr>
@@ -13395,7 +12896,7 @@
           <w:sz w:val="22"/>
           <w:szCs w:val="22"/>
         </w:rPr>
-        <w:t xml:space="preserve">Таблица 13 — Демонстрационный вариант: указания против этого запуска</w:t>
+        <w:t>Таблица 13 — Демонстрационный вариант: указания против этого запуска</w:t>
       </w:r>
     </w:p>
     <w:tbl>
@@ -13416,12 +12917,12 @@
         <w:tblLook w:val="04A0" w:firstRow="1" w:lastRow="0" w:firstColumn="1" w:lastColumn="0" w:noHBand="0" w:noVBand="1"/>
       </w:tblPr>
       <w:tblGrid>
-        <w:gridCol w:w="1501"/>
-        <w:gridCol w:w="1651"/>
-        <w:gridCol w:w="1651"/>
-        <w:gridCol w:w="1901"/>
-        <w:gridCol w:w="1151"/>
-        <w:gridCol w:w="1501"/>
+        <w:gridCol w:w="1500"/>
+        <w:gridCol w:w="1649"/>
+        <w:gridCol w:w="1649"/>
+        <w:gridCol w:w="1899"/>
+        <w:gridCol w:w="1150"/>
+        <w:gridCol w:w="1499"/>
       </w:tblGrid>
       <w:tr>
         <w:trPr>
@@ -13449,7 +12950,7 @@
                 <w:sz w:val="19"/>
                 <w:szCs w:val="19"/>
               </w:rPr>
-              <w:t xml:space="preserve">Метрика</w:t>
+              <w:t>Метрика</w:t>
             </w:r>
           </w:p>
         </w:tc>
@@ -13475,7 +12976,7 @@
                 <w:sz w:val="19"/>
                 <w:szCs w:val="19"/>
               </w:rPr>
-              <w:t xml:space="preserve">A / B в указаниях</w:t>
+              <w:t>A / B в указаниях</w:t>
             </w:r>
           </w:p>
         </w:tc>
@@ -13501,7 +13002,7 @@
                 <w:sz w:val="19"/>
                 <w:szCs w:val="19"/>
               </w:rPr>
-              <w:t xml:space="preserve">A / B здесь</w:t>
+              <w:t>A / B здесь</w:t>
             </w:r>
           </w:p>
         </w:tc>
@@ -13527,7 +13028,7 @@
                 <w:sz w:val="19"/>
                 <w:szCs w:val="19"/>
               </w:rPr>
-              <w:t xml:space="preserve">Расхождение</w:t>
+              <w:t>Расхождение</w:t>
             </w:r>
           </w:p>
         </w:tc>
@@ -13553,7 +13054,7 @@
                 <w:sz w:val="19"/>
                 <w:szCs w:val="19"/>
               </w:rPr>
-              <w:t xml:space="preserve">2s: указ. / здесь</w:t>
+              <w:t>2s: указ. / здесь</w:t>
             </w:r>
           </w:p>
         </w:tc>
@@ -13579,7 +13080,7 @@
                 <w:sz w:val="19"/>
                 <w:szCs w:val="19"/>
               </w:rPr>
-              <w:t xml:space="preserve">Допуск: указ. / здесь</w:t>
+              <w:t>Допуск: указ. / здесь</w:t>
             </w:r>
           </w:p>
         </w:tc>
@@ -13604,7 +13105,7 @@
                 <w:sz w:val="19"/>
                 <w:szCs w:val="19"/>
               </w:rPr>
-              <w:t xml:space="preserve">сходство CLIP</w:t>
+              <w:t>сходство CLIP</w:t>
             </w:r>
           </w:p>
         </w:tc>
@@ -13627,7 +13128,7 @@
                 <w:sz w:val="19"/>
                 <w:szCs w:val="19"/>
               </w:rPr>
-              <w:t xml:space="preserve">30,80 / 30,29</w:t>
+              <w:t>30,80 / 30,29</w:t>
             </w:r>
           </w:p>
         </w:tc>
@@ -13650,7 +13151,7 @@
                 <w:sz w:val="19"/>
                 <w:szCs w:val="19"/>
               </w:rPr>
-              <w:t xml:space="preserve">30,80 / 30,29</w:t>
+              <w:t>30,80 / 30,29</w:t>
             </w:r>
           </w:p>
         </w:tc>
@@ -13673,7 +13174,7 @@
                 <w:sz w:val="19"/>
                 <w:szCs w:val="19"/>
               </w:rPr>
-              <w:t xml:space="preserve">A +0,01 %, B +0,00 %</w:t>
+              <w:t>A +0,01 %, B +0,00 %</w:t>
             </w:r>
           </w:p>
         </w:tc>
@@ -13696,7 +13197,7 @@
                 <w:sz w:val="19"/>
                 <w:szCs w:val="19"/>
               </w:rPr>
-              <w:t xml:space="preserve">нет / нет</w:t>
+              <w:t>нет / нет</w:t>
             </w:r>
           </w:p>
         </w:tc>
@@ -13719,7 +13220,7 @@
                 <w:sz w:val="19"/>
                 <w:szCs w:val="19"/>
               </w:rPr>
-              <w:t xml:space="preserve">в допуске / в допуске</w:t>
+              <w:t>в допуске / в допуске</w:t>
             </w:r>
           </w:p>
         </w:tc>
@@ -13744,7 +13245,7 @@
                 <w:sz w:val="19"/>
                 <w:szCs w:val="19"/>
               </w:rPr>
-              <w:t xml:space="preserve">энергия границ</w:t>
+              <w:t>энергия границ</w:t>
             </w:r>
           </w:p>
         </w:tc>
@@ -13767,7 +13268,7 @@
                 <w:sz w:val="19"/>
                 <w:szCs w:val="19"/>
               </w:rPr>
-              <w:t xml:space="preserve">0,0457 / 0,0920</w:t>
+              <w:t>0,0457 / 0,0920</w:t>
             </w:r>
           </w:p>
         </w:tc>
@@ -13790,7 +13291,7 @@
                 <w:sz w:val="19"/>
                 <w:szCs w:val="19"/>
               </w:rPr>
-              <w:t xml:space="preserve">0,0457 / 0,0920</w:t>
+              <w:t>0,0457 / 0,0920</w:t>
             </w:r>
           </w:p>
         </w:tc>
@@ -13813,7 +13314,7 @@
                 <w:sz w:val="19"/>
                 <w:szCs w:val="19"/>
               </w:rPr>
-              <w:t xml:space="preserve">A −0,09 %, B −0,03 %</w:t>
+              <w:t>A −0,09 %, B −0,03 %</w:t>
             </w:r>
           </w:p>
         </w:tc>
@@ -13836,7 +13337,7 @@
                 <w:sz w:val="19"/>
                 <w:szCs w:val="19"/>
               </w:rPr>
-              <w:t xml:space="preserve">да / да</w:t>
+              <w:t>да / да</w:t>
             </w:r>
           </w:p>
         </w:tc>
@@ -13859,7 +13360,7 @@
                 <w:sz w:val="19"/>
                 <w:szCs w:val="19"/>
               </w:rPr>
-              <w:t xml:space="preserve">вне допуска / вне допуска</w:t>
+              <w:t>вне допуска / вне допуска</w:t>
             </w:r>
           </w:p>
         </w:tc>
@@ -13884,7 +13385,7 @@
                 <w:sz w:val="19"/>
                 <w:szCs w:val="19"/>
               </w:rPr>
-              <w:t xml:space="preserve">контраст</w:t>
+              <w:t>контраст</w:t>
             </w:r>
           </w:p>
         </w:tc>
@@ -13907,7 +13408,7 @@
                 <w:sz w:val="19"/>
                 <w:szCs w:val="19"/>
               </w:rPr>
-              <w:t xml:space="preserve">0,1923 / 0,2778</w:t>
+              <w:t>0,1923 / 0,2778</w:t>
             </w:r>
           </w:p>
         </w:tc>
@@ -13930,7 +13431,7 @@
                 <w:sz w:val="19"/>
                 <w:szCs w:val="19"/>
               </w:rPr>
-              <w:t xml:space="preserve">0,1923 / 0,2779</w:t>
+              <w:t>0,1923 / 0,2779</w:t>
             </w:r>
           </w:p>
         </w:tc>
@@ -13953,7 +13454,7 @@
                 <w:sz w:val="19"/>
                 <w:szCs w:val="19"/>
               </w:rPr>
-              <w:t xml:space="preserve">A −0,01 %, B +0,02 %</w:t>
+              <w:t>A −0,01 %, B +0,02 %</w:t>
             </w:r>
           </w:p>
         </w:tc>
@@ -13976,7 +13477,7 @@
                 <w:sz w:val="19"/>
                 <w:szCs w:val="19"/>
               </w:rPr>
-              <w:t xml:space="preserve">да / да</w:t>
+              <w:t>да / да</w:t>
             </w:r>
           </w:p>
         </w:tc>
@@ -13999,7 +13500,7 @@
                 <w:sz w:val="19"/>
                 <w:szCs w:val="19"/>
               </w:rPr>
-              <w:t xml:space="preserve">вне допуска / вне допуска</w:t>
+              <w:t>вне допуска / вне допуска</w:t>
             </w:r>
           </w:p>
         </w:tc>
@@ -14024,7 +13525,7 @@
                 <w:sz w:val="19"/>
                 <w:szCs w:val="19"/>
               </w:rPr>
-              <w:t xml:space="preserve">время, с</w:t>
+              <w:t>время, с</w:t>
             </w:r>
           </w:p>
         </w:tc>
@@ -14047,7 +13548,7 @@
                 <w:sz w:val="19"/>
                 <w:szCs w:val="19"/>
               </w:rPr>
-              <w:t xml:space="preserve">0,2854 / 0,5266</w:t>
+              <w:t>0,2854 / 0,5266</w:t>
             </w:r>
           </w:p>
         </w:tc>
@@ -14070,7 +13571,7 @@
                 <w:sz w:val="19"/>
                 <w:szCs w:val="19"/>
               </w:rPr>
-              <w:t xml:space="preserve">0,2928 / 0,5353</w:t>
+              <w:t>0,2928 / 0,5353</w:t>
             </w:r>
           </w:p>
         </w:tc>
@@ -14093,7 +13594,7 @@
                 <w:sz w:val="19"/>
                 <w:szCs w:val="19"/>
               </w:rPr>
-              <w:t xml:space="preserve">B/A 1,83 (указ. 1,85)</w:t>
+              <w:t>B/A 1,83 (указ. 1,85)</w:t>
             </w:r>
           </w:p>
         </w:tc>
@@ -14116,7 +13617,7 @@
                 <w:sz w:val="19"/>
                 <w:szCs w:val="19"/>
               </w:rPr>
-              <w:t xml:space="preserve">да / да</w:t>
+              <w:t>да / да</w:t>
             </w:r>
           </w:p>
         </w:tc>
@@ -14139,7 +13640,7 @@
                 <w:sz w:val="19"/>
                 <w:szCs w:val="19"/>
               </w:rPr>
-              <w:t xml:space="preserve">вне допуска / вне допуска</w:t>
+              <w:t>вне допуска / вне допуска</w:t>
             </w:r>
           </w:p>
         </w:tc>
@@ -14161,6 +13662,7 @@
           <w:sz w:val="24"/>
           <w:szCs w:val="24"/>
         </w:rPr>
+        <w:lastRenderedPageBreak/>
         <w:t xml:space="preserve">Значения CLIP, энергии границ и контраста совпали с указаниями с расхождением не больше 0,1 %, выводы по критерию 2s и по допуску совпали по всем четырём метрикам. Отличие в третьем знаке есть у s сходства CLIP режима A (1,431 против 1,394): отдельные значения по seed немного различаются, вероятно из-за сборки torch под CUDA 13.0. Время сравнивается по отношению B/A: 1,83 против 1,85. Скрипт преподавателя </w:t>
       </w:r>
       <w:r>
@@ -14169,7 +13671,7 @@
           <w:sz w:val="22"/>
           <w:szCs w:val="22"/>
         </w:rPr>
-        <w:t xml:space="preserve">lab06_demo.py</w:t>
+        <w:t>lab06_demo.py</w:t>
       </w:r>
       <w:r>
         <w:rPr>
@@ -14193,7 +13695,7 @@
           <w:sz w:val="25"/>
           <w:szCs w:val="25"/>
         </w:rPr>
-        <w:t xml:space="preserve">6.6. Намеренная ошибка: guidance_scale = 1,0</w:t>
+        <w:t>6.6. Намеренная ошибка: guidance_scale = 1,0</w:t>
       </w:r>
     </w:p>
     <w:p>
@@ -14208,7 +13710,7 @@
           <w:sz w:val="24"/>
           <w:szCs w:val="24"/>
         </w:rPr>
-        <w:t xml:space="preserve">Симптом.</w:t>
+        <w:t>Симптом.</w:t>
       </w:r>
       <w:r>
         <w:rPr>
@@ -14223,7 +13725,7 @@
           <w:sz w:val="22"/>
           <w:szCs w:val="22"/>
         </w:rPr>
-        <w:t xml:space="preserve">guidance_scale = 1,0</w:t>
+        <w:t>guidance_scale = 1,0</w:t>
       </w:r>
       <w:r>
         <w:rPr>
@@ -14245,7 +13747,7 @@
           <w:sz w:val="24"/>
           <w:szCs w:val="24"/>
         </w:rPr>
-        <w:t xml:space="preserve">Наблюдение.</w:t>
+        <w:t>Наблюдение.</w:t>
       </w:r>
       <w:r>
         <w:rPr>
@@ -14260,7 +13762,7 @@
           <w:sz w:val="22"/>
           <w:szCs w:val="22"/>
         </w:rPr>
-        <w:t xml:space="preserve">pipe.do_classifier_free_guidance = False</w:t>
+        <w:t>pipe.do_classifier_free_guidance = False</w:t>
       </w:r>
       <w:r>
         <w:rPr>
@@ -14275,14 +13777,14 @@
           <w:sz w:val="22"/>
           <w:szCs w:val="22"/>
         </w:rPr>
-        <w:t xml:space="preserve">True</w:t>
-      </w:r>
-      <w:r>
-        <w:rPr>
-          <w:sz w:val="24"/>
-          <w:szCs w:val="24"/>
-        </w:rPr>
-        <w:t xml:space="preserve">, изображение заметно другое: PSNR относительно 0,0 — 11,61 дБ (в указаниях 11,6 дБ). Изображение при 0,0 совпало с изображением A seed 101 из серии.</w:t>
+        <w:t>True</w:t>
+      </w:r>
+      <w:r>
+        <w:rPr>
+          <w:sz w:val="24"/>
+          <w:szCs w:val="24"/>
+        </w:rPr>
+        <w:t>, изображение заметно другое: PSNR относительно 0,0 — 11,61 дБ (в указаниях 11,6 дБ). Изображение при 0,0 совпало с изображением A seed 101 из серии.</w:t>
       </w:r>
     </w:p>
     <w:p>
@@ -14297,7 +13799,7 @@
           <w:sz w:val="24"/>
           <w:szCs w:val="24"/>
         </w:rPr>
-        <w:t xml:space="preserve">Диагностика.</w:t>
+        <w:t>Диагностика.</w:t>
       </w:r>
       <w:r>
         <w:rPr>
@@ -14312,14 +13814,14 @@
           <w:sz w:val="22"/>
           <w:szCs w:val="22"/>
         </w:rPr>
-        <w:t xml:space="preserve">guidance_scale &gt; 1</w:t>
-      </w:r>
-      <w:r>
-        <w:rPr>
-          <w:sz w:val="24"/>
-          <w:szCs w:val="24"/>
-        </w:rPr>
-        <w:t xml:space="preserve">. При значениях от 0 до 1 выполняется один проход сети с текстом, и параметр не влияет на результат. Даже формально при w = 1 смесь ε_u + w·(ε_c − ε_u) равна ε_c, то есть совпадает с предсказанием без управления.</w:t>
+        <w:t>guidance_scale &gt; 1</w:t>
+      </w:r>
+      <w:r>
+        <w:rPr>
+          <w:sz w:val="24"/>
+          <w:szCs w:val="24"/>
+        </w:rPr>
+        <w:t>. При значениях от 0 до 1 выполняется один проход сети с текстом, и параметр не влияет на результат. Даже формально при w = 1 смесь ε_u + w·(ε_c − ε_u) равна ε_c, то есть совпадает с предсказанием без управления.</w:t>
       </w:r>
     </w:p>
     <w:p>
@@ -14334,7 +13836,7 @@
           <w:sz w:val="24"/>
           <w:szCs w:val="24"/>
         </w:rPr>
-        <w:t xml:space="preserve">Исправление.</w:t>
+        <w:t>Исправление.</w:t>
       </w:r>
       <w:r>
         <w:rPr>
@@ -14358,7 +13860,7 @@
           <w:sz w:val="25"/>
           <w:szCs w:val="25"/>
         </w:rPr>
-        <w:t xml:space="preserve">6.7. Альтернативные объяснения и ограничения метрик</w:t>
+        <w:t>6.7. Альтернативные объяснения и ограничения метрик</w:t>
       </w:r>
     </w:p>
     <w:p>
@@ -14378,7 +13880,7 @@
           <w:sz w:val="24"/>
           <w:szCs w:val="24"/>
         </w:rPr>
-        <w:t xml:space="preserve">Снижение CLIP:</w:t>
+        <w:t>Снижение CLIP:</w:t>
       </w:r>
       <w:r>
         <w:rPr>
@@ -14405,7 +13907,7 @@
           <w:sz w:val="24"/>
           <w:szCs w:val="24"/>
         </w:rPr>
-        <w:t xml:space="preserve">Рост контраста</w:t>
+        <w:t>Рост контраста</w:t>
       </w:r>
       <w:r>
         <w:rPr>
@@ -14432,7 +13934,7 @@
           <w:sz w:val="24"/>
           <w:szCs w:val="24"/>
         </w:rPr>
-        <w:t xml:space="preserve">Энергия границ</w:t>
+        <w:t>Энергия границ</w:t>
       </w:r>
       <w:r>
         <w:rPr>
@@ -14459,7 +13961,7 @@
           <w:sz w:val="24"/>
           <w:szCs w:val="24"/>
         </w:rPr>
-        <w:t xml:space="preserve">Время</w:t>
+        <w:t>Время</w:t>
       </w:r>
       <w:r>
         <w:rPr>
@@ -14486,7 +13988,7 @@
           <w:sz w:val="24"/>
           <w:szCs w:val="24"/>
         </w:rPr>
-        <w:t xml:space="preserve">Ограничения метрик в целом.</w:t>
+        <w:t>Ограничения метрик в целом.</w:t>
       </w:r>
       <w:r>
         <w:rPr>
@@ -14510,7 +14012,8 @@
           <w:sz w:val="25"/>
           <w:szCs w:val="25"/>
         </w:rPr>
-        <w:t xml:space="preserve">6.8. Угрозы валидности</w:t>
+        <w:lastRenderedPageBreak/>
+        <w:t>6.8. Угрозы валидности</w:t>
       </w:r>
     </w:p>
     <w:p>
@@ -14530,7 +14033,7 @@
           <w:sz w:val="24"/>
           <w:szCs w:val="24"/>
         </w:rPr>
-        <w:t xml:space="preserve">Статистическая.</w:t>
+        <w:t>Статистическая.</w:t>
       </w:r>
       <w:r>
         <w:rPr>
@@ -14557,7 +14060,7 @@
           <w:sz w:val="24"/>
           <w:szCs w:val="24"/>
         </w:rPr>
-        <w:t xml:space="preserve">Конструктная.</w:t>
+        <w:t>Конструктная.</w:t>
       </w:r>
       <w:r>
         <w:rPr>
@@ -14584,7 +14087,7 @@
           <w:sz w:val="24"/>
           <w:szCs w:val="24"/>
         </w:rPr>
-        <w:t xml:space="preserve">Внутренняя.</w:t>
+        <w:t>Внутренняя.</w:t>
       </w:r>
       <w:r>
         <w:rPr>
@@ -14611,7 +14114,7 @@
           <w:sz w:val="24"/>
           <w:szCs w:val="24"/>
         </w:rPr>
-        <w:t xml:space="preserve">Внешняя.</w:t>
+        <w:t>Внешняя.</w:t>
       </w:r>
       <w:r>
         <w:rPr>
@@ -14635,7 +14138,7 @@
           <w:sz w:val="28"/>
           <w:szCs w:val="28"/>
         </w:rPr>
-        <w:t xml:space="preserve">7. Вывод</w:t>
+        <w:t>7. Вывод</w:t>
       </w:r>
     </w:p>
     <w:p>
@@ -14650,7 +14153,7 @@
           <w:sz w:val="24"/>
           <w:szCs w:val="24"/>
         </w:rPr>
-        <w:t xml:space="preserve">Наблюдение.</w:t>
+        <w:t>Наблюдение.</w:t>
       </w:r>
       <w:r>
         <w:rPr>
@@ -14665,14 +14168,14 @@
           <w:sz w:val="22"/>
           <w:szCs w:val="22"/>
         </w:rPr>
-        <w:t xml:space="preserve">float16</w:t>
-      </w:r>
-      <w:r>
-        <w:rPr>
-          <w:sz w:val="24"/>
-          <w:szCs w:val="24"/>
-        </w:rPr>
-        <w:t xml:space="preserve">) дало:</w:t>
+        <w:t>float16</w:t>
+      </w:r>
+      <w:r>
+        <w:rPr>
+          <w:sz w:val="24"/>
+          <w:szCs w:val="24"/>
+        </w:rPr>
+        <w:t>) дало:</w:t>
       </w:r>
     </w:p>
     <w:p>
@@ -14699,14 +14202,14 @@
           <w:sz w:val="24"/>
           <w:szCs w:val="24"/>
         </w:rPr>
-        <w:t xml:space="preserve">улучшение</w:t>
-      </w:r>
-      <w:r>
-        <w:rPr>
-          <w:sz w:val="24"/>
-          <w:szCs w:val="24"/>
-        </w:rPr>
-        <w:t xml:space="preserve">;</w:t>
+        <w:t>улучшение</w:t>
+      </w:r>
+      <w:r>
+        <w:rPr>
+          <w:sz w:val="24"/>
+          <w:szCs w:val="24"/>
+        </w:rPr>
+        <w:t>;</w:t>
       </w:r>
     </w:p>
     <w:p>
@@ -14733,14 +14236,14 @@
           <w:sz w:val="24"/>
           <w:szCs w:val="24"/>
         </w:rPr>
-        <w:t xml:space="preserve">ухудшение</w:t>
-      </w:r>
-      <w:r>
-        <w:rPr>
-          <w:sz w:val="24"/>
-          <w:szCs w:val="24"/>
-        </w:rPr>
-        <w:t xml:space="preserve">, статистически не подтверждённое;</w:t>
+        <w:t>ухудшение</w:t>
+      </w:r>
+      <w:r>
+        <w:rPr>
+          <w:sz w:val="24"/>
+          <w:szCs w:val="24"/>
+        </w:rPr>
+        <w:t>, статистически не подтверждённое;</w:t>
       </w:r>
     </w:p>
     <w:p>
@@ -14767,14 +14270,14 @@
           <w:sz w:val="24"/>
           <w:szCs w:val="24"/>
         </w:rPr>
-        <w:t xml:space="preserve">нейтрально</w:t>
-      </w:r>
-      <w:r>
-        <w:rPr>
-          <w:sz w:val="24"/>
-          <w:szCs w:val="24"/>
-        </w:rPr>
-        <w:t xml:space="preserve">;</w:t>
+        <w:t>нейтрально</w:t>
+      </w:r>
+      <w:r>
+        <w:rPr>
+          <w:sz w:val="24"/>
+          <w:szCs w:val="24"/>
+        </w:rPr>
+        <w:t>;</w:t>
       </w:r>
     </w:p>
     <w:p>
@@ -14792,7 +14295,7 @@
           <w:sz w:val="24"/>
           <w:szCs w:val="24"/>
         </w:rPr>
-        <w:t xml:space="preserve">силуэт руки узнаваем на 5 кадрах B из 5, но для одного seed композиции 384 и 512 не совпадают ни разу.</w:t>
+        <w:t>силуэт руки узнаваем на 5 кадрах B из 5, но для одного seed композиции 384 и 512 не совпадают ни разу.</w:t>
       </w:r>
     </w:p>
     <w:p>
@@ -14807,7 +14310,7 @@
           <w:sz w:val="24"/>
           <w:szCs w:val="24"/>
         </w:rPr>
-        <w:t xml:space="preserve">Объяснение.</w:t>
+        <w:t>Объяснение.</w:t>
       </w:r>
       <w:r>
         <w:rPr>
@@ -14829,7 +14332,7 @@
           <w:sz w:val="24"/>
           <w:szCs w:val="24"/>
         </w:rPr>
-        <w:t xml:space="preserve">Ответ на вопрос варианта.</w:t>
+        <w:t>Ответ на вопрос варианта.</w:t>
       </w:r>
       <w:r>
         <w:rPr>
@@ -14857,7 +14360,7 @@
           <w:sz w:val="22"/>
           <w:szCs w:val="22"/>
         </w:rPr>
-        <w:t xml:space="preserve">guidance_scale = 1,0</w:t>
+        <w:t>guidance_scale = 1,0</w:t>
       </w:r>
       <w:r>
         <w:rPr>
@@ -14879,7 +14382,7 @@
           <w:sz w:val="24"/>
           <w:szCs w:val="24"/>
         </w:rPr>
-        <w:t xml:space="preserve">Тезисы для защиты.</w:t>
+        <w:t>Тезисы для защиты.</w:t>
       </w:r>
     </w:p>
     <w:p>
@@ -14905,14 +14408,14 @@
           <w:sz w:val="22"/>
           <w:szCs w:val="22"/>
         </w:rPr>
-        <w:t xml:space="preserve">057583a</w:t>
-      </w:r>
-      <w:r>
-        <w:rPr>
-          <w:sz w:val="24"/>
-          <w:szCs w:val="24"/>
-        </w:rPr>
-        <w:t xml:space="preserve">), серия из пяти seed.</w:t>
+        <w:t>057583a</w:t>
+      </w:r>
+      <w:r>
+        <w:rPr>
+          <w:sz w:val="24"/>
+          <w:szCs w:val="24"/>
+        </w:rPr>
+        <w:t>), серия из пяти seed.</w:t>
       </w:r>
     </w:p>
     <w:p>
@@ -14930,7 +14433,7 @@
           <w:sz w:val="24"/>
           <w:szCs w:val="24"/>
         </w:rPr>
-        <w:t xml:space="preserve">Время −33,7 % — единственный эффект, который и значим, и важен; CLIP и контраст вне допуска, но в пределах разброса между seed.</w:t>
+        <w:t>Время −33,7 % — единственный эффект, который и значим, и важен; CLIP и контраст вне допуска, но в пределах разброса между seed.</w:t>
       </w:r>
     </w:p>
     <w:p>
@@ -14948,7 +14451,7 @@
           <w:sz w:val="24"/>
           <w:szCs w:val="24"/>
         </w:rPr>
-        <w:t xml:space="preserve">Сравнение на одном масштабе показало, что рост энергии границ — эффект масштаба, а не новые детали.</w:t>
+        <w:t>Сравнение на одном масштабе показало, что рост энергии границ — эффект масштаба, а не новые детали.</w:t>
       </w:r>
     </w:p>
     <w:p>
@@ -14966,7 +14469,8 @@
           <w:sz w:val="24"/>
           <w:szCs w:val="24"/>
         </w:rPr>
-        <w:t xml:space="preserve">Для черновиков решающее наблюдение — разная композиция при одном seed: 384 не предсказывает чистовой кадр 512.</w:t>
+        <w:lastRenderedPageBreak/>
+        <w:t>Для черновиков решающее наблюдение — разная композиция при одном seed: 384 не предсказывает чистовой кадр 512.</w:t>
       </w:r>
     </w:p>
     <w:p>
@@ -14974,7 +14478,7 @@
         <w:pStyle w:val="1"/>
         <w:keepNext/>
         <w:pageBreakBefore/>
-        <w:spacing w:before="0" w:after="160"/>
+        <w:spacing w:after="160"/>
       </w:pPr>
       <w:r>
         <w:rPr>
@@ -14984,7 +14488,8 @@
           <w:sz w:val="28"/>
           <w:szCs w:val="28"/>
         </w:rPr>
-        <w:t xml:space="preserve">8. Блокнот, паспорт эксперимента и индивидуальный вклад</w:t>
+        <w:lastRenderedPageBreak/>
+        <w:t>8. Блокнот, паспорт эксперимента и индивидуальный вклад</w:t>
       </w:r>
     </w:p>
     <w:p>
@@ -15001,7 +14506,7 @@
           <w:sz w:val="25"/>
           <w:szCs w:val="25"/>
         </w:rPr>
-        <w:t xml:space="preserve">8.1. Блокнот и артефакты</w:t>
+        <w:t>8.1. Блокнот и артефакты</w:t>
       </w:r>
     </w:p>
     <w:p>
@@ -15016,7 +14521,7 @@
           <w:sz w:val="24"/>
           <w:szCs w:val="24"/>
         </w:rPr>
-        <w:t xml:space="preserve">Блокнот с выводом всех ячеек:</w:t>
+        <w:t>Блокнот с выводом всех ячеек:</w:t>
       </w:r>
       <w:r>
         <w:rPr>
@@ -15031,7 +14536,7 @@
           <w:sz w:val="22"/>
           <w:szCs w:val="22"/>
         </w:rPr>
-        <w:t xml:space="preserve">Яковенко_Максим_Михайлович_Вариант_2_ЛР_6.ipynb</w:t>
+        <w:t>Яковенко_Максим_Михайлович_Вариант_2_ЛР_6.ipynb</w:t>
       </w:r>
       <w:r>
         <w:rPr>
@@ -15046,7 +14551,7 @@
           <w:sz w:val="22"/>
           <w:szCs w:val="22"/>
         </w:rPr>
-        <w:t xml:space="preserve">artifacts/comparison.png</w:t>
+        <w:t>artifacts/comparison.png</w:t>
       </w:r>
       <w:r>
         <w:rPr>
@@ -15061,7 +14566,7 @@
           <w:sz w:val="22"/>
           <w:szCs w:val="22"/>
         </w:rPr>
-        <w:t xml:space="preserve">artifacts/series_seeds.png</w:t>
+        <w:t>artifacts/series_seeds.png</w:t>
       </w:r>
       <w:r>
         <w:rPr>
@@ -15076,7 +14581,7 @@
           <w:sz w:val="22"/>
           <w:szCs w:val="22"/>
         </w:rPr>
-        <w:t xml:space="preserve">artifacts/results.json</w:t>
+        <w:t>artifacts/results.json</w:t>
       </w:r>
       <w:r>
         <w:rPr>
@@ -15091,7 +14596,7 @@
           <w:sz w:val="22"/>
           <w:szCs w:val="22"/>
         </w:rPr>
-        <w:t xml:space="preserve">reports/journal.md</w:t>
+        <w:t>reports/journal.md</w:t>
       </w:r>
       <w:r>
         <w:rPr>
@@ -15115,7 +14620,7 @@
           <w:sz w:val="25"/>
           <w:szCs w:val="25"/>
         </w:rPr>
-        <w:t xml:space="preserve">8.2. Паспорт эксперимента</w:t>
+        <w:t>8.2. Паспорт эксперимента</w:t>
       </w:r>
     </w:p>
     <w:p>
@@ -15128,7 +14633,7 @@
           <w:sz w:val="22"/>
           <w:szCs w:val="22"/>
         </w:rPr>
-        <w:t xml:space="preserve">Таблица 14 — Паспорт эксперимента</w:t>
+        <w:t>Таблица 14 — Паспорт эксперимента</w:t>
       </w:r>
     </w:p>
     <w:tbl>
@@ -15149,8 +14654,8 @@
         <w:tblLook w:val="04A0" w:firstRow="1" w:lastRow="0" w:firstColumn="1" w:lastColumn="0" w:noHBand="0" w:noVBand="1"/>
       </w:tblPr>
       <w:tblGrid>
-        <w:gridCol w:w="2301"/>
-        <w:gridCol w:w="7055"/>
+        <w:gridCol w:w="2297"/>
+        <w:gridCol w:w="7049"/>
       </w:tblGrid>
       <w:tr>
         <w:trPr>
@@ -15178,7 +14683,7 @@
                 <w:sz w:val="19"/>
                 <w:szCs w:val="19"/>
               </w:rPr>
-              <w:t xml:space="preserve">Поле</w:t>
+              <w:t>Поле</w:t>
             </w:r>
           </w:p>
         </w:tc>
@@ -15204,7 +14709,7 @@
                 <w:sz w:val="19"/>
                 <w:szCs w:val="19"/>
               </w:rPr>
-              <w:t xml:space="preserve">Значение</w:t>
+              <w:t>Значение</w:t>
             </w:r>
           </w:p>
         </w:tc>
@@ -15229,7 +14734,7 @@
                 <w:sz w:val="19"/>
                 <w:szCs w:val="19"/>
               </w:rPr>
-              <w:t xml:space="preserve">Работа</w:t>
+              <w:t>Работа</w:t>
             </w:r>
           </w:p>
         </w:tc>
@@ -15249,7 +14754,7 @@
                 <w:sz w:val="19"/>
                 <w:szCs w:val="19"/>
               </w:rPr>
-              <w:t xml:space="preserve">ЛР 6 «Исследование параметров text-to-image генерации», вариант 2 (N = 2: c = 0, k = 1)</w:t>
+              <w:t>ЛР 6 «Исследование параметров text-to-image генерации», вариант 2 (N = 2: c = 0, k = 1)</w:t>
             </w:r>
           </w:p>
         </w:tc>
@@ -15274,7 +14779,7 @@
                 <w:sz w:val="19"/>
                 <w:szCs w:val="19"/>
               </w:rPr>
-              <w:t xml:space="preserve">Исполнитель</w:t>
+              <w:t>Исполнитель</w:t>
             </w:r>
           </w:p>
         </w:tc>
@@ -15294,7 +14799,7 @@
                 <w:sz w:val="19"/>
                 <w:szCs w:val="19"/>
               </w:rPr>
-              <w:t xml:space="preserve">Яковенко Максим Михайлович, группа Т26ИИКТ-МИК11</w:t>
+              <w:t>Яковенко Максим Михайлович, группа Т26ИИКТ-МИК11</w:t>
             </w:r>
           </w:p>
         </w:tc>
@@ -15319,7 +14824,7 @@
                 <w:sz w:val="19"/>
                 <w:szCs w:val="19"/>
               </w:rPr>
-              <w:t xml:space="preserve">Бриф</w:t>
+              <w:t>Бриф</w:t>
             </w:r>
           </w:p>
         </w:tc>
@@ -15347,7 +14852,7 @@
                 <w:sz w:val="17"/>
                 <w:szCs w:val="17"/>
               </w:rPr>
-              <w:t xml:space="preserve">L.BRIEFS[0]</w:t>
+              <w:t>L.BRIEFS[0]</w:t>
             </w:r>
             <w:r>
               <w:rPr>
@@ -15379,7 +14884,7 @@
                 <w:sz w:val="19"/>
                 <w:szCs w:val="19"/>
               </w:rPr>
-              <w:t xml:space="preserve">Фактор</w:t>
+              <w:t>Фактор</w:t>
             </w:r>
           </w:p>
         </w:tc>
@@ -15400,7 +14905,7 @@
                 <w:sz w:val="17"/>
                 <w:szCs w:val="17"/>
               </w:rPr>
-              <w:t xml:space="preserve">size_512_to_384</w:t>
+              <w:t>size_512_to_384</w:t>
             </w:r>
             <w:r>
               <w:rPr>
@@ -15415,14 +14920,14 @@
                 <w:sz w:val="17"/>
                 <w:szCs w:val="17"/>
               </w:rPr>
-              <w:t xml:space="preserve">guidance_scale = 0,0</w:t>
-            </w:r>
-            <w:r>
-              <w:rPr>
-                <w:sz w:val="19"/>
-                <w:szCs w:val="19"/>
-              </w:rPr>
-              <w:t xml:space="preserve">, генератор шума на CPU (свой генератор на изображение)</w:t>
+              <w:t>guidance_scale = 0,0</w:t>
+            </w:r>
+            <w:r>
+              <w:rPr>
+                <w:sz w:val="19"/>
+                <w:szCs w:val="19"/>
+              </w:rPr>
+              <w:t>, генератор шума на CPU (свой генератор на изображение)</w:t>
             </w:r>
           </w:p>
         </w:tc>
@@ -15447,7 +14952,7 @@
                 <w:sz w:val="19"/>
                 <w:szCs w:val="19"/>
               </w:rPr>
-              <w:t xml:space="preserve">Серия seed</w:t>
+              <w:t>Серия seed</w:t>
             </w:r>
           </w:p>
         </w:tc>
@@ -15475,7 +14980,7 @@
                 <w:sz w:val="17"/>
                 <w:szCs w:val="17"/>
               </w:rPr>
-              <w:t xml:space="preserve">variant_summary</w:t>
+              <w:t>variant_summary</w:t>
             </w:r>
             <w:r>
               <w:rPr>
@@ -15507,7 +15012,7 @@
                 <w:sz w:val="19"/>
                 <w:szCs w:val="19"/>
               </w:rPr>
-              <w:t xml:space="preserve">Модель генерации</w:t>
+              <w:t>Модель генерации</w:t>
             </w:r>
           </w:p>
         </w:tc>
@@ -15528,7 +15033,7 @@
                 <w:sz w:val="17"/>
                 <w:szCs w:val="17"/>
               </w:rPr>
-              <w:t xml:space="preserve">stabilityai/sd-turbo</w:t>
+              <w:t>stabilityai/sd-turbo</w:t>
             </w:r>
             <w:r>
               <w:rPr>
@@ -15543,7 +15048,7 @@
                 <w:sz w:val="17"/>
                 <w:szCs w:val="17"/>
               </w:rPr>
-              <w:t xml:space="preserve">b261bac6fd2cf515557d5d0707481eafa0485ec2</w:t>
+              <w:t>b261bac6fd2cf515557d5d0707481eafa0485ec2</w:t>
             </w:r>
             <w:r>
               <w:rPr>
@@ -15558,7 +15063,7 @@
                 <w:sz w:val="17"/>
                 <w:szCs w:val="17"/>
               </w:rPr>
-              <w:t xml:space="preserve">fp16</w:t>
+              <w:t>fp16</w:t>
             </w:r>
             <w:r>
               <w:rPr>
@@ -15573,14 +15078,14 @@
                 <w:sz w:val="17"/>
                 <w:szCs w:val="17"/>
               </w:rPr>
-              <w:t xml:space="preserve">float16</w:t>
-            </w:r>
-            <w:r>
-              <w:rPr>
-                <w:sz w:val="19"/>
-                <w:szCs w:val="19"/>
-              </w:rPr>
-              <w:t xml:space="preserve">; Stability AI Community License</w:t>
+              <w:t>float16</w:t>
+            </w:r>
+            <w:r>
+              <w:rPr>
+                <w:sz w:val="19"/>
+                <w:szCs w:val="19"/>
+              </w:rPr>
+              <w:t>; Stability AI Community License</w:t>
             </w:r>
           </w:p>
         </w:tc>
@@ -15605,7 +15110,7 @@
                 <w:sz w:val="19"/>
                 <w:szCs w:val="19"/>
               </w:rPr>
-              <w:t xml:space="preserve">Модель метрики</w:t>
+              <w:t>Модель метрики</w:t>
             </w:r>
           </w:p>
         </w:tc>
@@ -15626,7 +15131,7 @@
                 <w:sz w:val="17"/>
                 <w:szCs w:val="17"/>
               </w:rPr>
-              <w:t xml:space="preserve">openai/clip-vit-base-patch32</w:t>
+              <w:t>openai/clip-vit-base-patch32</w:t>
             </w:r>
             <w:r>
               <w:rPr>
@@ -15641,14 +15146,14 @@
                 <w:sz w:val="17"/>
                 <w:szCs w:val="17"/>
               </w:rPr>
-              <w:t xml:space="preserve">3d74acf9a28c67741b2f4f2ea7635f0aaf6f0268</w:t>
-            </w:r>
-            <w:r>
-              <w:rPr>
-                <w:sz w:val="19"/>
-                <w:szCs w:val="19"/>
-              </w:rPr>
-              <w:t xml:space="preserve">; сходство относительно английского брифа</w:t>
+              <w:t>3d74acf9a28c67741b2f4f2ea7635f0aaf6f0268</w:t>
+            </w:r>
+            <w:r>
+              <w:rPr>
+                <w:sz w:val="19"/>
+                <w:szCs w:val="19"/>
+              </w:rPr>
+              <w:t>; сходство относительно английского брифа</w:t>
             </w:r>
           </w:p>
         </w:tc>
@@ -15673,7 +15178,7 @@
                 <w:sz w:val="19"/>
                 <w:szCs w:val="19"/>
               </w:rPr>
-              <w:t xml:space="preserve">Метрики</w:t>
+              <w:t>Метрики</w:t>
             </w:r>
           </w:p>
         </w:tc>
@@ -15693,7 +15198,7 @@
                 <w:sz w:val="19"/>
                 <w:szCs w:val="19"/>
               </w:rPr>
-              <w:t xml:space="preserve">100·cos(CLIP); энергия границ (Собель, 1/8); контраст (σ яркости BT.601); время вызова генерации, с; энергия границ и контраст на одном масштабе (Lanczos)</w:t>
+              <w:t>100·cos(CLIP); энергия границ (Собель, 1/8); контраст (σ яркости BT.601); время вызова генерации, с; энергия границ и контраст на одном масштабе (Lanczos)</w:t>
             </w:r>
           </w:p>
         </w:tc>
@@ -15718,7 +15223,7 @@
                 <w:sz w:val="19"/>
                 <w:szCs w:val="19"/>
               </w:rPr>
-              <w:t xml:space="preserve">Допуск</w:t>
+              <w:t>Допуск</w:t>
             </w:r>
           </w:p>
         </w:tc>
@@ -15746,7 +15251,7 @@
                 <w:sz w:val="17"/>
                 <w:szCs w:val="17"/>
               </w:rPr>
-              <w:t xml:space="preserve">057583a</w:t>
+              <w:t>057583a</w:t>
             </w:r>
           </w:p>
         </w:tc>
@@ -15771,7 +15276,7 @@
                 <w:sz w:val="19"/>
                 <w:szCs w:val="19"/>
               </w:rPr>
-              <w:t xml:space="preserve">Критерий значимости</w:t>
+              <w:t>Критерий значимости</w:t>
             </w:r>
           </w:p>
         </w:tc>
@@ -15791,7 +15296,7 @@
                 <w:sz w:val="19"/>
                 <w:szCs w:val="19"/>
               </w:rPr>
-              <w:t xml:space="preserve">|Δ| &gt; 2s, s — выборочное стандартное отклонение (ddof = 1) режима A</w:t>
+              <w:t>|Δ| &gt; 2s, s — выборочное стандартное отклонение (ddof = 1) режима A</w:t>
             </w:r>
           </w:p>
         </w:tc>
@@ -15816,7 +15321,7 @@
                 <w:sz w:val="19"/>
                 <w:szCs w:val="19"/>
               </w:rPr>
-              <w:t xml:space="preserve">Среда</w:t>
+              <w:t>Среда</w:t>
             </w:r>
           </w:p>
         </w:tc>
@@ -15836,7 +15341,7 @@
                 <w:sz w:val="19"/>
                 <w:szCs w:val="19"/>
               </w:rPr>
-              <w:t xml:space="preserve">Google Colab, GPU Tesla T4, 2 vCPU, 13 ГБ ОЗУ; Python 3.13.15; torch 2.11.0+cu130; diffusers 0.40.0; transformers 5.16.1; accelerate 1.15.0; numpy 2.1.3; scipy 1.16.3; Pillow 11.3.0; запасной путь CPU не применялся</w:t>
+              <w:t>Google Colab, GPU Tesla T4, 2 vCPU, 13 ГБ ОЗУ; Python 3.13.15; torch 2.11.0+cu130; diffusers 0.40.0; transformers 5.16.1; accelerate 1.15.0; numpy 2.1.3; scipy 1.16.3; Pillow 11.3.0; запасной путь CPU не применялся</w:t>
             </w:r>
           </w:p>
         </w:tc>
@@ -15861,7 +15366,7 @@
                 <w:sz w:val="19"/>
                 <w:szCs w:val="19"/>
               </w:rPr>
-              <w:t xml:space="preserve">Библиотеки</w:t>
+              <w:t>Библиотеки</w:t>
             </w:r>
           </w:p>
         </w:tc>
@@ -15882,7 +15387,7 @@
                 <w:sz w:val="17"/>
                 <w:szCs w:val="17"/>
               </w:rPr>
-              <w:t xml:space="preserve">lab05_lib.py</w:t>
+              <w:t>lab05_lib.py</w:t>
             </w:r>
             <w:r>
               <w:rPr>
@@ -15897,7 +15402,7 @@
                 <w:sz w:val="17"/>
                 <w:szCs w:val="17"/>
               </w:rPr>
-              <w:t xml:space="preserve">4eb176506585ffcda1702605a767309fb451808229c3622f80ce882b7fa2ce1a</w:t>
+              <w:t>4eb176506585ffcda1702605a767309fb451808229c3622f80ce882b7fa2ce1a</w:t>
             </w:r>
             <w:r>
               <w:rPr>
@@ -15912,7 +15417,7 @@
                 <w:sz w:val="17"/>
                 <w:szCs w:val="17"/>
               </w:rPr>
-              <w:t xml:space="preserve">lab06_lib.py</w:t>
+              <w:t>lab06_lib.py</w:t>
             </w:r>
             <w:r>
               <w:rPr>
@@ -15927,7 +15432,7 @@
                 <w:sz w:val="17"/>
                 <w:szCs w:val="17"/>
               </w:rPr>
-              <w:t xml:space="preserve">c6d8473cf5a3000f4c27fbdef57916c2fbce347db272928d5c4729472f748bd8</w:t>
+              <w:t>c6d8473cf5a3000f4c27fbdef57916c2fbce347db272928d5c4729472f748bd8</w:t>
             </w:r>
           </w:p>
         </w:tc>
@@ -15952,7 +15457,7 @@
                 <w:sz w:val="19"/>
                 <w:szCs w:val="19"/>
               </w:rPr>
-              <w:t xml:space="preserve">Воспроизводимость</w:t>
+              <w:t>Воспроизводимость</w:t>
             </w:r>
           </w:p>
         </w:tc>
@@ -15980,7 +15485,7 @@
                 <w:sz w:val="17"/>
                 <w:szCs w:val="17"/>
               </w:rPr>
-              <w:t xml:space="preserve">84db2534b3e66ea6…</w:t>
+              <w:t>84db2534b3e66ea6…</w:t>
             </w:r>
             <w:r>
               <w:rPr>
@@ -15995,14 +15500,14 @@
                 <w:sz w:val="17"/>
                 <w:szCs w:val="17"/>
               </w:rPr>
-              <w:t xml:space="preserve">256158c9736efe25…</w:t>
-            </w:r>
-            <w:r>
-              <w:rPr>
-                <w:sz w:val="19"/>
-                <w:szCs w:val="19"/>
-              </w:rPr>
-              <w:t xml:space="preserve">; демонстрационный вариант воспроизведён</w:t>
+              <w:t>256158c9736efe25…</w:t>
+            </w:r>
+            <w:r>
+              <w:rPr>
+                <w:sz w:val="19"/>
+                <w:szCs w:val="19"/>
+              </w:rPr>
+              <w:t>; демонстрационный вариант воспроизведён</w:t>
             </w:r>
           </w:p>
         </w:tc>
@@ -16027,7 +15532,7 @@
                 <w:sz w:val="19"/>
                 <w:szCs w:val="19"/>
               </w:rPr>
-              <w:t xml:space="preserve">Артефакты, SHA-256</w:t>
+              <w:t>Артефакты, SHA-256</w:t>
             </w:r>
           </w:p>
         </w:tc>
@@ -16048,7 +15553,7 @@
                 <w:sz w:val="17"/>
                 <w:szCs w:val="17"/>
               </w:rPr>
-              <w:t xml:space="preserve">comparison.png</w:t>
+              <w:t>comparison.png</w:t>
             </w:r>
             <w:r>
               <w:rPr>
@@ -16063,7 +15568,7 @@
                 <w:sz w:val="17"/>
                 <w:szCs w:val="17"/>
               </w:rPr>
-              <w:t xml:space="preserve">9643533e755de31b45ad48b16ff19992d179b7e45cb560121bd20939f5129832</w:t>
+              <w:t>9643533e755de31b45ad48b16ff19992d179b7e45cb560121bd20939f5129832</w:t>
             </w:r>
             <w:r>
               <w:rPr>
@@ -16078,7 +15583,7 @@
                 <w:sz w:val="17"/>
                 <w:szCs w:val="17"/>
               </w:rPr>
-              <w:t xml:space="preserve">series_seeds.png</w:t>
+              <w:t>series_seeds.png</w:t>
             </w:r>
             <w:r>
               <w:rPr>
@@ -16093,7 +15598,7 @@
                 <w:sz w:val="17"/>
                 <w:szCs w:val="17"/>
               </w:rPr>
-              <w:t xml:space="preserve">9a78c05ed98a68654e778afcec93a606eda8cf0cd247f82d2a24360af8560dff</w:t>
+              <w:t>9a78c05ed98a68654e778afcec93a606eda8cf0cd247f82d2a24360af8560dff</w:t>
             </w:r>
             <w:r>
               <w:rPr>
@@ -16108,7 +15613,7 @@
                 <w:sz w:val="17"/>
                 <w:szCs w:val="17"/>
               </w:rPr>
-              <w:t xml:space="preserve">results.json</w:t>
+              <w:t>results.json</w:t>
             </w:r>
             <w:r>
               <w:rPr>
@@ -16123,7 +15628,7 @@
                 <w:sz w:val="17"/>
                 <w:szCs w:val="17"/>
               </w:rPr>
-              <w:t xml:space="preserve">384d96e29bd316022923404f9f0a602a4022546eef9cbd82ea11091e55dfb97e</w:t>
+              <w:t>384d96e29bd316022923404f9f0a602a4022546eef9cbd82ea11091e55dfb97e</w:t>
             </w:r>
           </w:p>
         </w:tc>
@@ -16149,7 +15654,8 @@
           <w:sz w:val="25"/>
           <w:szCs w:val="25"/>
         </w:rPr>
-        <w:t xml:space="preserve">8.3. Индивидуальный вклад</w:t>
+        <w:lastRenderedPageBreak/>
+        <w:t>8.3. Индивидуальный вклад</w:t>
       </w:r>
     </w:p>
     <w:p>
@@ -16170,7 +15676,7 @@
           <w:sz w:val="22"/>
           <w:szCs w:val="22"/>
         </w:rPr>
-        <w:t xml:space="preserve">lab05_lib.py</w:t>
+        <w:t>lab05_lib.py</w:t>
       </w:r>
       <w:r>
         <w:rPr>
@@ -16185,7 +15691,7 @@
           <w:sz w:val="22"/>
           <w:szCs w:val="22"/>
         </w:rPr>
-        <w:t xml:space="preserve">lab06_lib.py</w:t>
+        <w:t>lab06_lib.py</w:t>
       </w:r>
       <w:r>
         <w:rPr>
@@ -16200,7 +15706,7 @@
           <w:sz w:val="22"/>
           <w:szCs w:val="22"/>
         </w:rPr>
-        <w:t xml:space="preserve">lab06_demo.py</w:t>
+        <w:t>lab06_demo.py</w:t>
       </w:r>
       <w:r>
         <w:rPr>
@@ -16215,7 +15721,7 @@
         <w:pStyle w:val="1"/>
         <w:keepNext/>
         <w:pageBreakBefore/>
-        <w:spacing w:before="0" w:after="160"/>
+        <w:spacing w:after="160"/>
       </w:pPr>
       <w:r>
         <w:rPr>
@@ -16225,7 +15731,8 @@
           <w:sz w:val="28"/>
           <w:szCs w:val="28"/>
         </w:rPr>
-        <w:t xml:space="preserve">Приложение А. Ответы на контрольные вопросы</w:t>
+        <w:lastRenderedPageBreak/>
+        <w:t>Приложение А. Ответы на контрольные вопросы</w:t>
       </w:r>
     </w:p>
     <w:p>
@@ -16238,7 +15745,7 @@
           <w:sz w:val="24"/>
           <w:szCs w:val="24"/>
         </w:rPr>
-        <w:t xml:space="preserve">Вопросы приведены по разделу 9 методических указаний; ответы опираются на данные настоящей работы.</w:t>
+        <w:t>Вопросы приведены по разделу 9 методических указаний; ответы опираются на данные настоящей работы.</w:t>
       </w:r>
     </w:p>
     <w:p>
@@ -16255,7 +15762,7 @@
           <w:sz w:val="25"/>
           <w:szCs w:val="25"/>
         </w:rPr>
-        <w:t xml:space="preserve">1. Почему изменяется только один фактор и для чего берётся серия seed</w:t>
+        <w:t>1. Почему изменяется только один фактор и для чего берётся серия seed</w:t>
       </w:r>
     </w:p>
     <w:p>
@@ -16276,7 +15783,7 @@
           <w:sz w:val="22"/>
           <w:szCs w:val="22"/>
         </w:rPr>
-        <w:t xml:space="preserve">size</w:t>
+        <w:t>size</w:t>
       </w:r>
       <w:r>
         <w:rPr>
@@ -16291,14 +15798,14 @@
           <w:sz w:val="22"/>
           <w:szCs w:val="22"/>
         </w:rPr>
-        <w:t xml:space="preserve">assert diff == ["size"]</w:t>
-      </w:r>
-      <w:r>
-        <w:rPr>
-          <w:sz w:val="24"/>
-          <w:szCs w:val="24"/>
-        </w:rPr>
-        <w:t xml:space="preserve">). Серия seed нужна, потому что результат одного seed смешивает эффект фактора со случайностью начального шума. В этом варианте изменение CLIP по отдельным seed — от −7,46 (seed 102) до +2,53 (seed 104): по одному seed можно было получить и «ухудшение», и «улучшение». Пять seed дают среднее и разброс s, с которым сравнивается эффект.</w:t>
+        <w:t>assert diff == ["size"]</w:t>
+      </w:r>
+      <w:r>
+        <w:rPr>
+          <w:sz w:val="24"/>
+          <w:szCs w:val="24"/>
+        </w:rPr>
+        <w:t>). Серия seed нужна, потому что результат одного seed смешивает эффект фактора со случайностью начального шума. В этом варианте изменение CLIP по отдельным seed — от −7,46 (seed 102) до +2,53 (seed 104): по одному seed можно было получить и «ухудшение», и «улучшение». Пять seed дают среднее и разброс s, с которым сравнивается эффект.</w:t>
       </w:r>
     </w:p>
     <w:p>
@@ -16315,7 +15822,7 @@
           <w:sz w:val="25"/>
           <w:szCs w:val="25"/>
         </w:rPr>
-        <w:t xml:space="preserve">2. Что показывает критерий |Δ| &gt; 2s и чего он не показывает</w:t>
+        <w:t>2. Что показывает критерий |Δ| &gt; 2s и чего он не показывает</w:t>
       </w:r>
     </w:p>
     <w:p>
@@ -16328,7 +15835,7 @@
           <w:sz w:val="24"/>
           <w:szCs w:val="24"/>
         </w:rPr>
-        <w:t xml:space="preserve">Он показывает, выходит ли разность средних за типичный разброс между seed в режиме A. Он не показывает, важен ли эффект для задачи (это решает допуск), не говорит, «лучше» ли изображение, и при n = 5 сам опирается на грубую оценку s. Пример из варианта: сходство CLIP упало на 2,26 — вне допуска ±1,0, но |Δ|/s = 1,58 &lt; 2; контраст вырос на 13,7 % — вне допуска ±10 %, но |Δ|/s = 1,17. Критерий говорит «не значимо», допуск — «практически важно»; вывод — эффект возможен, но пяти seed не хватает, чтобы его подтвердить.</w:t>
+        <w:t>Он показывает, выходит ли разность средних за типичный разброс между seed в режиме A. Он не показывает, важен ли эффект для задачи (это решает допуск), не говорит, «лучше» ли изображение, и при n = 5 сам опирается на грубую оценку s. Пример из варианта: сходство CLIP упало на 2,26 — вне допуска ±1,0, но |Δ|/s = 1,58 &lt; 2; контраст вырос на 13,7 % — вне допуска ±10 %, но |Δ|/s = 1,17. Критерий говорит «не значимо», допуск — «практически важно»; вывод — эффект возможен, но пяти seed не хватает, чтобы его подтвердить.</w:t>
       </w:r>
     </w:p>
     <w:p>
@@ -16345,7 +15852,7 @@
           <w:sz w:val="25"/>
           <w:szCs w:val="25"/>
         </w:rPr>
-        <w:t xml:space="preserve">3. Что измеряет сходство CLIP и почему оно считается относительно английского брифа</w:t>
+        <w:t>3. Что измеряет сходство CLIP и почему оно считается относительно английского брифа</w:t>
       </w:r>
     </w:p>
     <w:p>
@@ -16366,14 +15873,14 @@
           <w:sz w:val="22"/>
           <w:szCs w:val="22"/>
         </w:rPr>
-        <w:t xml:space="preserve">L.BRIEFS[c] == a_cfg["prompt"]</w:t>
-      </w:r>
-      <w:r>
-        <w:rPr>
-          <w:sz w:val="24"/>
-          <w:szCs w:val="24"/>
-        </w:rPr>
-        <w:t xml:space="preserve">.</w:t>
+        <w:t>L.BRIEFS[c] == a_cfg["prompt"]</w:t>
+      </w:r>
+      <w:r>
+        <w:rPr>
+          <w:sz w:val="24"/>
+          <w:szCs w:val="24"/>
+        </w:rPr>
+        <w:t>.</w:t>
       </w:r>
     </w:p>
     <w:p>
@@ -16390,7 +15897,7 @@
           <w:sz w:val="25"/>
           <w:szCs w:val="25"/>
         </w:rPr>
-        <w:t xml:space="preserve">4. Почему рост энергии границ нельзя считать улучшением качества</w:t>
+        <w:t>4. Почему рост энергии границ нельзя считать улучшением качества</w:t>
       </w:r>
     </w:p>
     <w:p>
@@ -16403,7 +15910,7 @@
           <w:sz w:val="24"/>
           <w:szCs w:val="24"/>
         </w:rPr>
-        <w:t xml:space="preserve">Энергия границ — средний модуль градиента яркости. Она растёт от любых перепадов: от полезных деталей, но и от шума, артефактов и пересэмплирования. В работе это видно прямо: то же самое изображение A, уменьшенное с 512 до 384, даёт энергию границ на 10,3 % больше — без единой новой детали. Рост +7,4 % у режима B на исходном размере при сравнении на одном масштабе превращается в снижение на 2,6 %. В демонстрационном варианте 4 шага удвоили энергию границ при неизменном CLIP.</w:t>
+        <w:t>Энергия границ — средний модуль градиента яркости. Она растёт от любых перепадов: от полезных деталей, но и от шума, артефактов и пересэмплирования. В работе это видно прямо: то же самое изображение A, уменьшенное с 512 до 384, даёт энергию границ на 10,3 % больше — без единой новой детали. Рост +7,4 % у режима B на исходном размере при сравнении на одном масштабе превращается в снижение на 2,6 %. В демонстрационном варианте 4 шага удвоили энергию границ при неизменном CLIP.</w:t>
       </w:r>
     </w:p>
     <w:p>
@@ -16420,7 +15927,7 @@
           <w:sz w:val="25"/>
           <w:szCs w:val="25"/>
         </w:rPr>
-        <w:t xml:space="preserve">5. Почему у SD Turbo guidance_scale = 1,0 не отличается от 0,0 и как это проверить</w:t>
+        <w:t>5. Почему у SD Turbo guidance_scale = 1,0 не отличается от 0,0 и как это проверить</w:t>
       </w:r>
     </w:p>
     <w:p>
@@ -16441,14 +15948,22 @@
           <w:sz w:val="22"/>
           <w:szCs w:val="22"/>
         </w:rPr>
-        <w:t xml:space="preserve">guidance_scale &gt; 1</w:t>
-      </w:r>
-      <w:r>
-        <w:rPr>
-          <w:sz w:val="24"/>
-          <w:szCs w:val="24"/>
-        </w:rPr>
-        <w:t xml:space="preserve">; при меньших значениях выполняется один проход сети с текстом. Формально при w = 1 смесь ε_u + w·(ε_c − ε_u) и так равна ε_c. Проверка — сравнить SHA-256 изображений при 0,0 и 1,0 и вывести </w:t>
+        <w:t>guidance_scale &gt; 1</w:t>
+      </w:r>
+      <w:r>
+        <w:rPr>
+          <w:sz w:val="24"/>
+          <w:szCs w:val="24"/>
+        </w:rPr>
+        <w:t xml:space="preserve">; при меньших значениях выполняется один проход сети с текстом. Формально при w = 1 смесь ε_u + w·(ε_c − ε_u) и так равна ε_c. Проверка — сравнить SHA-256 изображений при </w:t>
+      </w:r>
+      <w:r>
+        <w:rPr>
+          <w:sz w:val="24"/>
+          <w:szCs w:val="24"/>
+        </w:rPr>
+        <w:lastRenderedPageBreak/>
+        <w:t xml:space="preserve">0,0 и 1,0 и вывести </w:t>
       </w:r>
       <w:r>
         <w:rPr>
@@ -16456,7 +15971,7 @@
           <w:sz w:val="22"/>
           <w:szCs w:val="22"/>
         </w:rPr>
-        <w:t xml:space="preserve">pipe.do_classifier_free_guidance</w:t>
+        <w:t>pipe.do_classifier_free_guidance</w:t>
       </w:r>
       <w:r>
         <w:rPr>
@@ -16471,7 +15986,7 @@
           <w:sz w:val="22"/>
           <w:szCs w:val="22"/>
         </w:rPr>
-        <w:t xml:space="preserve">False</w:t>
+        <w:t>False</w:t>
       </w:r>
       <w:r>
         <w:rPr>
@@ -16486,14 +16001,14 @@
           <w:sz w:val="22"/>
           <w:szCs w:val="22"/>
         </w:rPr>
-        <w:t xml:space="preserve">True</w:t>
-      </w:r>
-      <w:r>
-        <w:rPr>
-          <w:sz w:val="24"/>
-          <w:szCs w:val="24"/>
-        </w:rPr>
-        <w:t xml:space="preserve">, PSNR относительно 0,0 — 11,61 дБ.</w:t>
+        <w:t>True</w:t>
+      </w:r>
+      <w:r>
+        <w:rPr>
+          <w:sz w:val="24"/>
+          <w:szCs w:val="24"/>
+        </w:rPr>
+        <w:t>, PSNR относительно 0,0 — 11,61 дБ.</w:t>
       </w:r>
     </w:p>
     <w:p>
@@ -16510,7 +16025,7 @@
           <w:sz w:val="25"/>
           <w:szCs w:val="25"/>
         </w:rPr>
-        <w:t xml:space="preserve">6. Что происходит при размере 768×768 у модели, рекомендованной для 512×512</w:t>
+        <w:t>6. Что происходит при размере 768×768 у модели, рекомендованной для 512×512</w:t>
       </w:r>
     </w:p>
     <w:p>
@@ -16523,7 +16038,7 @@
           <w:sz w:val="24"/>
           <w:szCs w:val="24"/>
         </w:rPr>
-        <w:t xml:space="preserve">Это фактор 3, в моём варианте он не выполнялся. Ожидаемо: латент 96×96 больше сетки, на которой модель дистиллирована, поэтому за один шаг она плохо держит композицию — повторяющиеся фрагменты, дублированные объекты (несколько рук или роботов); время растёт примерно пропорционально числу пикселей (в 2,25 раза), внимание — быстрее. В моём варианте выход из рабочего режима был в другую сторону: упрощение деталей, рамки и поля в двух кадрах B из пяти, смещение палитры у одного кадра. Признаки 768 проверяются тем же ноутбуком при N = 3.</w:t>
+        <w:t>Это фактор 3, в моём варианте он не выполнялся. Ожидаемо: латент 96×96 больше сетки, на которой модель дистиллирована, поэтому за один шаг она плохо держит композицию — повторяющиеся фрагменты, дублированные объекты (несколько рук или роботов); время растёт примерно пропорционально числу пикселей (в 2,25 раза), внимание — быстрее. В моём варианте выход из рабочего режима был в другую сторону: упрощение деталей, рамки и поля в двух кадрах B из пяти, смещение палитры у одного кадра. Признаки 768 проверяются тем же ноутбуком при N = 3.</w:t>
       </w:r>
     </w:p>
     <w:p>
@@ -16540,7 +16055,7 @@
           <w:sz w:val="25"/>
           <w:szCs w:val="25"/>
         </w:rPr>
-        <w:t xml:space="preserve">7. Изменение времени, если в режиме A 0,30 с, а в режиме B 0,55 с</w:t>
+        <w:t>7. Изменение времени, если в режиме A 0,30 с, а в режиме B 0,55 с</w:t>
       </w:r>
     </w:p>
     <w:tbl>
@@ -16561,7 +16076,7 @@
         <w:tblLook w:val="04A0" w:firstRow="1" w:lastRow="0" w:firstColumn="1" w:lastColumn="0" w:noHBand="0" w:noVBand="1"/>
       </w:tblPr>
       <w:tblGrid>
-        <w:gridCol w:w="9356"/>
+        <w:gridCol w:w="9346"/>
       </w:tblGrid>
       <w:tr>
         <w:tc>
@@ -16582,7 +16097,7 @@
                 <w:sz w:val="18"/>
                 <w:szCs w:val="18"/>
               </w:rPr>
-              <w:t xml:space="preserve">(0,55 − 0,30) / 0,30 · 100 % = 0,25 / 0,30 · 100 % ≈ +83,3 %</w:t>
+              <w:t>(0,55 − 0,30) / 0,30 · 100 % = 0,25 / 0,30 · 100 % ≈ +83,3 %</w:t>
             </w:r>
           </w:p>
           <w:p>
@@ -16592,7 +16107,7 @@
                 <w:sz w:val="18"/>
                 <w:szCs w:val="18"/>
               </w:rPr>
-              <w:t xml:space="preserve">в этой работе: (0,1857 − 0,2801) / 0,2801 · 100 % ≈ −33,7 %</w:t>
+              <w:t>в этой работе: (0,1857 − 0,2801) / 0,2801 · 100 % ≈ −33,7 %</w:t>
             </w:r>
           </w:p>
         </w:tc>
@@ -16614,7 +16129,7 @@
           <w:sz w:val="24"/>
           <w:szCs w:val="24"/>
         </w:rPr>
-        <w:t xml:space="preserve">Рост на 83,3 % выходит за допуск ±20 % и означает «ухудшение» по времени. В моём варианте — снижение на 33,7 %, тоже за допуском, но в сторону «улучшения».</w:t>
+        <w:t>Рост на 83,3 % выходит за допуск ±20 % и означает «ухудшение» по времени. В моём варианте — снижение на 33,7 %, тоже за допуском, но в сторону «улучшения».</w:t>
       </w:r>
     </w:p>
     <w:p>
@@ -16631,7 +16146,7 @@
           <w:sz w:val="25"/>
           <w:szCs w:val="25"/>
         </w:rPr>
-        <w:t xml:space="preserve">8. Почему сравнение по русскому запросу ведётся относительно английского брифа</w:t>
+        <w:t>8. Почему сравнение по русскому запросу ведётся относительно английского брифа</w:t>
       </w:r>
     </w:p>
     <w:p>
@@ -16644,7 +16159,7 @@
           <w:sz w:val="24"/>
           <w:szCs w:val="24"/>
         </w:rPr>
-        <w:t xml:space="preserve">Цель метрики — измерить, насколько изображение реализует бриф, а бриф один. Если считать сходство с русским текстом, эталон изменится вместе с фактором, и метрика будет смешивать качество изображения с тем, насколько CLIP понимает русский язык: кодировщик обучен преимущественно на английских текстах, поэтому даже идеальное изображение получит заниженное сходство с русским описанием. Сравнение с английским брифом оставляет эталон неизменным и делает A и B сравнимыми.</w:t>
+        <w:t>Цель метрики — измерить, насколько изображение реализует бриф, а бриф один. Если считать сходство с русским текстом, эталон изменится вместе с фактором, и метрика будет смешивать качество изображения с тем, насколько CLIP понимает русский язык: кодировщик обучен преимущественно на английских текстах, поэтому даже идеальное изображение получит заниженное сходство с русским описанием. Сравнение с английским брифом оставляет эталон неизменным и делает A и B сравнимыми.</w:t>
       </w:r>
     </w:p>
     <w:p>
@@ -16661,7 +16176,7 @@
           <w:sz w:val="25"/>
           <w:szCs w:val="25"/>
         </w:rPr>
-        <w:t xml:space="preserve">9. Как выбран допуск и что изменится, если его удвоить</w:t>
+        <w:t>9. Как выбран допуск и что изменится, если его удвоить</w:t>
       </w:r>
     </w:p>
     <w:p>
@@ -16682,14 +16197,14 @@
           <w:sz w:val="22"/>
           <w:szCs w:val="22"/>
         </w:rPr>
-        <w:t xml:space="preserve">057583a</w:t>
-      </w:r>
-      <w:r>
-        <w:rPr>
-          <w:sz w:val="24"/>
-          <w:szCs w:val="24"/>
-        </w:rPr>
-        <w:t xml:space="preserve">) и обоснован для каждой метрики (таблица 3): CLIP ±1,0 — меньше разброса между seed в демонстрационном варианте; энергия границ и контраст ±10 % — граница заметной на глаз разницы, в любую сторону, потому что черновик должен представлять чистовой кадр; время ±20 % — минимальная экономия, ради которой стоит менять размер. При удвоенном допуске (таблица 11): CLIP остаётся «ухудшением» (2,26 &gt; 2,0), контраст становится «нейтрально» (13,7 % &lt; 20 %), время тоже «нейтрально» (33,7 % &lt; 40 %), энергия границ не меняется. Ответ «не принимается» сохраняется, но меняется его смысл: кадр 384 теряет и практическое преимущество по времени. При допуске ×0,5 к «ухудшениям» добавляется энергия границ.</w:t>
+        <w:t>057583a</w:t>
+      </w:r>
+      <w:r>
+        <w:rPr>
+          <w:sz w:val="24"/>
+          <w:szCs w:val="24"/>
+        </w:rPr>
+        <w:t>) и обоснован для каждой метрики (таблица 3): CLIP ±1,0 — меньше разброса между seed в демонстрационном варианте; энергия границ и контраст ±10 % — граница заметной на глаз разницы, в любую сторону, потому что черновик должен представлять чистовой кадр; время ±20 % — минимальная экономия, ради которой стоит менять размер. При удвоенном допуске (таблица 11): CLIP остаётся «ухудшением» (2,26 &gt; 2,0), контраст становится «нейтрально» (13,7 % &lt; 20 %), время тоже «нейтрально» (33,7 % &lt; 40 %), энергия границ не меняется. Ответ «не принимается» сохраняется, но меняется его смысл: кадр 384 теряет и практическое преимущество по времени. При допуске ×0,5 к «ухудшениям» добавляется энергия границ.</w:t>
       </w:r>
     </w:p>
     <w:p>
@@ -16706,7 +16221,7 @@
           <w:sz w:val="25"/>
           <w:szCs w:val="25"/>
         </w:rPr>
-        <w:t xml:space="preserve">10. Какие условия из паспорта нужно сохранить, чтобы повторить серию</w:t>
+        <w:t>10. Какие условия из паспорта нужно сохранить, чтобы повторить серию</w:t>
       </w:r>
     </w:p>
     <w:p>
@@ -16719,7 +16234,7 @@
           <w:sz w:val="24"/>
           <w:szCs w:val="24"/>
         </w:rPr>
-        <w:t xml:space="preserve">Модель и ревизию обеих моделей (</w:t>
+        <w:t>Модель и ревизию обеих моделей (</w:t>
       </w:r>
       <w:r>
         <w:rPr>
@@ -16727,7 +16242,7 @@
           <w:sz w:val="22"/>
           <w:szCs w:val="22"/>
         </w:rPr>
-        <w:t xml:space="preserve">b261bac6…</w:t>
+        <w:t>b261bac6…</w:t>
       </w:r>
       <w:r>
         <w:rPr>
@@ -16742,7 +16257,7 @@
           <w:sz w:val="22"/>
           <w:szCs w:val="22"/>
         </w:rPr>
-        <w:t xml:space="preserve">3d74acf9…</w:t>
+        <w:t>3d74acf9…</w:t>
       </w:r>
       <w:r>
         <w:rPr>
@@ -16757,7 +16272,7 @@
           <w:sz w:val="22"/>
           <w:szCs w:val="22"/>
         </w:rPr>
-        <w:t xml:space="preserve">fp16</w:t>
+        <w:t>fp16</w:t>
       </w:r>
       <w:r>
         <w:rPr>
@@ -16772,7 +16287,7 @@
           <w:sz w:val="22"/>
           <w:szCs w:val="22"/>
         </w:rPr>
-        <w:t xml:space="preserve">float16</w:t>
+        <w:t>float16</w:t>
       </w:r>
       <w:r>
         <w:rPr>
@@ -16787,14 +16302,22 @@
           <w:sz w:val="22"/>
           <w:szCs w:val="22"/>
         </w:rPr>
-        <w:t xml:space="preserve">guidance_scale = 0,0</w:t>
-      </w:r>
-      <w:r>
-        <w:rPr>
-          <w:sz w:val="24"/>
-          <w:szCs w:val="24"/>
-        </w:rPr>
-        <w:t xml:space="preserve">); seed 101…105 и генератор шума на CPU, по генератору на изображение; определения метрик и то, что CLIP считается относительно английского брифа; прогрев перед замерами; допуск и правило 2s; версии torch (с версией CUDA), diffusers и transformers; SHA-256 библиотек; модель GPU. В тех же условиях изображения совпадают бит в бит (повтор seed 101 совпал); на другой видеокарте значения могут отличаться в третьем-четвёртом знаке, а время сравнимо только как отношение B/A — это записывается в паспорт.</w:t>
+        <w:t>guidance_scale = 0,0</w:t>
+      </w:r>
+      <w:r>
+        <w:rPr>
+          <w:sz w:val="24"/>
+          <w:szCs w:val="24"/>
+        </w:rPr>
+        <w:t xml:space="preserve">); seed 101…105 и генератор шума на CPU, по генератору на изображение; определения метрик и то, что CLIP считается относительно английского брифа; прогрев перед замерами; допуск и правило 2s; версии torch (с версией CUDA), diffusers и transformers; SHA-256 </w:t>
+      </w:r>
+      <w:r>
+        <w:rPr>
+          <w:sz w:val="24"/>
+          <w:szCs w:val="24"/>
+        </w:rPr>
+        <w:lastRenderedPageBreak/>
+        <w:t>библиотек; модель GPU. В тех же условиях изображения совпадают бит в бит (повтор seed 101 совпал); на другой видеокарте значения могут отличаться в третьем-четвёртом знаке, а время сравнимо только как отношение B/A — это записывается в паспорт.</w:t>
       </w:r>
     </w:p>
     <w:sectPr>
@@ -16813,7 +16336,7 @@
     <w:nsid w:val="0BF86D21"/>
     <w:multiLevelType w:val="hybridMultilevel"/>
     <w:tmpl w:val="37344E04"/>
-    <w:lvl w:ilvl="0" w:tplc="7A404462" w:tentative="1">
+    <w:lvl w:ilvl="0" w:tplc="7A404462">
       <w:start w:val="1"/>
       <w:numFmt w:val="bullet"/>
       <w:lvlText w:val="●"/>
@@ -16985,37 +16508,37 @@
       <w:startOverride w:val="1"/>
     </w:lvlOverride>
   </w:num>
-  <w:num w:numId="7">
+  <w:num w:numId="7" w16cid:durableId="819150263">
     <w:abstractNumId w:val="0"/>
     <w:lvlOverride w:ilvl="0">
       <w:startOverride w:val="1"/>
     </w:lvlOverride>
   </w:num>
-  <w:num w:numId="8">
+  <w:num w:numId="8" w16cid:durableId="1516338989">
     <w:abstractNumId w:val="1"/>
     <w:lvlOverride w:ilvl="0">
       <w:startOverride w:val="1"/>
     </w:lvlOverride>
   </w:num>
-  <w:num w:numId="9">
+  <w:num w:numId="9" w16cid:durableId="2103795096">
     <w:abstractNumId w:val="1"/>
     <w:lvlOverride w:ilvl="0">
       <w:startOverride w:val="1"/>
     </w:lvlOverride>
   </w:num>
-  <w:num w:numId="10">
+  <w:num w:numId="10" w16cid:durableId="440998517">
     <w:abstractNumId w:val="1"/>
     <w:lvlOverride w:ilvl="0">
       <w:startOverride w:val="1"/>
     </w:lvlOverride>
   </w:num>
-  <w:num w:numId="11">
+  <w:num w:numId="11" w16cid:durableId="613562481">
     <w:abstractNumId w:val="1"/>
     <w:lvlOverride w:ilvl="0">
       <w:startOverride w:val="1"/>
     </w:lvlOverride>
   </w:num>
-  <w:num w:numId="12">
+  <w:num w:numId="12" w16cid:durableId="1228800928">
     <w:abstractNumId w:val="1"/>
     <w:lvlOverride w:ilvl="0">
       <w:startOverride w:val="1"/>
